--- a/templates/rmd-myriad-minion-reference.docx
+++ b/templates/rmd-myriad-minion-reference.docx
@@ -1,6 +1,6 @@
 
 <file path=word/document.xml><?xml version="1.0" encoding="utf-8"?>
-<w:document xmlns:wpc="http://schemas.microsoft.com/office/word/2010/wordprocessingCanvas" xmlns:cx="http://schemas.microsoft.com/office/drawing/2014/chartex" xmlns:cx1="http://schemas.microsoft.com/office/drawing/2015/9/8/chartex" xmlns:cx2="http://schemas.microsoft.com/office/drawing/2015/10/21/chartex" xmlns:cx3="http://schemas.microsoft.com/office/drawing/2016/5/9/chartex" xmlns:cx4="http://schemas.microsoft.com/office/drawing/2016/5/10/chartex" xmlns:cx5="http://schemas.microsoft.com/office/drawing/2016/5/11/chartex" xmlns:cx6="http://schemas.microsoft.com/office/drawing/2016/5/12/chartex" xmlns:cx7="http://schemas.microsoft.com/office/drawing/2016/5/13/chartex" xmlns:cx8="http://schemas.microsoft.com/office/drawing/2016/5/14/chartex" xmlns:mc="http://schemas.openxmlformats.org/markup-compatibility/2006" xmlns:aink="http://schemas.microsoft.com/office/drawing/2016/ink" xmlns:am3d="http://schemas.microsoft.com/office/drawing/2017/model3d" xmlns:o="urn:schemas-microsoft-com:office:office" xmlns:oel="http://schemas.microsoft.com/office/2019/extlst" xmlns:r="http://schemas.openxmlformats.org/officeDocument/2006/relationships" xmlns:m="http://schemas.openxmlformats.org/officeDocument/2006/math" xmlns:v="urn:schemas-microsoft-com:vml" xmlns:wp14="http://schemas.microsoft.com/office/word/2010/wordprocessingDrawing" xmlns:wp="http://schemas.openxmlformats.org/drawingml/2006/wordprocessingDrawing" xmlns:w10="urn:schemas-microsoft-com:office:word" xmlns:w="http://schemas.openxmlformats.org/wordprocessingml/2006/main" xmlns:w14="http://schemas.microsoft.com/office/word/2010/wordml" xmlns:w15="http://schemas.microsoft.com/office/word/2012/wordml" xmlns:w16cex="http://schemas.microsoft.com/office/word/2018/wordml/cex" xmlns:w16cid="http://schemas.microsoft.com/office/word/2016/wordml/cid" xmlns:w16="http://schemas.microsoft.com/office/word/2018/wordml" xmlns:w16sdtdh="http://schemas.microsoft.com/office/word/2020/wordml/sdtdatahash" xmlns:w16se="http://schemas.microsoft.com/office/word/2015/wordml/symex" xmlns:wpg="http://schemas.microsoft.com/office/word/2010/wordprocessingGroup" xmlns:wpi="http://schemas.microsoft.com/office/word/2010/wordprocessingInk" xmlns:wne="http://schemas.microsoft.com/office/word/2006/wordml" xmlns:wps="http://schemas.microsoft.com/office/word/2010/wordprocessingShape" mc:Ignorable="w14 w15 w16se w16cid w16 w16cex w16sdtdh wp14">
+<w:document xmlns:wpc="http://schemas.microsoft.com/office/word/2010/wordprocessingCanvas" xmlns:cx="http://schemas.microsoft.com/office/drawing/2014/chartex" xmlns:cx1="http://schemas.microsoft.com/office/drawing/2015/9/8/chartex" xmlns:cx2="http://schemas.microsoft.com/office/drawing/2015/10/21/chartex" xmlns:cx3="http://schemas.microsoft.com/office/drawing/2016/5/9/chartex" xmlns:cx4="http://schemas.microsoft.com/office/drawing/2016/5/10/chartex" xmlns:cx5="http://schemas.microsoft.com/office/drawing/2016/5/11/chartex" xmlns:cx6="http://schemas.microsoft.com/office/drawing/2016/5/12/chartex" xmlns:cx7="http://schemas.microsoft.com/office/drawing/2016/5/13/chartex" xmlns:cx8="http://schemas.microsoft.com/office/drawing/2016/5/14/chartex" xmlns:mc="http://schemas.openxmlformats.org/markup-compatibility/2006" xmlns:aink="http://schemas.microsoft.com/office/drawing/2016/ink" xmlns:am3d="http://schemas.microsoft.com/office/drawing/2017/model3d" xmlns:o="urn:schemas-microsoft-com:office:office" xmlns:oel="http://schemas.microsoft.com/office/2019/extlst" xmlns:r="http://schemas.openxmlformats.org/officeDocument/2006/relationships" xmlns:m="http://schemas.openxmlformats.org/officeDocument/2006/math" xmlns:v="urn:schemas-microsoft-com:vml" xmlns:wp14="http://schemas.microsoft.com/office/word/2010/wordprocessingDrawing" xmlns:wp="http://schemas.openxmlformats.org/drawingml/2006/wordprocessingDrawing" xmlns:w10="urn:schemas-microsoft-com:office:word" xmlns:w="http://schemas.openxmlformats.org/wordprocessingml/2006/main" xmlns:w14="http://schemas.microsoft.com/office/word/2010/wordml" xmlns:w15="http://schemas.microsoft.com/office/word/2012/wordml" xmlns:w16cex="http://schemas.microsoft.com/office/word/2018/wordml/cex" xmlns:w16cid="http://schemas.microsoft.com/office/word/2016/wordml/cid" xmlns:w16="http://schemas.microsoft.com/office/word/2018/wordml" xmlns:w16du="http://schemas.microsoft.com/office/word/2023/wordml/word16du" xmlns:w16sdtdh="http://schemas.microsoft.com/office/word/2020/wordml/sdtdatahash" xmlns:w16se="http://schemas.microsoft.com/office/word/2015/wordml/symex" xmlns:wpg="http://schemas.microsoft.com/office/word/2010/wordprocessingGroup" xmlns:wpi="http://schemas.microsoft.com/office/word/2010/wordprocessingInk" xmlns:wne="http://schemas.microsoft.com/office/word/2006/wordml" xmlns:wps="http://schemas.microsoft.com/office/word/2010/wordprocessingShape" mc:Ignorable="w14 w15 w16se w16cid w16 w16cex w16sdtdh wp14">
   <w:body>
     <w:p>
       <w:pPr>
@@ -137,6 +137,7 @@
         <w:pStyle w:val="FirstParagraph"/>
       </w:pPr>
       <w:r>
+        <w:lastRenderedPageBreak/>
         <w:t xml:space="preserve"> First Paragraph. </w:t>
       </w:r>
     </w:p>
@@ -151,10 +152,21 @@
         <w:rPr>
           <w:rStyle w:val="VerbatimChar"/>
         </w:rPr>
-        <w:t xml:space="preserve"> Verbatim Char </w:t>
-      </w:r>
-      <w:r>
-        <w:t xml:space="preserve"> .    </w:t>
+        <w:t xml:space="preserve"> Verbatim </w:t>
+      </w:r>
+      <w:proofErr w:type="gramStart"/>
+      <w:r>
+        <w:rPr>
+          <w:rStyle w:val="VerbatimChar"/>
+        </w:rPr>
+        <w:t xml:space="preserve">Char </w:t>
+      </w:r>
+      <w:r>
+        <w:t xml:space="preserve"> .</w:t>
+      </w:r>
+      <w:proofErr w:type="gramEnd"/>
+      <w:r>
+        <w:t xml:space="preserve">    </w:t>
       </w:r>
       <w:hyperlink r:id="rId7">
         <w:r>
@@ -193,7 +205,14 @@
         <w:rPr>
           <w:rStyle w:val="VerbatimChar"/>
         </w:rPr>
-        <w:t xml:space="preserve"> Char.</w:t>
+        <w:t xml:space="preserve"> </w:t>
+      </w:r>
+      <w:proofErr w:type="gramStart"/>
+      <w:r>
+        <w:rPr>
+          <w:rStyle w:val="VerbatimChar"/>
+        </w:rPr>
+        <w:t>Char.</w:t>
       </w:r>
       <w:r>
         <w:rPr>
@@ -201,6 +220,7 @@
         </w:rPr>
         <w:t>.</w:t>
       </w:r>
+      <w:proofErr w:type="gramEnd"/>
     </w:p>
     <w:p>
       <w:pPr>
@@ -343,6 +363,12 @@
       </w:r>
     </w:p>
     <w:sectPr>
+      <w:headerReference w:type="even" r:id="rId8"/>
+      <w:headerReference w:type="default" r:id="rId9"/>
+      <w:footerReference w:type="even" r:id="rId10"/>
+      <w:footerReference w:type="default" r:id="rId11"/>
+      <w:headerReference w:type="first" r:id="rId12"/>
+      <w:footerReference w:type="first" r:id="rId13"/>
       <w:pgSz w:w="12240" w:h="15840"/>
       <w:pgMar w:top="2160" w:right="2016" w:bottom="1728" w:left="2016" w:header="720" w:footer="720" w:gutter="288"/>
       <w:cols w:space="720"/>
@@ -353,7 +379,7 @@
 </file>
 
 <file path=word/endnotes.xml><?xml version="1.0" encoding="utf-8"?>
-<w:endnotes xmlns:wpc="http://schemas.microsoft.com/office/word/2010/wordprocessingCanvas" xmlns:cx="http://schemas.microsoft.com/office/drawing/2014/chartex" xmlns:cx1="http://schemas.microsoft.com/office/drawing/2015/9/8/chartex" xmlns:cx2="http://schemas.microsoft.com/office/drawing/2015/10/21/chartex" xmlns:cx3="http://schemas.microsoft.com/office/drawing/2016/5/9/chartex" xmlns:cx4="http://schemas.microsoft.com/office/drawing/2016/5/10/chartex" xmlns:cx5="http://schemas.microsoft.com/office/drawing/2016/5/11/chartex" xmlns:cx6="http://schemas.microsoft.com/office/drawing/2016/5/12/chartex" xmlns:cx7="http://schemas.microsoft.com/office/drawing/2016/5/13/chartex" xmlns:cx8="http://schemas.microsoft.com/office/drawing/2016/5/14/chartex" xmlns:mc="http://schemas.openxmlformats.org/markup-compatibility/2006" xmlns:aink="http://schemas.microsoft.com/office/drawing/2016/ink" xmlns:am3d="http://schemas.microsoft.com/office/drawing/2017/model3d" xmlns:o="urn:schemas-microsoft-com:office:office" xmlns:oel="http://schemas.microsoft.com/office/2019/extlst" xmlns:r="http://schemas.openxmlformats.org/officeDocument/2006/relationships" xmlns:m="http://schemas.openxmlformats.org/officeDocument/2006/math" xmlns:v="urn:schemas-microsoft-com:vml" xmlns:wp14="http://schemas.microsoft.com/office/word/2010/wordprocessingDrawing" xmlns:wp="http://schemas.openxmlformats.org/drawingml/2006/wordprocessingDrawing" xmlns:w10="urn:schemas-microsoft-com:office:word" xmlns:w="http://schemas.openxmlformats.org/wordprocessingml/2006/main" xmlns:w14="http://schemas.microsoft.com/office/word/2010/wordml" xmlns:w15="http://schemas.microsoft.com/office/word/2012/wordml" xmlns:w16cex="http://schemas.microsoft.com/office/word/2018/wordml/cex" xmlns:w16cid="http://schemas.microsoft.com/office/word/2016/wordml/cid" xmlns:w16="http://schemas.microsoft.com/office/word/2018/wordml" xmlns:w16sdtdh="http://schemas.microsoft.com/office/word/2020/wordml/sdtdatahash" xmlns:w16se="http://schemas.microsoft.com/office/word/2015/wordml/symex" xmlns:wpg="http://schemas.microsoft.com/office/word/2010/wordprocessingGroup" xmlns:wpi="http://schemas.microsoft.com/office/word/2010/wordprocessingInk" xmlns:wne="http://schemas.microsoft.com/office/word/2006/wordml" xmlns:wps="http://schemas.microsoft.com/office/word/2010/wordprocessingShape" mc:Ignorable="w14 w15 w16se w16cid w16 w16cex w16sdtdh wp14">
+<w:endnotes xmlns:wpc="http://schemas.microsoft.com/office/word/2010/wordprocessingCanvas" xmlns:cx="http://schemas.microsoft.com/office/drawing/2014/chartex" xmlns:cx1="http://schemas.microsoft.com/office/drawing/2015/9/8/chartex" xmlns:cx2="http://schemas.microsoft.com/office/drawing/2015/10/21/chartex" xmlns:cx3="http://schemas.microsoft.com/office/drawing/2016/5/9/chartex" xmlns:cx4="http://schemas.microsoft.com/office/drawing/2016/5/10/chartex" xmlns:cx5="http://schemas.microsoft.com/office/drawing/2016/5/11/chartex" xmlns:cx6="http://schemas.microsoft.com/office/drawing/2016/5/12/chartex" xmlns:cx7="http://schemas.microsoft.com/office/drawing/2016/5/13/chartex" xmlns:cx8="http://schemas.microsoft.com/office/drawing/2016/5/14/chartex" xmlns:mc="http://schemas.openxmlformats.org/markup-compatibility/2006" xmlns:aink="http://schemas.microsoft.com/office/drawing/2016/ink" xmlns:am3d="http://schemas.microsoft.com/office/drawing/2017/model3d" xmlns:o="urn:schemas-microsoft-com:office:office" xmlns:oel="http://schemas.microsoft.com/office/2019/extlst" xmlns:r="http://schemas.openxmlformats.org/officeDocument/2006/relationships" xmlns:m="http://schemas.openxmlformats.org/officeDocument/2006/math" xmlns:v="urn:schemas-microsoft-com:vml" xmlns:wp14="http://schemas.microsoft.com/office/word/2010/wordprocessingDrawing" xmlns:wp="http://schemas.openxmlformats.org/drawingml/2006/wordprocessingDrawing" xmlns:w10="urn:schemas-microsoft-com:office:word" xmlns:w="http://schemas.openxmlformats.org/wordprocessingml/2006/main" xmlns:w14="http://schemas.microsoft.com/office/word/2010/wordml" xmlns:w15="http://schemas.microsoft.com/office/word/2012/wordml" xmlns:w16cex="http://schemas.microsoft.com/office/word/2018/wordml/cex" xmlns:w16cid="http://schemas.microsoft.com/office/word/2016/wordml/cid" xmlns:w16="http://schemas.microsoft.com/office/word/2018/wordml" xmlns:w16du="http://schemas.microsoft.com/office/word/2023/wordml/word16du" xmlns:w16sdtdh="http://schemas.microsoft.com/office/word/2020/wordml/sdtdatahash" xmlns:w16se="http://schemas.microsoft.com/office/word/2015/wordml/symex" xmlns:wpg="http://schemas.microsoft.com/office/word/2010/wordprocessingGroup" xmlns:wpi="http://schemas.microsoft.com/office/word/2010/wordprocessingInk" xmlns:wne="http://schemas.microsoft.com/office/word/2006/wordml" xmlns:wps="http://schemas.microsoft.com/office/word/2010/wordprocessingShape" mc:Ignorable="w14 w15 w16se w16cid w16 w16cex w16sdtdh wp14">
   <w:endnote w:type="separator" w:id="-1">
     <w:p>
       <w:pPr>
@@ -377,8 +403,38 @@
 </w:endnotes>
 </file>
 
+<file path=word/footer1.xml><?xml version="1.0" encoding="utf-8"?>
+<w:ftr xmlns:wpc="http://schemas.microsoft.com/office/word/2010/wordprocessingCanvas" xmlns:cx="http://schemas.microsoft.com/office/drawing/2014/chartex" xmlns:cx1="http://schemas.microsoft.com/office/drawing/2015/9/8/chartex" xmlns:cx2="http://schemas.microsoft.com/office/drawing/2015/10/21/chartex" xmlns:cx3="http://schemas.microsoft.com/office/drawing/2016/5/9/chartex" xmlns:cx4="http://schemas.microsoft.com/office/drawing/2016/5/10/chartex" xmlns:cx5="http://schemas.microsoft.com/office/drawing/2016/5/11/chartex" xmlns:cx6="http://schemas.microsoft.com/office/drawing/2016/5/12/chartex" xmlns:cx7="http://schemas.microsoft.com/office/drawing/2016/5/13/chartex" xmlns:cx8="http://schemas.microsoft.com/office/drawing/2016/5/14/chartex" xmlns:mc="http://schemas.openxmlformats.org/markup-compatibility/2006" xmlns:aink="http://schemas.microsoft.com/office/drawing/2016/ink" xmlns:am3d="http://schemas.microsoft.com/office/drawing/2017/model3d" xmlns:o="urn:schemas-microsoft-com:office:office" xmlns:oel="http://schemas.microsoft.com/office/2019/extlst" xmlns:r="http://schemas.openxmlformats.org/officeDocument/2006/relationships" xmlns:m="http://schemas.openxmlformats.org/officeDocument/2006/math" xmlns:v="urn:schemas-microsoft-com:vml" xmlns:wp14="http://schemas.microsoft.com/office/word/2010/wordprocessingDrawing" xmlns:wp="http://schemas.openxmlformats.org/drawingml/2006/wordprocessingDrawing" xmlns:w10="urn:schemas-microsoft-com:office:word" xmlns:w="http://schemas.openxmlformats.org/wordprocessingml/2006/main" xmlns:w14="http://schemas.microsoft.com/office/word/2010/wordml" xmlns:w15="http://schemas.microsoft.com/office/word/2012/wordml" xmlns:w16cex="http://schemas.microsoft.com/office/word/2018/wordml/cex" xmlns:w16cid="http://schemas.microsoft.com/office/word/2016/wordml/cid" xmlns:w16="http://schemas.microsoft.com/office/word/2018/wordml" xmlns:w16du="http://schemas.microsoft.com/office/word/2023/wordml/word16du" xmlns:w16sdtdh="http://schemas.microsoft.com/office/word/2020/wordml/sdtdatahash" xmlns:w16se="http://schemas.microsoft.com/office/word/2015/wordml/symex" xmlns:wpg="http://schemas.microsoft.com/office/word/2010/wordprocessingGroup" xmlns:wpi="http://schemas.microsoft.com/office/word/2010/wordprocessingInk" xmlns:wne="http://schemas.microsoft.com/office/word/2006/wordml" xmlns:wps="http://schemas.microsoft.com/office/word/2010/wordprocessingShape" mc:Ignorable="w14 w15 w16se w16cid w16 w16cex w16sdtdh wp14">
+  <w:p>
+    <w:pPr>
+      <w:pStyle w:val="Footer"/>
+    </w:pPr>
+  </w:p>
+</w:ftr>
+</file>
+
+<file path=word/footer2.xml><?xml version="1.0" encoding="utf-8"?>
+<w:ftr xmlns:wpc="http://schemas.microsoft.com/office/word/2010/wordprocessingCanvas" xmlns:cx="http://schemas.microsoft.com/office/drawing/2014/chartex" xmlns:cx1="http://schemas.microsoft.com/office/drawing/2015/9/8/chartex" xmlns:cx2="http://schemas.microsoft.com/office/drawing/2015/10/21/chartex" xmlns:cx3="http://schemas.microsoft.com/office/drawing/2016/5/9/chartex" xmlns:cx4="http://schemas.microsoft.com/office/drawing/2016/5/10/chartex" xmlns:cx5="http://schemas.microsoft.com/office/drawing/2016/5/11/chartex" xmlns:cx6="http://schemas.microsoft.com/office/drawing/2016/5/12/chartex" xmlns:cx7="http://schemas.microsoft.com/office/drawing/2016/5/13/chartex" xmlns:cx8="http://schemas.microsoft.com/office/drawing/2016/5/14/chartex" xmlns:mc="http://schemas.openxmlformats.org/markup-compatibility/2006" xmlns:aink="http://schemas.microsoft.com/office/drawing/2016/ink" xmlns:am3d="http://schemas.microsoft.com/office/drawing/2017/model3d" xmlns:o="urn:schemas-microsoft-com:office:office" xmlns:oel="http://schemas.microsoft.com/office/2019/extlst" xmlns:r="http://schemas.openxmlformats.org/officeDocument/2006/relationships" xmlns:m="http://schemas.openxmlformats.org/officeDocument/2006/math" xmlns:v="urn:schemas-microsoft-com:vml" xmlns:wp14="http://schemas.microsoft.com/office/word/2010/wordprocessingDrawing" xmlns:wp="http://schemas.openxmlformats.org/drawingml/2006/wordprocessingDrawing" xmlns:w10="urn:schemas-microsoft-com:office:word" xmlns:w="http://schemas.openxmlformats.org/wordprocessingml/2006/main" xmlns:w14="http://schemas.microsoft.com/office/word/2010/wordml" xmlns:w15="http://schemas.microsoft.com/office/word/2012/wordml" xmlns:w16cex="http://schemas.microsoft.com/office/word/2018/wordml/cex" xmlns:w16cid="http://schemas.microsoft.com/office/word/2016/wordml/cid" xmlns:w16="http://schemas.microsoft.com/office/word/2018/wordml" xmlns:w16du="http://schemas.microsoft.com/office/word/2023/wordml/word16du" xmlns:w16sdtdh="http://schemas.microsoft.com/office/word/2020/wordml/sdtdatahash" xmlns:w16se="http://schemas.microsoft.com/office/word/2015/wordml/symex" xmlns:wpg="http://schemas.microsoft.com/office/word/2010/wordprocessingGroup" xmlns:wpi="http://schemas.microsoft.com/office/word/2010/wordprocessingInk" xmlns:wne="http://schemas.microsoft.com/office/word/2006/wordml" xmlns:wps="http://schemas.microsoft.com/office/word/2010/wordprocessingShape" mc:Ignorable="w14 w15 w16se w16cid w16 w16cex w16sdtdh wp14">
+  <w:p>
+    <w:pPr>
+      <w:pStyle w:val="Footer"/>
+    </w:pPr>
+  </w:p>
+</w:ftr>
+</file>
+
+<file path=word/footer3.xml><?xml version="1.0" encoding="utf-8"?>
+<w:ftr xmlns:wpc="http://schemas.microsoft.com/office/word/2010/wordprocessingCanvas" xmlns:cx="http://schemas.microsoft.com/office/drawing/2014/chartex" xmlns:cx1="http://schemas.microsoft.com/office/drawing/2015/9/8/chartex" xmlns:cx2="http://schemas.microsoft.com/office/drawing/2015/10/21/chartex" xmlns:cx3="http://schemas.microsoft.com/office/drawing/2016/5/9/chartex" xmlns:cx4="http://schemas.microsoft.com/office/drawing/2016/5/10/chartex" xmlns:cx5="http://schemas.microsoft.com/office/drawing/2016/5/11/chartex" xmlns:cx6="http://schemas.microsoft.com/office/drawing/2016/5/12/chartex" xmlns:cx7="http://schemas.microsoft.com/office/drawing/2016/5/13/chartex" xmlns:cx8="http://schemas.microsoft.com/office/drawing/2016/5/14/chartex" xmlns:mc="http://schemas.openxmlformats.org/markup-compatibility/2006" xmlns:aink="http://schemas.microsoft.com/office/drawing/2016/ink" xmlns:am3d="http://schemas.microsoft.com/office/drawing/2017/model3d" xmlns:o="urn:schemas-microsoft-com:office:office" xmlns:oel="http://schemas.microsoft.com/office/2019/extlst" xmlns:r="http://schemas.openxmlformats.org/officeDocument/2006/relationships" xmlns:m="http://schemas.openxmlformats.org/officeDocument/2006/math" xmlns:v="urn:schemas-microsoft-com:vml" xmlns:wp14="http://schemas.microsoft.com/office/word/2010/wordprocessingDrawing" xmlns:wp="http://schemas.openxmlformats.org/drawingml/2006/wordprocessingDrawing" xmlns:w10="urn:schemas-microsoft-com:office:word" xmlns:w="http://schemas.openxmlformats.org/wordprocessingml/2006/main" xmlns:w14="http://schemas.microsoft.com/office/word/2010/wordml" xmlns:w15="http://schemas.microsoft.com/office/word/2012/wordml" xmlns:w16cex="http://schemas.microsoft.com/office/word/2018/wordml/cex" xmlns:w16cid="http://schemas.microsoft.com/office/word/2016/wordml/cid" xmlns:w16="http://schemas.microsoft.com/office/word/2018/wordml" xmlns:w16du="http://schemas.microsoft.com/office/word/2023/wordml/word16du" xmlns:w16sdtdh="http://schemas.microsoft.com/office/word/2020/wordml/sdtdatahash" xmlns:w16se="http://schemas.microsoft.com/office/word/2015/wordml/symex" xmlns:wpg="http://schemas.microsoft.com/office/word/2010/wordprocessingGroup" xmlns:wpi="http://schemas.microsoft.com/office/word/2010/wordprocessingInk" xmlns:wne="http://schemas.microsoft.com/office/word/2006/wordml" xmlns:wps="http://schemas.microsoft.com/office/word/2010/wordprocessingShape" mc:Ignorable="w14 w15 w16se w16cid w16 w16cex w16sdtdh wp14">
+  <w:p>
+    <w:pPr>
+      <w:pStyle w:val="Footer"/>
+    </w:pPr>
+  </w:p>
+</w:ftr>
+</file>
+
 <file path=word/footnotes.xml><?xml version="1.0" encoding="utf-8"?>
-<w:footnotes xmlns:wpc="http://schemas.microsoft.com/office/word/2010/wordprocessingCanvas" xmlns:cx="http://schemas.microsoft.com/office/drawing/2014/chartex" xmlns:cx1="http://schemas.microsoft.com/office/drawing/2015/9/8/chartex" xmlns:cx2="http://schemas.microsoft.com/office/drawing/2015/10/21/chartex" xmlns:cx3="http://schemas.microsoft.com/office/drawing/2016/5/9/chartex" xmlns:cx4="http://schemas.microsoft.com/office/drawing/2016/5/10/chartex" xmlns:cx5="http://schemas.microsoft.com/office/drawing/2016/5/11/chartex" xmlns:cx6="http://schemas.microsoft.com/office/drawing/2016/5/12/chartex" xmlns:cx7="http://schemas.microsoft.com/office/drawing/2016/5/13/chartex" xmlns:cx8="http://schemas.microsoft.com/office/drawing/2016/5/14/chartex" xmlns:mc="http://schemas.openxmlformats.org/markup-compatibility/2006" xmlns:aink="http://schemas.microsoft.com/office/drawing/2016/ink" xmlns:am3d="http://schemas.microsoft.com/office/drawing/2017/model3d" xmlns:o="urn:schemas-microsoft-com:office:office" xmlns:oel="http://schemas.microsoft.com/office/2019/extlst" xmlns:r="http://schemas.openxmlformats.org/officeDocument/2006/relationships" xmlns:m="http://schemas.openxmlformats.org/officeDocument/2006/math" xmlns:v="urn:schemas-microsoft-com:vml" xmlns:wp14="http://schemas.microsoft.com/office/word/2010/wordprocessingDrawing" xmlns:wp="http://schemas.openxmlformats.org/drawingml/2006/wordprocessingDrawing" xmlns:w10="urn:schemas-microsoft-com:office:word" xmlns:w="http://schemas.openxmlformats.org/wordprocessingml/2006/main" xmlns:w14="http://schemas.microsoft.com/office/word/2010/wordml" xmlns:w15="http://schemas.microsoft.com/office/word/2012/wordml" xmlns:w16cex="http://schemas.microsoft.com/office/word/2018/wordml/cex" xmlns:w16cid="http://schemas.microsoft.com/office/word/2016/wordml/cid" xmlns:w16="http://schemas.microsoft.com/office/word/2018/wordml" xmlns:w16sdtdh="http://schemas.microsoft.com/office/word/2020/wordml/sdtdatahash" xmlns:w16se="http://schemas.microsoft.com/office/word/2015/wordml/symex" xmlns:wpg="http://schemas.microsoft.com/office/word/2010/wordprocessingGroup" xmlns:wpi="http://schemas.microsoft.com/office/word/2010/wordprocessingInk" xmlns:wne="http://schemas.microsoft.com/office/word/2006/wordml" xmlns:wps="http://schemas.microsoft.com/office/word/2010/wordprocessingShape" mc:Ignorable="w14 w15 w16se w16cid w16 w16cex w16sdtdh wp14">
+<w:footnotes xmlns:wpc="http://schemas.microsoft.com/office/word/2010/wordprocessingCanvas" xmlns:cx="http://schemas.microsoft.com/office/drawing/2014/chartex" xmlns:cx1="http://schemas.microsoft.com/office/drawing/2015/9/8/chartex" xmlns:cx2="http://schemas.microsoft.com/office/drawing/2015/10/21/chartex" xmlns:cx3="http://schemas.microsoft.com/office/drawing/2016/5/9/chartex" xmlns:cx4="http://schemas.microsoft.com/office/drawing/2016/5/10/chartex" xmlns:cx5="http://schemas.microsoft.com/office/drawing/2016/5/11/chartex" xmlns:cx6="http://schemas.microsoft.com/office/drawing/2016/5/12/chartex" xmlns:cx7="http://schemas.microsoft.com/office/drawing/2016/5/13/chartex" xmlns:cx8="http://schemas.microsoft.com/office/drawing/2016/5/14/chartex" xmlns:mc="http://schemas.openxmlformats.org/markup-compatibility/2006" xmlns:aink="http://schemas.microsoft.com/office/drawing/2016/ink" xmlns:am3d="http://schemas.microsoft.com/office/drawing/2017/model3d" xmlns:o="urn:schemas-microsoft-com:office:office" xmlns:oel="http://schemas.microsoft.com/office/2019/extlst" xmlns:r="http://schemas.openxmlformats.org/officeDocument/2006/relationships" xmlns:m="http://schemas.openxmlformats.org/officeDocument/2006/math" xmlns:v="urn:schemas-microsoft-com:vml" xmlns:wp14="http://schemas.microsoft.com/office/word/2010/wordprocessingDrawing" xmlns:wp="http://schemas.openxmlformats.org/drawingml/2006/wordprocessingDrawing" xmlns:w10="urn:schemas-microsoft-com:office:word" xmlns:w="http://schemas.openxmlformats.org/wordprocessingml/2006/main" xmlns:w14="http://schemas.microsoft.com/office/word/2010/wordml" xmlns:w15="http://schemas.microsoft.com/office/word/2012/wordml" xmlns:w16cex="http://schemas.microsoft.com/office/word/2018/wordml/cex" xmlns:w16cid="http://schemas.microsoft.com/office/word/2016/wordml/cid" xmlns:w16="http://schemas.microsoft.com/office/word/2018/wordml" xmlns:w16du="http://schemas.microsoft.com/office/word/2023/wordml/word16du" xmlns:w16sdtdh="http://schemas.microsoft.com/office/word/2020/wordml/sdtdatahash" xmlns:w16se="http://schemas.microsoft.com/office/word/2015/wordml/symex" xmlns:wpg="http://schemas.microsoft.com/office/word/2010/wordprocessingGroup" xmlns:wpi="http://schemas.microsoft.com/office/word/2010/wordprocessingInk" xmlns:wne="http://schemas.microsoft.com/office/word/2006/wordml" xmlns:wps="http://schemas.microsoft.com/office/word/2010/wordprocessingShape" mc:Ignorable="w14 w15 w16se w16cid w16 w16cex w16sdtdh wp14">
   <w:footnote w:type="separator" w:id="-1">
     <w:p>
       <w:r>
@@ -412,8 +468,125 @@
 </w:footnotes>
 </file>
 
+<file path=word/header1.xml><?xml version="1.0" encoding="utf-8"?>
+<w:hdr xmlns:wpc="http://schemas.microsoft.com/office/word/2010/wordprocessingCanvas" xmlns:cx="http://schemas.microsoft.com/office/drawing/2014/chartex" xmlns:cx1="http://schemas.microsoft.com/office/drawing/2015/9/8/chartex" xmlns:cx2="http://schemas.microsoft.com/office/drawing/2015/10/21/chartex" xmlns:cx3="http://schemas.microsoft.com/office/drawing/2016/5/9/chartex" xmlns:cx4="http://schemas.microsoft.com/office/drawing/2016/5/10/chartex" xmlns:cx5="http://schemas.microsoft.com/office/drawing/2016/5/11/chartex" xmlns:cx6="http://schemas.microsoft.com/office/drawing/2016/5/12/chartex" xmlns:cx7="http://schemas.microsoft.com/office/drawing/2016/5/13/chartex" xmlns:cx8="http://schemas.microsoft.com/office/drawing/2016/5/14/chartex" xmlns:mc="http://schemas.openxmlformats.org/markup-compatibility/2006" xmlns:aink="http://schemas.microsoft.com/office/drawing/2016/ink" xmlns:am3d="http://schemas.microsoft.com/office/drawing/2017/model3d" xmlns:o="urn:schemas-microsoft-com:office:office" xmlns:oel="http://schemas.microsoft.com/office/2019/extlst" xmlns:r="http://schemas.openxmlformats.org/officeDocument/2006/relationships" xmlns:m="http://schemas.openxmlformats.org/officeDocument/2006/math" xmlns:v="urn:schemas-microsoft-com:vml" xmlns:wp14="http://schemas.microsoft.com/office/word/2010/wordprocessingDrawing" xmlns:wp="http://schemas.openxmlformats.org/drawingml/2006/wordprocessingDrawing" xmlns:w10="urn:schemas-microsoft-com:office:word" xmlns:w="http://schemas.openxmlformats.org/wordprocessingml/2006/main" xmlns:w14="http://schemas.microsoft.com/office/word/2010/wordml" xmlns:w15="http://schemas.microsoft.com/office/word/2012/wordml" xmlns:w16cex="http://schemas.microsoft.com/office/word/2018/wordml/cex" xmlns:w16cid="http://schemas.microsoft.com/office/word/2016/wordml/cid" xmlns:w16="http://schemas.microsoft.com/office/word/2018/wordml" xmlns:w16du="http://schemas.microsoft.com/office/word/2023/wordml/word16du" xmlns:w16sdtdh="http://schemas.microsoft.com/office/word/2020/wordml/sdtdatahash" xmlns:w16se="http://schemas.microsoft.com/office/word/2015/wordml/symex" xmlns:wpg="http://schemas.microsoft.com/office/word/2010/wordprocessingGroup" xmlns:wpi="http://schemas.microsoft.com/office/word/2010/wordprocessingInk" xmlns:wne="http://schemas.microsoft.com/office/word/2006/wordml" xmlns:wps="http://schemas.microsoft.com/office/word/2010/wordprocessingShape" mc:Ignorable="w14 w15 w16se w16cid w16 w16cex w16sdtdh wp14">
+  <w:p>
+    <w:pPr>
+      <w:pStyle w:val="Header"/>
+    </w:pPr>
+    <w:r>
+      <w:rPr>
+        <w:noProof/>
+      </w:rPr>
+      <w:pict w14:anchorId="48EE3776">
+        <v:shapetype id="_x0000_t75" coordsize="21600,21600" o:spt="75" o:preferrelative="t" path="m@4@5l@4@11@9@11@9@5xe" filled="f" stroked="f">
+          <v:stroke joinstyle="miter"/>
+          <v:formulas>
+            <v:f eqn="if lineDrawn pixelLineWidth 0"/>
+            <v:f eqn="sum @0 1 0"/>
+            <v:f eqn="sum 0 0 @1"/>
+            <v:f eqn="prod @2 1 2"/>
+            <v:f eqn="prod @3 21600 pixelWidth"/>
+            <v:f eqn="prod @3 21600 pixelHeight"/>
+            <v:f eqn="sum @0 0 1"/>
+            <v:f eqn="prod @6 1 2"/>
+            <v:f eqn="prod @7 21600 pixelWidth"/>
+            <v:f eqn="sum @8 21600 0"/>
+            <v:f eqn="prod @7 21600 pixelHeight"/>
+            <v:f eqn="sum @10 21600 0"/>
+          </v:formulas>
+          <v:path o:extrusionok="f" gradientshapeok="t" o:connecttype="rect"/>
+          <o:lock v:ext="edit" aspectratio="t"/>
+        </v:shapetype>
+        <v:shape id="WordPictureWatermark505636717" o:spid="_x0000_s1027" type="#_x0000_t75" alt="" style="position:absolute;margin-left:0;margin-top:0;width:394.55pt;height:263pt;z-index:-251653120;mso-wrap-edited:f;mso-width-percent:0;mso-height-percent:0;mso-position-horizontal:center;mso-position-horizontal-relative:margin;mso-position-vertical:center;mso-position-vertical-relative:margin;mso-width-percent:0;mso-height-percent:0" o:allowincell="f">
+          <v:imagedata r:id="rId1" o:title="grant-lemons-jTCLppdwSEc-unsplash"/>
+        </v:shape>
+      </w:pict>
+    </w:r>
+  </w:p>
+</w:hdr>
+</file>
+
+<file path=word/header2.xml><?xml version="1.0" encoding="utf-8"?>
+<w:hdr xmlns:wpc="http://schemas.microsoft.com/office/word/2010/wordprocessingCanvas" xmlns:cx="http://schemas.microsoft.com/office/drawing/2014/chartex" xmlns:cx1="http://schemas.microsoft.com/office/drawing/2015/9/8/chartex" xmlns:cx2="http://schemas.microsoft.com/office/drawing/2015/10/21/chartex" xmlns:cx3="http://schemas.microsoft.com/office/drawing/2016/5/9/chartex" xmlns:cx4="http://schemas.microsoft.com/office/drawing/2016/5/10/chartex" xmlns:cx5="http://schemas.microsoft.com/office/drawing/2016/5/11/chartex" xmlns:cx6="http://schemas.microsoft.com/office/drawing/2016/5/12/chartex" xmlns:cx7="http://schemas.microsoft.com/office/drawing/2016/5/13/chartex" xmlns:cx8="http://schemas.microsoft.com/office/drawing/2016/5/14/chartex" xmlns:mc="http://schemas.openxmlformats.org/markup-compatibility/2006" xmlns:aink="http://schemas.microsoft.com/office/drawing/2016/ink" xmlns:am3d="http://schemas.microsoft.com/office/drawing/2017/model3d" xmlns:o="urn:schemas-microsoft-com:office:office" xmlns:oel="http://schemas.microsoft.com/office/2019/extlst" xmlns:r="http://schemas.openxmlformats.org/officeDocument/2006/relationships" xmlns:m="http://schemas.openxmlformats.org/officeDocument/2006/math" xmlns:v="urn:schemas-microsoft-com:vml" xmlns:wp14="http://schemas.microsoft.com/office/word/2010/wordprocessingDrawing" xmlns:wp="http://schemas.openxmlformats.org/drawingml/2006/wordprocessingDrawing" xmlns:w10="urn:schemas-microsoft-com:office:word" xmlns:w="http://schemas.openxmlformats.org/wordprocessingml/2006/main" xmlns:w14="http://schemas.microsoft.com/office/word/2010/wordml" xmlns:w15="http://schemas.microsoft.com/office/word/2012/wordml" xmlns:w16cex="http://schemas.microsoft.com/office/word/2018/wordml/cex" xmlns:w16cid="http://schemas.microsoft.com/office/word/2016/wordml/cid" xmlns:w16="http://schemas.microsoft.com/office/word/2018/wordml" xmlns:w16du="http://schemas.microsoft.com/office/word/2023/wordml/word16du" xmlns:w16sdtdh="http://schemas.microsoft.com/office/word/2020/wordml/sdtdatahash" xmlns:w16se="http://schemas.microsoft.com/office/word/2015/wordml/symex" xmlns:wpg="http://schemas.microsoft.com/office/word/2010/wordprocessingGroup" xmlns:wpi="http://schemas.microsoft.com/office/word/2010/wordprocessingInk" xmlns:wne="http://schemas.microsoft.com/office/word/2006/wordml" xmlns:wps="http://schemas.microsoft.com/office/word/2010/wordprocessingShape" mc:Ignorable="w14 w15 w16se w16cid w16 w16cex w16sdtdh wp14">
+  <w:p>
+    <w:pPr>
+      <w:pStyle w:val="Header"/>
+    </w:pPr>
+    <w:r>
+      <w:rPr>
+        <w:noProof/>
+      </w:rPr>
+      <w:pict w14:anchorId="73D2D677">
+        <v:shapetype id="_x0000_t75" coordsize="21600,21600" o:spt="75" o:preferrelative="t" path="m@4@5l@4@11@9@11@9@5xe" filled="f" stroked="f">
+          <v:stroke joinstyle="miter"/>
+          <v:formulas>
+            <v:f eqn="if lineDrawn pixelLineWidth 0"/>
+            <v:f eqn="sum @0 1 0"/>
+            <v:f eqn="sum 0 0 @1"/>
+            <v:f eqn="prod @2 1 2"/>
+            <v:f eqn="prod @3 21600 pixelWidth"/>
+            <v:f eqn="prod @3 21600 pixelHeight"/>
+            <v:f eqn="sum @0 0 1"/>
+            <v:f eqn="prod @6 1 2"/>
+            <v:f eqn="prod @7 21600 pixelWidth"/>
+            <v:f eqn="sum @8 21600 0"/>
+            <v:f eqn="prod @7 21600 pixelHeight"/>
+            <v:f eqn="sum @10 21600 0"/>
+          </v:formulas>
+          <v:path o:extrusionok="f" gradientshapeok="t" o:connecttype="rect"/>
+          <o:lock v:ext="edit" aspectratio="t"/>
+        </v:shapetype>
+        <v:shape id="WordPictureWatermark505636718" o:spid="_x0000_s1026" type="#_x0000_t75" alt="" style="position:absolute;margin-left:0;margin-top:0;width:394.55pt;height:263pt;z-index:-251650048;mso-wrap-edited:f;mso-width-percent:0;mso-height-percent:0;mso-position-horizontal:center;mso-position-horizontal-relative:margin;mso-position-vertical:center;mso-position-vertical-relative:margin;mso-width-percent:0;mso-height-percent:0" o:allowincell="f">
+          <v:imagedata r:id="rId1" o:title="grant-lemons-jTCLppdwSEc-unsplash"/>
+        </v:shape>
+      </w:pict>
+    </w:r>
+  </w:p>
+</w:hdr>
+</file>
+
+<file path=word/header3.xml><?xml version="1.0" encoding="utf-8"?>
+<w:hdr xmlns:wpc="http://schemas.microsoft.com/office/word/2010/wordprocessingCanvas" xmlns:cx="http://schemas.microsoft.com/office/drawing/2014/chartex" xmlns:cx1="http://schemas.microsoft.com/office/drawing/2015/9/8/chartex" xmlns:cx2="http://schemas.microsoft.com/office/drawing/2015/10/21/chartex" xmlns:cx3="http://schemas.microsoft.com/office/drawing/2016/5/9/chartex" xmlns:cx4="http://schemas.microsoft.com/office/drawing/2016/5/10/chartex" xmlns:cx5="http://schemas.microsoft.com/office/drawing/2016/5/11/chartex" xmlns:cx6="http://schemas.microsoft.com/office/drawing/2016/5/12/chartex" xmlns:cx7="http://schemas.microsoft.com/office/drawing/2016/5/13/chartex" xmlns:cx8="http://schemas.microsoft.com/office/drawing/2016/5/14/chartex" xmlns:mc="http://schemas.openxmlformats.org/markup-compatibility/2006" xmlns:aink="http://schemas.microsoft.com/office/drawing/2016/ink" xmlns:am3d="http://schemas.microsoft.com/office/drawing/2017/model3d" xmlns:o="urn:schemas-microsoft-com:office:office" xmlns:oel="http://schemas.microsoft.com/office/2019/extlst" xmlns:r="http://schemas.openxmlformats.org/officeDocument/2006/relationships" xmlns:m="http://schemas.openxmlformats.org/officeDocument/2006/math" xmlns:v="urn:schemas-microsoft-com:vml" xmlns:wp14="http://schemas.microsoft.com/office/word/2010/wordprocessingDrawing" xmlns:wp="http://schemas.openxmlformats.org/drawingml/2006/wordprocessingDrawing" xmlns:w10="urn:schemas-microsoft-com:office:word" xmlns:w="http://schemas.openxmlformats.org/wordprocessingml/2006/main" xmlns:w14="http://schemas.microsoft.com/office/word/2010/wordml" xmlns:w15="http://schemas.microsoft.com/office/word/2012/wordml" xmlns:w16cex="http://schemas.microsoft.com/office/word/2018/wordml/cex" xmlns:w16cid="http://schemas.microsoft.com/office/word/2016/wordml/cid" xmlns:w16="http://schemas.microsoft.com/office/word/2018/wordml" xmlns:w16du="http://schemas.microsoft.com/office/word/2023/wordml/word16du" xmlns:w16sdtdh="http://schemas.microsoft.com/office/word/2020/wordml/sdtdatahash" xmlns:w16se="http://schemas.microsoft.com/office/word/2015/wordml/symex" xmlns:wpg="http://schemas.microsoft.com/office/word/2010/wordprocessingGroup" xmlns:wpi="http://schemas.microsoft.com/office/word/2010/wordprocessingInk" xmlns:wne="http://schemas.microsoft.com/office/word/2006/wordml" xmlns:wps="http://schemas.microsoft.com/office/word/2010/wordprocessingShape" mc:Ignorable="w14 w15 w16se w16cid w16 w16cex w16sdtdh wp14">
+  <w:p>
+    <w:pPr>
+      <w:pStyle w:val="Header"/>
+    </w:pPr>
+    <w:r>
+      <w:rPr>
+        <w:noProof/>
+      </w:rPr>
+      <w:pict w14:anchorId="2018EADB">
+        <v:shapetype id="_x0000_t75" coordsize="21600,21600" o:spt="75" o:preferrelative="t" path="m@4@5l@4@11@9@11@9@5xe" filled="f" stroked="f">
+          <v:stroke joinstyle="miter"/>
+          <v:formulas>
+            <v:f eqn="if lineDrawn pixelLineWidth 0"/>
+            <v:f eqn="sum @0 1 0"/>
+            <v:f eqn="sum 0 0 @1"/>
+            <v:f eqn="prod @2 1 2"/>
+            <v:f eqn="prod @3 21600 pixelWidth"/>
+            <v:f eqn="prod @3 21600 pixelHeight"/>
+            <v:f eqn="sum @0 0 1"/>
+            <v:f eqn="prod @6 1 2"/>
+            <v:f eqn="prod @7 21600 pixelWidth"/>
+            <v:f eqn="sum @8 21600 0"/>
+            <v:f eqn="prod @7 21600 pixelHeight"/>
+            <v:f eqn="sum @10 21600 0"/>
+          </v:formulas>
+          <v:path o:extrusionok="f" gradientshapeok="t" o:connecttype="rect"/>
+          <o:lock v:ext="edit" aspectratio="t"/>
+        </v:shapetype>
+        <v:shape id="WordPictureWatermark505636716" o:spid="_x0000_s1025" type="#_x0000_t75" alt="" style="position:absolute;margin-left:0;margin-top:0;width:394.55pt;height:263pt;z-index:-251656192;mso-wrap-edited:f;mso-width-percent:0;mso-height-percent:0;mso-position-horizontal:center;mso-position-horizontal-relative:margin;mso-position-vertical:center;mso-position-vertical-relative:margin;mso-width-percent:0;mso-height-percent:0" o:allowincell="f">
+          <v:imagedata r:id="rId1" o:title="grant-lemons-jTCLppdwSEc-unsplash"/>
+        </v:shape>
+      </w:pict>
+    </w:r>
+  </w:p>
+</w:hdr>
+</file>
+
 <file path=word/numbering.xml><?xml version="1.0" encoding="utf-8"?>
-<w:numbering xmlns:wpc="http://schemas.microsoft.com/office/word/2010/wordprocessingCanvas" xmlns:cx="http://schemas.microsoft.com/office/drawing/2014/chartex" xmlns:cx1="http://schemas.microsoft.com/office/drawing/2015/9/8/chartex" xmlns:cx2="http://schemas.microsoft.com/office/drawing/2015/10/21/chartex" xmlns:cx3="http://schemas.microsoft.com/office/drawing/2016/5/9/chartex" xmlns:cx4="http://schemas.microsoft.com/office/drawing/2016/5/10/chartex" xmlns:cx5="http://schemas.microsoft.com/office/drawing/2016/5/11/chartex" xmlns:cx6="http://schemas.microsoft.com/office/drawing/2016/5/12/chartex" xmlns:cx7="http://schemas.microsoft.com/office/drawing/2016/5/13/chartex" xmlns:cx8="http://schemas.microsoft.com/office/drawing/2016/5/14/chartex" xmlns:mc="http://schemas.openxmlformats.org/markup-compatibility/2006" xmlns:aink="http://schemas.microsoft.com/office/drawing/2016/ink" xmlns:am3d="http://schemas.microsoft.com/office/drawing/2017/model3d" xmlns:o="urn:schemas-microsoft-com:office:office" xmlns:oel="http://schemas.microsoft.com/office/2019/extlst" xmlns:r="http://schemas.openxmlformats.org/officeDocument/2006/relationships" xmlns:m="http://schemas.openxmlformats.org/officeDocument/2006/math" xmlns:v="urn:schemas-microsoft-com:vml" xmlns:wp14="http://schemas.microsoft.com/office/word/2010/wordprocessingDrawing" xmlns:wp="http://schemas.openxmlformats.org/drawingml/2006/wordprocessingDrawing" xmlns:w10="urn:schemas-microsoft-com:office:word" xmlns:w="http://schemas.openxmlformats.org/wordprocessingml/2006/main" xmlns:w14="http://schemas.microsoft.com/office/word/2010/wordml" xmlns:w15="http://schemas.microsoft.com/office/word/2012/wordml" xmlns:w16cex="http://schemas.microsoft.com/office/word/2018/wordml/cex" xmlns:w16cid="http://schemas.microsoft.com/office/word/2016/wordml/cid" xmlns:w16="http://schemas.microsoft.com/office/word/2018/wordml" xmlns:w16sdtdh="http://schemas.microsoft.com/office/word/2020/wordml/sdtdatahash" xmlns:w16se="http://schemas.microsoft.com/office/word/2015/wordml/symex" xmlns:wpg="http://schemas.microsoft.com/office/word/2010/wordprocessingGroup" xmlns:wpi="http://schemas.microsoft.com/office/word/2010/wordprocessingInk" xmlns:wne="http://schemas.microsoft.com/office/word/2006/wordml" xmlns:wps="http://schemas.microsoft.com/office/word/2010/wordprocessingShape" mc:Ignorable="w14 w15 w16se w16cid w16 w16cex w16sdtdh wp14">
+<w:numbering xmlns:wpc="http://schemas.microsoft.com/office/word/2010/wordprocessingCanvas" xmlns:cx="http://schemas.microsoft.com/office/drawing/2014/chartex" xmlns:cx1="http://schemas.microsoft.com/office/drawing/2015/9/8/chartex" xmlns:cx2="http://schemas.microsoft.com/office/drawing/2015/10/21/chartex" xmlns:cx3="http://schemas.microsoft.com/office/drawing/2016/5/9/chartex" xmlns:cx4="http://schemas.microsoft.com/office/drawing/2016/5/10/chartex" xmlns:cx5="http://schemas.microsoft.com/office/drawing/2016/5/11/chartex" xmlns:cx6="http://schemas.microsoft.com/office/drawing/2016/5/12/chartex" xmlns:cx7="http://schemas.microsoft.com/office/drawing/2016/5/13/chartex" xmlns:cx8="http://schemas.microsoft.com/office/drawing/2016/5/14/chartex" xmlns:mc="http://schemas.openxmlformats.org/markup-compatibility/2006" xmlns:aink="http://schemas.microsoft.com/office/drawing/2016/ink" xmlns:am3d="http://schemas.microsoft.com/office/drawing/2017/model3d" xmlns:o="urn:schemas-microsoft-com:office:office" xmlns:oel="http://schemas.microsoft.com/office/2019/extlst" xmlns:r="http://schemas.openxmlformats.org/officeDocument/2006/relationships" xmlns:m="http://schemas.openxmlformats.org/officeDocument/2006/math" xmlns:v="urn:schemas-microsoft-com:vml" xmlns:wp14="http://schemas.microsoft.com/office/word/2010/wordprocessingDrawing" xmlns:wp="http://schemas.openxmlformats.org/drawingml/2006/wordprocessingDrawing" xmlns:w10="urn:schemas-microsoft-com:office:word" xmlns:w="http://schemas.openxmlformats.org/wordprocessingml/2006/main" xmlns:w14="http://schemas.microsoft.com/office/word/2010/wordml" xmlns:w15="http://schemas.microsoft.com/office/word/2012/wordml" xmlns:w16cex="http://schemas.microsoft.com/office/word/2018/wordml/cex" xmlns:w16cid="http://schemas.microsoft.com/office/word/2016/wordml/cid" xmlns:w16="http://schemas.microsoft.com/office/word/2018/wordml" xmlns:w16du="http://schemas.microsoft.com/office/word/2023/wordml/word16du" xmlns:w16sdtdh="http://schemas.microsoft.com/office/word/2020/wordml/sdtdatahash" xmlns:w16se="http://schemas.microsoft.com/office/word/2015/wordml/symex" xmlns:wpg="http://schemas.microsoft.com/office/word/2010/wordprocessingGroup" xmlns:wpi="http://schemas.microsoft.com/office/word/2010/wordprocessingInk" xmlns:wne="http://schemas.microsoft.com/office/word/2006/wordml" xmlns:wps="http://schemas.microsoft.com/office/word/2010/wordprocessingShape" mc:Ignorable="w14 w15 w16se w16cid w16 w16cex w16sdtdh wp14">
   <w:abstractNum w:abstractNumId="0" w15:restartNumberingAfterBreak="0">
     <w:nsid w:val="FFFFFF7C"/>
     <w:multiLevelType w:val="singleLevel"/>
@@ -1913,6 +2086,52 @@
       </w:tcPr>
     </w:tblStylePr>
   </w:style>
+  <w:style w:type="paragraph" w:styleId="Header">
+    <w:name w:val="header"/>
+    <w:basedOn w:val="Normal"/>
+    <w:link w:val="HeaderChar"/>
+    <w:unhideWhenUsed/>
+    <w:rsid w:val="00B66951"/>
+    <w:pPr>
+      <w:tabs>
+        <w:tab w:val="center" w:pos="4680"/>
+        <w:tab w:val="right" w:pos="9360"/>
+      </w:tabs>
+      <w:spacing w:after="0" w:line="240" w:lineRule="auto"/>
+    </w:pPr>
+  </w:style>
+  <w:style w:type="character" w:customStyle="1" w:styleId="HeaderChar">
+    <w:name w:val="Header Char"/>
+    <w:basedOn w:val="DefaultParagraphFont"/>
+    <w:link w:val="Header"/>
+    <w:rsid w:val="00B66951"/>
+    <w:rPr>
+      <w:rFonts w:ascii="Minion Pro" w:hAnsi="Minion Pro"/>
+    </w:rPr>
+  </w:style>
+  <w:style w:type="paragraph" w:styleId="Footer">
+    <w:name w:val="footer"/>
+    <w:basedOn w:val="Normal"/>
+    <w:link w:val="FooterChar"/>
+    <w:unhideWhenUsed/>
+    <w:rsid w:val="00B66951"/>
+    <w:pPr>
+      <w:tabs>
+        <w:tab w:val="center" w:pos="4680"/>
+        <w:tab w:val="right" w:pos="9360"/>
+      </w:tabs>
+      <w:spacing w:after="0" w:line="240" w:lineRule="auto"/>
+    </w:pPr>
+  </w:style>
+  <w:style w:type="character" w:customStyle="1" w:styleId="FooterChar">
+    <w:name w:val="Footer Char"/>
+    <w:basedOn w:val="DefaultParagraphFont"/>
+    <w:link w:val="Footer"/>
+    <w:rsid w:val="00B66951"/>
+    <w:rPr>
+      <w:rFonts w:ascii="Minion Pro" w:hAnsi="Minion Pro"/>
+    </w:rPr>
+  </w:style>
 </w:styles>
 </file>
 

--- a/templates/rmd-myriad-minion-reference.docx
+++ b/templates/rmd-myriad-minion-reference.docx
@@ -137,15 +137,21 @@
         <w:pStyle w:val="FirstParagraph"/>
       </w:pPr>
       <w:r>
+        <w:t xml:space="preserve"> First </w:t>
+      </w:r>
+      <w:r>
+        <w:t>Paragraph</w:t>
+      </w:r>
+      <w:r>
+        <w:t xml:space="preserve">. </w:t>
+      </w:r>
+    </w:p>
+    <w:p>
+      <w:pPr>
+        <w:pStyle w:val="BodyText"/>
+      </w:pPr>
+      <w:r>
         <w:lastRenderedPageBreak/>
-        <w:t xml:space="preserve"> First Paragraph. </w:t>
-      </w:r>
-    </w:p>
-    <w:p>
-      <w:pPr>
-        <w:pStyle w:val="BodyText"/>
-      </w:pPr>
-      <w:r>
         <w:t xml:space="preserve"> Body Text. Body Text Char.    </w:t>
       </w:r>
       <w:r>
@@ -246,8 +252,8 @@
         <w:tblCaption w:val="Table caption."/>
       </w:tblPr>
       <w:tblGrid>
-        <w:gridCol w:w="894"/>
-        <w:gridCol w:w="894"/>
+        <w:gridCol w:w="854"/>
+        <w:gridCol w:w="854"/>
       </w:tblGrid>
       <w:tr>
         <w:trPr>
@@ -335,7 +341,15 @@
         <w:pStyle w:val="DefinitionTerm"/>
       </w:pPr>
       <w:r>
-        <w:t xml:space="preserve"> DefinitionTerm </w:t>
+        <w:t xml:space="preserve"> </w:t>
+      </w:r>
+      <w:proofErr w:type="spellStart"/>
+      <w:r>
+        <w:t>DefinitionTerm</w:t>
+      </w:r>
+      <w:proofErr w:type="spellEnd"/>
+      <w:r>
+        <w:t xml:space="preserve"> </w:t>
       </w:r>
     </w:p>
     <w:p>
@@ -351,7 +365,15 @@
         <w:pStyle w:val="DefinitionTerm"/>
       </w:pPr>
       <w:r>
-        <w:t xml:space="preserve"> DefinitionTerm </w:t>
+        <w:t xml:space="preserve"> </w:t>
+      </w:r>
+      <w:proofErr w:type="spellStart"/>
+      <w:r>
+        <w:t>DefinitionTerm</w:t>
+      </w:r>
+      <w:proofErr w:type="spellEnd"/>
+      <w:r>
+        <w:t xml:space="preserve"> </w:t>
       </w:r>
     </w:p>
     <w:p>
@@ -363,12 +385,7 @@
       </w:r>
     </w:p>
     <w:sectPr>
-      <w:headerReference w:type="even" r:id="rId8"/>
-      <w:headerReference w:type="default" r:id="rId9"/>
-      <w:footerReference w:type="even" r:id="rId10"/>
-      <w:footerReference w:type="default" r:id="rId11"/>
-      <w:headerReference w:type="first" r:id="rId12"/>
-      <w:footerReference w:type="first" r:id="rId13"/>
+      <w:headerReference w:type="default" r:id="rId8"/>
       <w:pgSz w:w="12240" w:h="15840"/>
       <w:pgMar w:top="2160" w:right="2016" w:bottom="1728" w:left="2016" w:header="720" w:footer="720" w:gutter="288"/>
       <w:cols w:space="720"/>
@@ -401,36 +418,6 @@
     </w:p>
   </w:endnote>
 </w:endnotes>
-</file>
-
-<file path=word/footer1.xml><?xml version="1.0" encoding="utf-8"?>
-<w:ftr xmlns:wpc="http://schemas.microsoft.com/office/word/2010/wordprocessingCanvas" xmlns:cx="http://schemas.microsoft.com/office/drawing/2014/chartex" xmlns:cx1="http://schemas.microsoft.com/office/drawing/2015/9/8/chartex" xmlns:cx2="http://schemas.microsoft.com/office/drawing/2015/10/21/chartex" xmlns:cx3="http://schemas.microsoft.com/office/drawing/2016/5/9/chartex" xmlns:cx4="http://schemas.microsoft.com/office/drawing/2016/5/10/chartex" xmlns:cx5="http://schemas.microsoft.com/office/drawing/2016/5/11/chartex" xmlns:cx6="http://schemas.microsoft.com/office/drawing/2016/5/12/chartex" xmlns:cx7="http://schemas.microsoft.com/office/drawing/2016/5/13/chartex" xmlns:cx8="http://schemas.microsoft.com/office/drawing/2016/5/14/chartex" xmlns:mc="http://schemas.openxmlformats.org/markup-compatibility/2006" xmlns:aink="http://schemas.microsoft.com/office/drawing/2016/ink" xmlns:am3d="http://schemas.microsoft.com/office/drawing/2017/model3d" xmlns:o="urn:schemas-microsoft-com:office:office" xmlns:oel="http://schemas.microsoft.com/office/2019/extlst" xmlns:r="http://schemas.openxmlformats.org/officeDocument/2006/relationships" xmlns:m="http://schemas.openxmlformats.org/officeDocument/2006/math" xmlns:v="urn:schemas-microsoft-com:vml" xmlns:wp14="http://schemas.microsoft.com/office/word/2010/wordprocessingDrawing" xmlns:wp="http://schemas.openxmlformats.org/drawingml/2006/wordprocessingDrawing" xmlns:w10="urn:schemas-microsoft-com:office:word" xmlns:w="http://schemas.openxmlformats.org/wordprocessingml/2006/main" xmlns:w14="http://schemas.microsoft.com/office/word/2010/wordml" xmlns:w15="http://schemas.microsoft.com/office/word/2012/wordml" xmlns:w16cex="http://schemas.microsoft.com/office/word/2018/wordml/cex" xmlns:w16cid="http://schemas.microsoft.com/office/word/2016/wordml/cid" xmlns:w16="http://schemas.microsoft.com/office/word/2018/wordml" xmlns:w16du="http://schemas.microsoft.com/office/word/2023/wordml/word16du" xmlns:w16sdtdh="http://schemas.microsoft.com/office/word/2020/wordml/sdtdatahash" xmlns:w16se="http://schemas.microsoft.com/office/word/2015/wordml/symex" xmlns:wpg="http://schemas.microsoft.com/office/word/2010/wordprocessingGroup" xmlns:wpi="http://schemas.microsoft.com/office/word/2010/wordprocessingInk" xmlns:wne="http://schemas.microsoft.com/office/word/2006/wordml" xmlns:wps="http://schemas.microsoft.com/office/word/2010/wordprocessingShape" mc:Ignorable="w14 w15 w16se w16cid w16 w16cex w16sdtdh wp14">
-  <w:p>
-    <w:pPr>
-      <w:pStyle w:val="Footer"/>
-    </w:pPr>
-  </w:p>
-</w:ftr>
-</file>
-
-<file path=word/footer2.xml><?xml version="1.0" encoding="utf-8"?>
-<w:ftr xmlns:wpc="http://schemas.microsoft.com/office/word/2010/wordprocessingCanvas" xmlns:cx="http://schemas.microsoft.com/office/drawing/2014/chartex" xmlns:cx1="http://schemas.microsoft.com/office/drawing/2015/9/8/chartex" xmlns:cx2="http://schemas.microsoft.com/office/drawing/2015/10/21/chartex" xmlns:cx3="http://schemas.microsoft.com/office/drawing/2016/5/9/chartex" xmlns:cx4="http://schemas.microsoft.com/office/drawing/2016/5/10/chartex" xmlns:cx5="http://schemas.microsoft.com/office/drawing/2016/5/11/chartex" xmlns:cx6="http://schemas.microsoft.com/office/drawing/2016/5/12/chartex" xmlns:cx7="http://schemas.microsoft.com/office/drawing/2016/5/13/chartex" xmlns:cx8="http://schemas.microsoft.com/office/drawing/2016/5/14/chartex" xmlns:mc="http://schemas.openxmlformats.org/markup-compatibility/2006" xmlns:aink="http://schemas.microsoft.com/office/drawing/2016/ink" xmlns:am3d="http://schemas.microsoft.com/office/drawing/2017/model3d" xmlns:o="urn:schemas-microsoft-com:office:office" xmlns:oel="http://schemas.microsoft.com/office/2019/extlst" xmlns:r="http://schemas.openxmlformats.org/officeDocument/2006/relationships" xmlns:m="http://schemas.openxmlformats.org/officeDocument/2006/math" xmlns:v="urn:schemas-microsoft-com:vml" xmlns:wp14="http://schemas.microsoft.com/office/word/2010/wordprocessingDrawing" xmlns:wp="http://schemas.openxmlformats.org/drawingml/2006/wordprocessingDrawing" xmlns:w10="urn:schemas-microsoft-com:office:word" xmlns:w="http://schemas.openxmlformats.org/wordprocessingml/2006/main" xmlns:w14="http://schemas.microsoft.com/office/word/2010/wordml" xmlns:w15="http://schemas.microsoft.com/office/word/2012/wordml" xmlns:w16cex="http://schemas.microsoft.com/office/word/2018/wordml/cex" xmlns:w16cid="http://schemas.microsoft.com/office/word/2016/wordml/cid" xmlns:w16="http://schemas.microsoft.com/office/word/2018/wordml" xmlns:w16du="http://schemas.microsoft.com/office/word/2023/wordml/word16du" xmlns:w16sdtdh="http://schemas.microsoft.com/office/word/2020/wordml/sdtdatahash" xmlns:w16se="http://schemas.microsoft.com/office/word/2015/wordml/symex" xmlns:wpg="http://schemas.microsoft.com/office/word/2010/wordprocessingGroup" xmlns:wpi="http://schemas.microsoft.com/office/word/2010/wordprocessingInk" xmlns:wne="http://schemas.microsoft.com/office/word/2006/wordml" xmlns:wps="http://schemas.microsoft.com/office/word/2010/wordprocessingShape" mc:Ignorable="w14 w15 w16se w16cid w16 w16cex w16sdtdh wp14">
-  <w:p>
-    <w:pPr>
-      <w:pStyle w:val="Footer"/>
-    </w:pPr>
-  </w:p>
-</w:ftr>
-</file>
-
-<file path=word/footer3.xml><?xml version="1.0" encoding="utf-8"?>
-<w:ftr xmlns:wpc="http://schemas.microsoft.com/office/word/2010/wordprocessingCanvas" xmlns:cx="http://schemas.microsoft.com/office/drawing/2014/chartex" xmlns:cx1="http://schemas.microsoft.com/office/drawing/2015/9/8/chartex" xmlns:cx2="http://schemas.microsoft.com/office/drawing/2015/10/21/chartex" xmlns:cx3="http://schemas.microsoft.com/office/drawing/2016/5/9/chartex" xmlns:cx4="http://schemas.microsoft.com/office/drawing/2016/5/10/chartex" xmlns:cx5="http://schemas.microsoft.com/office/drawing/2016/5/11/chartex" xmlns:cx6="http://schemas.microsoft.com/office/drawing/2016/5/12/chartex" xmlns:cx7="http://schemas.microsoft.com/office/drawing/2016/5/13/chartex" xmlns:cx8="http://schemas.microsoft.com/office/drawing/2016/5/14/chartex" xmlns:mc="http://schemas.openxmlformats.org/markup-compatibility/2006" xmlns:aink="http://schemas.microsoft.com/office/drawing/2016/ink" xmlns:am3d="http://schemas.microsoft.com/office/drawing/2017/model3d" xmlns:o="urn:schemas-microsoft-com:office:office" xmlns:oel="http://schemas.microsoft.com/office/2019/extlst" xmlns:r="http://schemas.openxmlformats.org/officeDocument/2006/relationships" xmlns:m="http://schemas.openxmlformats.org/officeDocument/2006/math" xmlns:v="urn:schemas-microsoft-com:vml" xmlns:wp14="http://schemas.microsoft.com/office/word/2010/wordprocessingDrawing" xmlns:wp="http://schemas.openxmlformats.org/drawingml/2006/wordprocessingDrawing" xmlns:w10="urn:schemas-microsoft-com:office:word" xmlns:w="http://schemas.openxmlformats.org/wordprocessingml/2006/main" xmlns:w14="http://schemas.microsoft.com/office/word/2010/wordml" xmlns:w15="http://schemas.microsoft.com/office/word/2012/wordml" xmlns:w16cex="http://schemas.microsoft.com/office/word/2018/wordml/cex" xmlns:w16cid="http://schemas.microsoft.com/office/word/2016/wordml/cid" xmlns:w16="http://schemas.microsoft.com/office/word/2018/wordml" xmlns:w16du="http://schemas.microsoft.com/office/word/2023/wordml/word16du" xmlns:w16sdtdh="http://schemas.microsoft.com/office/word/2020/wordml/sdtdatahash" xmlns:w16se="http://schemas.microsoft.com/office/word/2015/wordml/symex" xmlns:wpg="http://schemas.microsoft.com/office/word/2010/wordprocessingGroup" xmlns:wpi="http://schemas.microsoft.com/office/word/2010/wordprocessingInk" xmlns:wne="http://schemas.microsoft.com/office/word/2006/wordml" xmlns:wps="http://schemas.microsoft.com/office/word/2010/wordprocessingShape" mc:Ignorable="w14 w15 w16se w16cid w16 w16cex w16sdtdh wp14">
-  <w:p>
-    <w:pPr>
-      <w:pStyle w:val="Footer"/>
-    </w:pPr>
-  </w:p>
-</w:ftr>
 </file>
 
 <file path=word/footnotes.xml><?xml version="1.0" encoding="utf-8"?>
@@ -478,108 +465,68 @@
       <w:rPr>
         <w:noProof/>
       </w:rPr>
-      <w:pict w14:anchorId="48EE3776">
-        <v:shapetype id="_x0000_t75" coordsize="21600,21600" o:spt="75" o:preferrelative="t" path="m@4@5l@4@11@9@11@9@5xe" filled="f" stroked="f">
-          <v:stroke joinstyle="miter"/>
-          <v:formulas>
-            <v:f eqn="if lineDrawn pixelLineWidth 0"/>
-            <v:f eqn="sum @0 1 0"/>
-            <v:f eqn="sum 0 0 @1"/>
-            <v:f eqn="prod @2 1 2"/>
-            <v:f eqn="prod @3 21600 pixelWidth"/>
-            <v:f eqn="prod @3 21600 pixelHeight"/>
-            <v:f eqn="sum @0 0 1"/>
-            <v:f eqn="prod @6 1 2"/>
-            <v:f eqn="prod @7 21600 pixelWidth"/>
-            <v:f eqn="sum @8 21600 0"/>
-            <v:f eqn="prod @7 21600 pixelHeight"/>
-            <v:f eqn="sum @10 21600 0"/>
-          </v:formulas>
-          <v:path o:extrusionok="f" gradientshapeok="t" o:connecttype="rect"/>
-          <o:lock v:ext="edit" aspectratio="t"/>
-        </v:shapetype>
-        <v:shape id="WordPictureWatermark505636717" o:spid="_x0000_s1027" type="#_x0000_t75" alt="" style="position:absolute;margin-left:0;margin-top:0;width:394.55pt;height:263pt;z-index:-251653120;mso-wrap-edited:f;mso-width-percent:0;mso-height-percent:0;mso-position-horizontal:center;mso-position-horizontal-relative:margin;mso-position-vertical:center;mso-position-vertical-relative:margin;mso-width-percent:0;mso-height-percent:0" o:allowincell="f">
-          <v:imagedata r:id="rId1" o:title="grant-lemons-jTCLppdwSEc-unsplash"/>
-        </v:shape>
-      </w:pict>
-    </w:r>
-  </w:p>
-</w:hdr>
-</file>
-
-<file path=word/header2.xml><?xml version="1.0" encoding="utf-8"?>
-<w:hdr xmlns:wpc="http://schemas.microsoft.com/office/word/2010/wordprocessingCanvas" xmlns:cx="http://schemas.microsoft.com/office/drawing/2014/chartex" xmlns:cx1="http://schemas.microsoft.com/office/drawing/2015/9/8/chartex" xmlns:cx2="http://schemas.microsoft.com/office/drawing/2015/10/21/chartex" xmlns:cx3="http://schemas.microsoft.com/office/drawing/2016/5/9/chartex" xmlns:cx4="http://schemas.microsoft.com/office/drawing/2016/5/10/chartex" xmlns:cx5="http://schemas.microsoft.com/office/drawing/2016/5/11/chartex" xmlns:cx6="http://schemas.microsoft.com/office/drawing/2016/5/12/chartex" xmlns:cx7="http://schemas.microsoft.com/office/drawing/2016/5/13/chartex" xmlns:cx8="http://schemas.microsoft.com/office/drawing/2016/5/14/chartex" xmlns:mc="http://schemas.openxmlformats.org/markup-compatibility/2006" xmlns:aink="http://schemas.microsoft.com/office/drawing/2016/ink" xmlns:am3d="http://schemas.microsoft.com/office/drawing/2017/model3d" xmlns:o="urn:schemas-microsoft-com:office:office" xmlns:oel="http://schemas.microsoft.com/office/2019/extlst" xmlns:r="http://schemas.openxmlformats.org/officeDocument/2006/relationships" xmlns:m="http://schemas.openxmlformats.org/officeDocument/2006/math" xmlns:v="urn:schemas-microsoft-com:vml" xmlns:wp14="http://schemas.microsoft.com/office/word/2010/wordprocessingDrawing" xmlns:wp="http://schemas.openxmlformats.org/drawingml/2006/wordprocessingDrawing" xmlns:w10="urn:schemas-microsoft-com:office:word" xmlns:w="http://schemas.openxmlformats.org/wordprocessingml/2006/main" xmlns:w14="http://schemas.microsoft.com/office/word/2010/wordml" xmlns:w15="http://schemas.microsoft.com/office/word/2012/wordml" xmlns:w16cex="http://schemas.microsoft.com/office/word/2018/wordml/cex" xmlns:w16cid="http://schemas.microsoft.com/office/word/2016/wordml/cid" xmlns:w16="http://schemas.microsoft.com/office/word/2018/wordml" xmlns:w16du="http://schemas.microsoft.com/office/word/2023/wordml/word16du" xmlns:w16sdtdh="http://schemas.microsoft.com/office/word/2020/wordml/sdtdatahash" xmlns:w16se="http://schemas.microsoft.com/office/word/2015/wordml/symex" xmlns:wpg="http://schemas.microsoft.com/office/word/2010/wordprocessingGroup" xmlns:wpi="http://schemas.microsoft.com/office/word/2010/wordprocessingInk" xmlns:wne="http://schemas.microsoft.com/office/word/2006/wordml" xmlns:wps="http://schemas.microsoft.com/office/word/2010/wordprocessingShape" mc:Ignorable="w14 w15 w16se w16cid w16 w16cex w16sdtdh wp14">
-  <w:p>
-    <w:pPr>
-      <w:pStyle w:val="Header"/>
-    </w:pPr>
-    <w:r>
-      <w:rPr>
-        <w:noProof/>
-      </w:rPr>
-      <w:pict w14:anchorId="73D2D677">
-        <v:shapetype id="_x0000_t75" coordsize="21600,21600" o:spt="75" o:preferrelative="t" path="m@4@5l@4@11@9@11@9@5xe" filled="f" stroked="f">
-          <v:stroke joinstyle="miter"/>
-          <v:formulas>
-            <v:f eqn="if lineDrawn pixelLineWidth 0"/>
-            <v:f eqn="sum @0 1 0"/>
-            <v:f eqn="sum 0 0 @1"/>
-            <v:f eqn="prod @2 1 2"/>
-            <v:f eqn="prod @3 21600 pixelWidth"/>
-            <v:f eqn="prod @3 21600 pixelHeight"/>
-            <v:f eqn="sum @0 0 1"/>
-            <v:f eqn="prod @6 1 2"/>
-            <v:f eqn="prod @7 21600 pixelWidth"/>
-            <v:f eqn="sum @8 21600 0"/>
-            <v:f eqn="prod @7 21600 pixelHeight"/>
-            <v:f eqn="sum @10 21600 0"/>
-          </v:formulas>
-          <v:path o:extrusionok="f" gradientshapeok="t" o:connecttype="rect"/>
-          <o:lock v:ext="edit" aspectratio="t"/>
-        </v:shapetype>
-        <v:shape id="WordPictureWatermark505636718" o:spid="_x0000_s1026" type="#_x0000_t75" alt="" style="position:absolute;margin-left:0;margin-top:0;width:394.55pt;height:263pt;z-index:-251650048;mso-wrap-edited:f;mso-width-percent:0;mso-height-percent:0;mso-position-horizontal:center;mso-position-horizontal-relative:margin;mso-position-vertical:center;mso-position-vertical-relative:margin;mso-width-percent:0;mso-height-percent:0" o:allowincell="f">
-          <v:imagedata r:id="rId1" o:title="grant-lemons-jTCLppdwSEc-unsplash"/>
-        </v:shape>
-      </w:pict>
-    </w:r>
-  </w:p>
-</w:hdr>
-</file>
-
-<file path=word/header3.xml><?xml version="1.0" encoding="utf-8"?>
-<w:hdr xmlns:wpc="http://schemas.microsoft.com/office/word/2010/wordprocessingCanvas" xmlns:cx="http://schemas.microsoft.com/office/drawing/2014/chartex" xmlns:cx1="http://schemas.microsoft.com/office/drawing/2015/9/8/chartex" xmlns:cx2="http://schemas.microsoft.com/office/drawing/2015/10/21/chartex" xmlns:cx3="http://schemas.microsoft.com/office/drawing/2016/5/9/chartex" xmlns:cx4="http://schemas.microsoft.com/office/drawing/2016/5/10/chartex" xmlns:cx5="http://schemas.microsoft.com/office/drawing/2016/5/11/chartex" xmlns:cx6="http://schemas.microsoft.com/office/drawing/2016/5/12/chartex" xmlns:cx7="http://schemas.microsoft.com/office/drawing/2016/5/13/chartex" xmlns:cx8="http://schemas.microsoft.com/office/drawing/2016/5/14/chartex" xmlns:mc="http://schemas.openxmlformats.org/markup-compatibility/2006" xmlns:aink="http://schemas.microsoft.com/office/drawing/2016/ink" xmlns:am3d="http://schemas.microsoft.com/office/drawing/2017/model3d" xmlns:o="urn:schemas-microsoft-com:office:office" xmlns:oel="http://schemas.microsoft.com/office/2019/extlst" xmlns:r="http://schemas.openxmlformats.org/officeDocument/2006/relationships" xmlns:m="http://schemas.openxmlformats.org/officeDocument/2006/math" xmlns:v="urn:schemas-microsoft-com:vml" xmlns:wp14="http://schemas.microsoft.com/office/word/2010/wordprocessingDrawing" xmlns:wp="http://schemas.openxmlformats.org/drawingml/2006/wordprocessingDrawing" xmlns:w10="urn:schemas-microsoft-com:office:word" xmlns:w="http://schemas.openxmlformats.org/wordprocessingml/2006/main" xmlns:w14="http://schemas.microsoft.com/office/word/2010/wordml" xmlns:w15="http://schemas.microsoft.com/office/word/2012/wordml" xmlns:w16cex="http://schemas.microsoft.com/office/word/2018/wordml/cex" xmlns:w16cid="http://schemas.microsoft.com/office/word/2016/wordml/cid" xmlns:w16="http://schemas.microsoft.com/office/word/2018/wordml" xmlns:w16du="http://schemas.microsoft.com/office/word/2023/wordml/word16du" xmlns:w16sdtdh="http://schemas.microsoft.com/office/word/2020/wordml/sdtdatahash" xmlns:w16se="http://schemas.microsoft.com/office/word/2015/wordml/symex" xmlns:wpg="http://schemas.microsoft.com/office/word/2010/wordprocessingGroup" xmlns:wpi="http://schemas.microsoft.com/office/word/2010/wordprocessingInk" xmlns:wne="http://schemas.microsoft.com/office/word/2006/wordml" xmlns:wps="http://schemas.microsoft.com/office/word/2010/wordprocessingShape" mc:Ignorable="w14 w15 w16se w16cid w16 w16cex w16sdtdh wp14">
-  <w:p>
-    <w:pPr>
-      <w:pStyle w:val="Header"/>
-    </w:pPr>
-    <w:r>
-      <w:rPr>
-        <w:noProof/>
-      </w:rPr>
-      <w:pict w14:anchorId="2018EADB">
-        <v:shapetype id="_x0000_t75" coordsize="21600,21600" o:spt="75" o:preferrelative="t" path="m@4@5l@4@11@9@11@9@5xe" filled="f" stroked="f">
-          <v:stroke joinstyle="miter"/>
-          <v:formulas>
-            <v:f eqn="if lineDrawn pixelLineWidth 0"/>
-            <v:f eqn="sum @0 1 0"/>
-            <v:f eqn="sum 0 0 @1"/>
-            <v:f eqn="prod @2 1 2"/>
-            <v:f eqn="prod @3 21600 pixelWidth"/>
-            <v:f eqn="prod @3 21600 pixelHeight"/>
-            <v:f eqn="sum @0 0 1"/>
-            <v:f eqn="prod @6 1 2"/>
-            <v:f eqn="prod @7 21600 pixelWidth"/>
-            <v:f eqn="sum @8 21600 0"/>
-            <v:f eqn="prod @7 21600 pixelHeight"/>
-            <v:f eqn="sum @10 21600 0"/>
-          </v:formulas>
-          <v:path o:extrusionok="f" gradientshapeok="t" o:connecttype="rect"/>
-          <o:lock v:ext="edit" aspectratio="t"/>
-        </v:shapetype>
-        <v:shape id="WordPictureWatermark505636716" o:spid="_x0000_s1025" type="#_x0000_t75" alt="" style="position:absolute;margin-left:0;margin-top:0;width:394.55pt;height:263pt;z-index:-251656192;mso-wrap-edited:f;mso-width-percent:0;mso-height-percent:0;mso-position-horizontal:center;mso-position-horizontal-relative:margin;mso-position-vertical:center;mso-position-vertical-relative:margin;mso-width-percent:0;mso-height-percent:0" o:allowincell="f">
-          <v:imagedata r:id="rId1" o:title="grant-lemons-jTCLppdwSEc-unsplash"/>
-        </v:shape>
-      </w:pict>
+      <w:drawing>
+        <wp:anchor distT="0" distB="0" distL="114300" distR="114300" simplePos="0" relativeHeight="251659264" behindDoc="1" locked="0" layoutInCell="1" allowOverlap="1" wp14:anchorId="67C42442" wp14:editId="5F38C1ED">
+          <wp:simplePos x="0" y="0"/>
+          <wp:positionH relativeFrom="page">
+            <wp:posOffset>-6953</wp:posOffset>
+          </wp:positionH>
+          <wp:positionV relativeFrom="page">
+            <wp:posOffset>6350</wp:posOffset>
+          </wp:positionV>
+          <wp:extent cx="7767320" cy="10048875"/>
+          <wp:effectExtent l="0" t="0" r="5080" b="0"/>
+          <wp:wrapNone/>
+          <wp:docPr id="5" name="Imagen 5" descr="Imagen que contiene computadora&#10;&#10;Descripción generada automáticamente"/>
+          <wp:cNvGraphicFramePr>
+            <a:graphicFrameLocks xmlns:a="http://schemas.openxmlformats.org/drawingml/2006/main" noChangeAspect="1"/>
+          </wp:cNvGraphicFramePr>
+          <a:graphic xmlns:a="http://schemas.openxmlformats.org/drawingml/2006/main">
+            <a:graphicData uri="http://schemas.openxmlformats.org/drawingml/2006/picture">
+              <pic:pic xmlns:pic="http://schemas.openxmlformats.org/drawingml/2006/picture">
+                <pic:nvPicPr>
+                  <pic:cNvPr id="5" name="Imagen 5" descr="Imagen que contiene computadora&#10;&#10;Descripción generada automáticamente"/>
+                  <pic:cNvPicPr>
+                    <a:picLocks noChangeAspect="1" noChangeArrowheads="1"/>
+                  </pic:cNvPicPr>
+                </pic:nvPicPr>
+                <pic:blipFill>
+                  <a:blip r:embed="rId1">
+                    <a:extLst>
+                      <a:ext uri="{28A0092B-C50C-407E-A947-70E740481C1C}">
+                        <a14:useLocalDpi xmlns:a14="http://schemas.microsoft.com/office/drawing/2010/main" val="0"/>
+                      </a:ext>
+                    </a:extLst>
+                  </a:blip>
+                  <a:srcRect/>
+                  <a:stretch>
+                    <a:fillRect/>
+                  </a:stretch>
+                </pic:blipFill>
+                <pic:spPr bwMode="auto">
+                  <a:xfrm>
+                    <a:off x="0" y="0"/>
+                    <a:ext cx="7767320" cy="10048875"/>
+                  </a:xfrm>
+                  <a:prstGeom prst="rect">
+                    <a:avLst/>
+                  </a:prstGeom>
+                  <a:noFill/>
+                  <a:ln>
+                    <a:noFill/>
+                  </a:ln>
+                </pic:spPr>
+              </pic:pic>
+            </a:graphicData>
+          </a:graphic>
+          <wp14:sizeRelH relativeFrom="margin">
+            <wp14:pctWidth>0</wp14:pctWidth>
+          </wp14:sizeRelH>
+          <wp14:sizeRelV relativeFrom="margin">
+            <wp14:pctHeight>0</wp14:pctHeight>
+          </wp14:sizeRelV>
+        </wp:anchor>
+      </w:drawing>
     </w:r>
   </w:p>
 </w:hdr>
@@ -590,7 +537,7 @@
   <w:abstractNum w:abstractNumId="0" w15:restartNumberingAfterBreak="0">
     <w:nsid w:val="FFFFFF7C"/>
     <w:multiLevelType w:val="singleLevel"/>
-    <w:tmpl w:val="8CEE14B2"/>
+    <w:tmpl w:val="5EFECB0C"/>
     <w:lvl w:ilvl="0">
       <w:start w:val="1"/>
       <w:numFmt w:val="decimal"/>
@@ -598,16 +545,16 @@
       <w:lvlJc w:val="left"/>
       <w:pPr>
         <w:tabs>
-          <w:tab w:val="num" w:pos="1492"/>
+          <w:tab w:val="num" w:pos="1800"/>
         </w:tabs>
-        <w:ind w:left="1492" w:hanging="360"/>
+        <w:ind w:left="1800" w:hanging="360"/>
       </w:pPr>
     </w:lvl>
   </w:abstractNum>
   <w:abstractNum w:abstractNumId="1" w15:restartNumberingAfterBreak="0">
     <w:nsid w:val="FFFFFF7D"/>
     <w:multiLevelType w:val="singleLevel"/>
-    <w:tmpl w:val="35AC9000"/>
+    <w:tmpl w:val="F79A91A8"/>
     <w:lvl w:ilvl="0">
       <w:start w:val="1"/>
       <w:numFmt w:val="decimal"/>
@@ -615,16 +562,16 @@
       <w:lvlJc w:val="left"/>
       <w:pPr>
         <w:tabs>
-          <w:tab w:val="num" w:pos="1209"/>
+          <w:tab w:val="num" w:pos="1440"/>
         </w:tabs>
-        <w:ind w:left="1209" w:hanging="360"/>
+        <w:ind w:left="1440" w:hanging="360"/>
       </w:pPr>
     </w:lvl>
   </w:abstractNum>
   <w:abstractNum w:abstractNumId="2" w15:restartNumberingAfterBreak="0">
     <w:nsid w:val="FFFFFF7E"/>
     <w:multiLevelType w:val="singleLevel"/>
-    <w:tmpl w:val="CDD02576"/>
+    <w:tmpl w:val="4BE030FE"/>
     <w:lvl w:ilvl="0">
       <w:start w:val="1"/>
       <w:numFmt w:val="decimal"/>
@@ -632,16 +579,16 @@
       <w:lvlJc w:val="left"/>
       <w:pPr>
         <w:tabs>
-          <w:tab w:val="num" w:pos="926"/>
+          <w:tab w:val="num" w:pos="1080"/>
         </w:tabs>
-        <w:ind w:left="926" w:hanging="360"/>
+        <w:ind w:left="1080" w:hanging="360"/>
       </w:pPr>
     </w:lvl>
   </w:abstractNum>
   <w:abstractNum w:abstractNumId="3" w15:restartNumberingAfterBreak="0">
     <w:nsid w:val="FFFFFF7F"/>
     <w:multiLevelType w:val="singleLevel"/>
-    <w:tmpl w:val="ADBEE4E0"/>
+    <w:tmpl w:val="8A3CC858"/>
     <w:lvl w:ilvl="0">
       <w:start w:val="1"/>
       <w:numFmt w:val="decimal"/>
@@ -649,16 +596,16 @@
       <w:lvlJc w:val="left"/>
       <w:pPr>
         <w:tabs>
-          <w:tab w:val="num" w:pos="643"/>
+          <w:tab w:val="num" w:pos="720"/>
         </w:tabs>
-        <w:ind w:left="643" w:hanging="360"/>
+        <w:ind w:left="720" w:hanging="360"/>
       </w:pPr>
     </w:lvl>
   </w:abstractNum>
   <w:abstractNum w:abstractNumId="4" w15:restartNumberingAfterBreak="0">
     <w:nsid w:val="FFFFFF80"/>
     <w:multiLevelType w:val="singleLevel"/>
-    <w:tmpl w:val="43FC9502"/>
+    <w:tmpl w:val="8212726E"/>
     <w:lvl w:ilvl="0">
       <w:start w:val="1"/>
       <w:numFmt w:val="bullet"/>
@@ -666,9 +613,9 @@
       <w:lvlJc w:val="left"/>
       <w:pPr>
         <w:tabs>
-          <w:tab w:val="num" w:pos="1492"/>
+          <w:tab w:val="num" w:pos="1800"/>
         </w:tabs>
-        <w:ind w:left="1492" w:hanging="360"/>
+        <w:ind w:left="1800" w:hanging="360"/>
       </w:pPr>
       <w:rPr>
         <w:rFonts w:ascii="Symbol" w:hAnsi="Symbol" w:hint="default"/>
@@ -678,7 +625,7 @@
   <w:abstractNum w:abstractNumId="5" w15:restartNumberingAfterBreak="0">
     <w:nsid w:val="FFFFFF81"/>
     <w:multiLevelType w:val="singleLevel"/>
-    <w:tmpl w:val="E2C89486"/>
+    <w:tmpl w:val="352C5088"/>
     <w:lvl w:ilvl="0">
       <w:start w:val="1"/>
       <w:numFmt w:val="bullet"/>
@@ -686,9 +633,9 @@
       <w:lvlJc w:val="left"/>
       <w:pPr>
         <w:tabs>
-          <w:tab w:val="num" w:pos="1209"/>
+          <w:tab w:val="num" w:pos="1440"/>
         </w:tabs>
-        <w:ind w:left="1209" w:hanging="360"/>
+        <w:ind w:left="1440" w:hanging="360"/>
       </w:pPr>
       <w:rPr>
         <w:rFonts w:ascii="Symbol" w:hAnsi="Symbol" w:hint="default"/>
@@ -698,7 +645,7 @@
   <w:abstractNum w:abstractNumId="6" w15:restartNumberingAfterBreak="0">
     <w:nsid w:val="FFFFFF82"/>
     <w:multiLevelType w:val="singleLevel"/>
-    <w:tmpl w:val="457E5D06"/>
+    <w:tmpl w:val="B16E38E6"/>
     <w:lvl w:ilvl="0">
       <w:start w:val="1"/>
       <w:numFmt w:val="bullet"/>
@@ -706,9 +653,9 @@
       <w:lvlJc w:val="left"/>
       <w:pPr>
         <w:tabs>
-          <w:tab w:val="num" w:pos="926"/>
+          <w:tab w:val="num" w:pos="1080"/>
         </w:tabs>
-        <w:ind w:left="926" w:hanging="360"/>
+        <w:ind w:left="1080" w:hanging="360"/>
       </w:pPr>
       <w:rPr>
         <w:rFonts w:ascii="Symbol" w:hAnsi="Symbol" w:hint="default"/>
@@ -718,7 +665,7 @@
   <w:abstractNum w:abstractNumId="7" w15:restartNumberingAfterBreak="0">
     <w:nsid w:val="FFFFFF83"/>
     <w:multiLevelType w:val="singleLevel"/>
-    <w:tmpl w:val="223CA896"/>
+    <w:tmpl w:val="C70A64C2"/>
     <w:lvl w:ilvl="0">
       <w:start w:val="1"/>
       <w:numFmt w:val="bullet"/>
@@ -726,9 +673,9 @@
       <w:lvlJc w:val="left"/>
       <w:pPr>
         <w:tabs>
-          <w:tab w:val="num" w:pos="643"/>
+          <w:tab w:val="num" w:pos="720"/>
         </w:tabs>
-        <w:ind w:left="643" w:hanging="360"/>
+        <w:ind w:left="720" w:hanging="360"/>
       </w:pPr>
       <w:rPr>
         <w:rFonts w:ascii="Symbol" w:hAnsi="Symbol" w:hint="default"/>
@@ -738,7 +685,7 @@
   <w:abstractNum w:abstractNumId="8" w15:restartNumberingAfterBreak="0">
     <w:nsid w:val="FFFFFF88"/>
     <w:multiLevelType w:val="singleLevel"/>
-    <w:tmpl w:val="28F0D510"/>
+    <w:tmpl w:val="B1DA9DF0"/>
     <w:lvl w:ilvl="0">
       <w:start w:val="1"/>
       <w:numFmt w:val="decimal"/>
@@ -755,7 +702,7 @@
   <w:abstractNum w:abstractNumId="9" w15:restartNumberingAfterBreak="0">
     <w:nsid w:val="FFFFFF89"/>
     <w:multiLevelType w:val="singleLevel"/>
-    <w:tmpl w:val="08EA635A"/>
+    <w:tmpl w:val="6F0824E0"/>
     <w:lvl w:ilvl="0">
       <w:start w:val="1"/>
       <w:numFmt w:val="bullet"/>
@@ -1005,6 +952,366 @@
     <w:abstractNumId w:val="7"/>
   </w:num>
   <w:num w:numId="12" w16cid:durableId="1827823399">
+    <w:abstractNumId w:val="9"/>
+  </w:num>
+  <w:num w:numId="13" w16cid:durableId="191694586">
+    <w:abstractNumId w:val="0"/>
+  </w:num>
+  <w:num w:numId="14" w16cid:durableId="1271888025">
+    <w:abstractNumId w:val="1"/>
+  </w:num>
+  <w:num w:numId="15" w16cid:durableId="1617299158">
+    <w:abstractNumId w:val="2"/>
+  </w:num>
+  <w:num w:numId="16" w16cid:durableId="1658606974">
+    <w:abstractNumId w:val="3"/>
+  </w:num>
+  <w:num w:numId="17" w16cid:durableId="929049824">
+    <w:abstractNumId w:val="8"/>
+  </w:num>
+  <w:num w:numId="18" w16cid:durableId="1327393994">
+    <w:abstractNumId w:val="4"/>
+  </w:num>
+  <w:num w:numId="19" w16cid:durableId="1166364718">
+    <w:abstractNumId w:val="5"/>
+  </w:num>
+  <w:num w:numId="20" w16cid:durableId="504396683">
+    <w:abstractNumId w:val="6"/>
+  </w:num>
+  <w:num w:numId="21" w16cid:durableId="551035975">
+    <w:abstractNumId w:val="7"/>
+  </w:num>
+  <w:num w:numId="22" w16cid:durableId="330446010">
+    <w:abstractNumId w:val="9"/>
+  </w:num>
+  <w:num w:numId="23" w16cid:durableId="181625216">
+    <w:abstractNumId w:val="0"/>
+  </w:num>
+  <w:num w:numId="24" w16cid:durableId="926890437">
+    <w:abstractNumId w:val="1"/>
+  </w:num>
+  <w:num w:numId="25" w16cid:durableId="2141410790">
+    <w:abstractNumId w:val="2"/>
+  </w:num>
+  <w:num w:numId="26" w16cid:durableId="1843006015">
+    <w:abstractNumId w:val="3"/>
+  </w:num>
+  <w:num w:numId="27" w16cid:durableId="162012462">
+    <w:abstractNumId w:val="8"/>
+  </w:num>
+  <w:num w:numId="28" w16cid:durableId="1583948369">
+    <w:abstractNumId w:val="4"/>
+  </w:num>
+  <w:num w:numId="29" w16cid:durableId="355155847">
+    <w:abstractNumId w:val="5"/>
+  </w:num>
+  <w:num w:numId="30" w16cid:durableId="1338997681">
+    <w:abstractNumId w:val="6"/>
+  </w:num>
+  <w:num w:numId="31" w16cid:durableId="116535603">
+    <w:abstractNumId w:val="7"/>
+  </w:num>
+  <w:num w:numId="32" w16cid:durableId="856385629">
+    <w:abstractNumId w:val="9"/>
+  </w:num>
+  <w:num w:numId="33" w16cid:durableId="79110400">
+    <w:abstractNumId w:val="0"/>
+  </w:num>
+  <w:num w:numId="34" w16cid:durableId="1416895418">
+    <w:abstractNumId w:val="1"/>
+  </w:num>
+  <w:num w:numId="35" w16cid:durableId="421997085">
+    <w:abstractNumId w:val="2"/>
+  </w:num>
+  <w:num w:numId="36" w16cid:durableId="1612085439">
+    <w:abstractNumId w:val="3"/>
+  </w:num>
+  <w:num w:numId="37" w16cid:durableId="965504690">
+    <w:abstractNumId w:val="8"/>
+  </w:num>
+  <w:num w:numId="38" w16cid:durableId="913391857">
+    <w:abstractNumId w:val="4"/>
+  </w:num>
+  <w:num w:numId="39" w16cid:durableId="1007291104">
+    <w:abstractNumId w:val="5"/>
+  </w:num>
+  <w:num w:numId="40" w16cid:durableId="1508131742">
+    <w:abstractNumId w:val="6"/>
+  </w:num>
+  <w:num w:numId="41" w16cid:durableId="2143502158">
+    <w:abstractNumId w:val="7"/>
+  </w:num>
+  <w:num w:numId="42" w16cid:durableId="285552418">
+    <w:abstractNumId w:val="9"/>
+  </w:num>
+  <w:num w:numId="43" w16cid:durableId="1411778734">
+    <w:abstractNumId w:val="0"/>
+  </w:num>
+  <w:num w:numId="44" w16cid:durableId="1308391338">
+    <w:abstractNumId w:val="1"/>
+  </w:num>
+  <w:num w:numId="45" w16cid:durableId="2121676346">
+    <w:abstractNumId w:val="2"/>
+  </w:num>
+  <w:num w:numId="46" w16cid:durableId="860893016">
+    <w:abstractNumId w:val="3"/>
+  </w:num>
+  <w:num w:numId="47" w16cid:durableId="456609132">
+    <w:abstractNumId w:val="8"/>
+  </w:num>
+  <w:num w:numId="48" w16cid:durableId="2139375903">
+    <w:abstractNumId w:val="4"/>
+  </w:num>
+  <w:num w:numId="49" w16cid:durableId="1885868568">
+    <w:abstractNumId w:val="5"/>
+  </w:num>
+  <w:num w:numId="50" w16cid:durableId="1756854949">
+    <w:abstractNumId w:val="6"/>
+  </w:num>
+  <w:num w:numId="51" w16cid:durableId="1062293280">
+    <w:abstractNumId w:val="7"/>
+  </w:num>
+  <w:num w:numId="52" w16cid:durableId="1919630055">
+    <w:abstractNumId w:val="9"/>
+  </w:num>
+  <w:num w:numId="53" w16cid:durableId="1774400848">
+    <w:abstractNumId w:val="0"/>
+  </w:num>
+  <w:num w:numId="54" w16cid:durableId="731316791">
+    <w:abstractNumId w:val="1"/>
+  </w:num>
+  <w:num w:numId="55" w16cid:durableId="630407802">
+    <w:abstractNumId w:val="2"/>
+  </w:num>
+  <w:num w:numId="56" w16cid:durableId="364451387">
+    <w:abstractNumId w:val="3"/>
+  </w:num>
+  <w:num w:numId="57" w16cid:durableId="681781859">
+    <w:abstractNumId w:val="8"/>
+  </w:num>
+  <w:num w:numId="58" w16cid:durableId="1853060438">
+    <w:abstractNumId w:val="4"/>
+  </w:num>
+  <w:num w:numId="59" w16cid:durableId="882522032">
+    <w:abstractNumId w:val="5"/>
+  </w:num>
+  <w:num w:numId="60" w16cid:durableId="1814830645">
+    <w:abstractNumId w:val="6"/>
+  </w:num>
+  <w:num w:numId="61" w16cid:durableId="1655186580">
+    <w:abstractNumId w:val="7"/>
+  </w:num>
+  <w:num w:numId="62" w16cid:durableId="115635862">
+    <w:abstractNumId w:val="9"/>
+  </w:num>
+  <w:num w:numId="63" w16cid:durableId="1441796291">
+    <w:abstractNumId w:val="0"/>
+  </w:num>
+  <w:num w:numId="64" w16cid:durableId="369573535">
+    <w:abstractNumId w:val="1"/>
+  </w:num>
+  <w:num w:numId="65" w16cid:durableId="1833447112">
+    <w:abstractNumId w:val="2"/>
+  </w:num>
+  <w:num w:numId="66" w16cid:durableId="1294213904">
+    <w:abstractNumId w:val="3"/>
+  </w:num>
+  <w:num w:numId="67" w16cid:durableId="2118602622">
+    <w:abstractNumId w:val="8"/>
+  </w:num>
+  <w:num w:numId="68" w16cid:durableId="528026967">
+    <w:abstractNumId w:val="4"/>
+  </w:num>
+  <w:num w:numId="69" w16cid:durableId="140394754">
+    <w:abstractNumId w:val="5"/>
+  </w:num>
+  <w:num w:numId="70" w16cid:durableId="903681856">
+    <w:abstractNumId w:val="6"/>
+  </w:num>
+  <w:num w:numId="71" w16cid:durableId="1631549637">
+    <w:abstractNumId w:val="7"/>
+  </w:num>
+  <w:num w:numId="72" w16cid:durableId="1831632382">
+    <w:abstractNumId w:val="9"/>
+  </w:num>
+  <w:num w:numId="73" w16cid:durableId="127551501">
+    <w:abstractNumId w:val="0"/>
+  </w:num>
+  <w:num w:numId="74" w16cid:durableId="1202400085">
+    <w:abstractNumId w:val="1"/>
+  </w:num>
+  <w:num w:numId="75" w16cid:durableId="845829600">
+    <w:abstractNumId w:val="2"/>
+  </w:num>
+  <w:num w:numId="76" w16cid:durableId="1237403341">
+    <w:abstractNumId w:val="3"/>
+  </w:num>
+  <w:num w:numId="77" w16cid:durableId="1246308794">
+    <w:abstractNumId w:val="8"/>
+  </w:num>
+  <w:num w:numId="78" w16cid:durableId="1116757001">
+    <w:abstractNumId w:val="4"/>
+  </w:num>
+  <w:num w:numId="79" w16cid:durableId="511263121">
+    <w:abstractNumId w:val="5"/>
+  </w:num>
+  <w:num w:numId="80" w16cid:durableId="63767525">
+    <w:abstractNumId w:val="6"/>
+  </w:num>
+  <w:num w:numId="81" w16cid:durableId="1092553078">
+    <w:abstractNumId w:val="7"/>
+  </w:num>
+  <w:num w:numId="82" w16cid:durableId="1464811754">
+    <w:abstractNumId w:val="9"/>
+  </w:num>
+  <w:num w:numId="83" w16cid:durableId="2028366440">
+    <w:abstractNumId w:val="0"/>
+  </w:num>
+  <w:num w:numId="84" w16cid:durableId="81493003">
+    <w:abstractNumId w:val="1"/>
+  </w:num>
+  <w:num w:numId="85" w16cid:durableId="279800216">
+    <w:abstractNumId w:val="2"/>
+  </w:num>
+  <w:num w:numId="86" w16cid:durableId="543176933">
+    <w:abstractNumId w:val="3"/>
+  </w:num>
+  <w:num w:numId="87" w16cid:durableId="1216354863">
+    <w:abstractNumId w:val="8"/>
+  </w:num>
+  <w:num w:numId="88" w16cid:durableId="36666824">
+    <w:abstractNumId w:val="4"/>
+  </w:num>
+  <w:num w:numId="89" w16cid:durableId="1940940242">
+    <w:abstractNumId w:val="5"/>
+  </w:num>
+  <w:num w:numId="90" w16cid:durableId="1711033971">
+    <w:abstractNumId w:val="6"/>
+  </w:num>
+  <w:num w:numId="91" w16cid:durableId="1773283617">
+    <w:abstractNumId w:val="7"/>
+  </w:num>
+  <w:num w:numId="92" w16cid:durableId="1694767208">
+    <w:abstractNumId w:val="9"/>
+  </w:num>
+  <w:num w:numId="93" w16cid:durableId="2076277725">
+    <w:abstractNumId w:val="0"/>
+  </w:num>
+  <w:num w:numId="94" w16cid:durableId="1543981028">
+    <w:abstractNumId w:val="1"/>
+  </w:num>
+  <w:num w:numId="95" w16cid:durableId="500437192">
+    <w:abstractNumId w:val="2"/>
+  </w:num>
+  <w:num w:numId="96" w16cid:durableId="567571441">
+    <w:abstractNumId w:val="3"/>
+  </w:num>
+  <w:num w:numId="97" w16cid:durableId="1025327734">
+    <w:abstractNumId w:val="8"/>
+  </w:num>
+  <w:num w:numId="98" w16cid:durableId="887956196">
+    <w:abstractNumId w:val="4"/>
+  </w:num>
+  <w:num w:numId="99" w16cid:durableId="591090636">
+    <w:abstractNumId w:val="5"/>
+  </w:num>
+  <w:num w:numId="100" w16cid:durableId="117455530">
+    <w:abstractNumId w:val="6"/>
+  </w:num>
+  <w:num w:numId="101" w16cid:durableId="1987200094">
+    <w:abstractNumId w:val="7"/>
+  </w:num>
+  <w:num w:numId="102" w16cid:durableId="1211501880">
+    <w:abstractNumId w:val="9"/>
+  </w:num>
+  <w:num w:numId="103" w16cid:durableId="1408914580">
+    <w:abstractNumId w:val="0"/>
+  </w:num>
+  <w:num w:numId="104" w16cid:durableId="886724234">
+    <w:abstractNumId w:val="1"/>
+  </w:num>
+  <w:num w:numId="105" w16cid:durableId="774321955">
+    <w:abstractNumId w:val="2"/>
+  </w:num>
+  <w:num w:numId="106" w16cid:durableId="2058433667">
+    <w:abstractNumId w:val="3"/>
+  </w:num>
+  <w:num w:numId="107" w16cid:durableId="727992299">
+    <w:abstractNumId w:val="8"/>
+  </w:num>
+  <w:num w:numId="108" w16cid:durableId="1956593161">
+    <w:abstractNumId w:val="4"/>
+  </w:num>
+  <w:num w:numId="109" w16cid:durableId="1509254073">
+    <w:abstractNumId w:val="5"/>
+  </w:num>
+  <w:num w:numId="110" w16cid:durableId="677079041">
+    <w:abstractNumId w:val="6"/>
+  </w:num>
+  <w:num w:numId="111" w16cid:durableId="1077172551">
+    <w:abstractNumId w:val="7"/>
+  </w:num>
+  <w:num w:numId="112" w16cid:durableId="151795159">
+    <w:abstractNumId w:val="9"/>
+  </w:num>
+  <w:num w:numId="113" w16cid:durableId="870802039">
+    <w:abstractNumId w:val="0"/>
+  </w:num>
+  <w:num w:numId="114" w16cid:durableId="1133451031">
+    <w:abstractNumId w:val="1"/>
+  </w:num>
+  <w:num w:numId="115" w16cid:durableId="1426730746">
+    <w:abstractNumId w:val="2"/>
+  </w:num>
+  <w:num w:numId="116" w16cid:durableId="691538120">
+    <w:abstractNumId w:val="3"/>
+  </w:num>
+  <w:num w:numId="117" w16cid:durableId="804853236">
+    <w:abstractNumId w:val="8"/>
+  </w:num>
+  <w:num w:numId="118" w16cid:durableId="1773209146">
+    <w:abstractNumId w:val="4"/>
+  </w:num>
+  <w:num w:numId="119" w16cid:durableId="1146356906">
+    <w:abstractNumId w:val="5"/>
+  </w:num>
+  <w:num w:numId="120" w16cid:durableId="1568177865">
+    <w:abstractNumId w:val="6"/>
+  </w:num>
+  <w:num w:numId="121" w16cid:durableId="767509213">
+    <w:abstractNumId w:val="7"/>
+  </w:num>
+  <w:num w:numId="122" w16cid:durableId="484978802">
+    <w:abstractNumId w:val="9"/>
+  </w:num>
+  <w:num w:numId="123" w16cid:durableId="2073578071">
+    <w:abstractNumId w:val="0"/>
+  </w:num>
+  <w:num w:numId="124" w16cid:durableId="1940674892">
+    <w:abstractNumId w:val="1"/>
+  </w:num>
+  <w:num w:numId="125" w16cid:durableId="631713145">
+    <w:abstractNumId w:val="2"/>
+  </w:num>
+  <w:num w:numId="126" w16cid:durableId="1407386775">
+    <w:abstractNumId w:val="3"/>
+  </w:num>
+  <w:num w:numId="127" w16cid:durableId="758260486">
+    <w:abstractNumId w:val="8"/>
+  </w:num>
+  <w:num w:numId="128" w16cid:durableId="895506986">
+    <w:abstractNumId w:val="4"/>
+  </w:num>
+  <w:num w:numId="129" w16cid:durableId="1745295728">
+    <w:abstractNumId w:val="5"/>
+  </w:num>
+  <w:num w:numId="130" w16cid:durableId="688525151">
+    <w:abstractNumId w:val="6"/>
+  </w:num>
+  <w:num w:numId="131" w16cid:durableId="1879120179">
+    <w:abstractNumId w:val="7"/>
+  </w:num>
+  <w:num w:numId="132" w16cid:durableId="2079983470">
     <w:abstractNumId w:val="9"/>
   </w:num>
 </w:numbering>
@@ -1369,14 +1676,14 @@
     <w:next w:val="BodyText"/>
     <w:uiPriority w:val="9"/>
     <w:qFormat/>
-    <w:rsid w:val="0005637E"/>
+    <w:rsid w:val="0057683D"/>
     <w:pPr>
       <w:keepNext/>
       <w:keepLines/>
       <w:numPr>
         <w:numId w:val="2"/>
       </w:numPr>
-      <w:spacing w:before="480" w:after="0"/>
+      <w:spacing w:before="480" w:after="0" w:line="240" w:lineRule="auto"/>
       <w:outlineLvl w:val="0"/>
     </w:pPr>
     <w:rPr>
@@ -1602,15 +1909,20 @@
     <w:basedOn w:val="Normal"/>
     <w:link w:val="BodyTextChar"/>
     <w:qFormat/>
+    <w:rsid w:val="00AF5CF3"/>
     <w:pPr>
       <w:spacing w:before="180" w:after="180"/>
     </w:pPr>
+    <w:rPr>
+      <w:rFonts w:ascii="Bahnschrift Light" w:hAnsi="Bahnschrift Light"/>
+    </w:rPr>
   </w:style>
   <w:style w:type="paragraph" w:customStyle="1" w:styleId="FirstParagraph">
     <w:name w:val="First Paragraph"/>
     <w:basedOn w:val="BodyText"/>
     <w:next w:val="BodyText"/>
     <w:qFormat/>
+    <w:rsid w:val="009553C7"/>
   </w:style>
   <w:style w:type="paragraph" w:customStyle="1" w:styleId="Compact">
     <w:name w:val="Compact"/>
@@ -1625,15 +1937,14 @@
     <w:basedOn w:val="Normal"/>
     <w:next w:val="BodyText"/>
     <w:qFormat/>
-    <w:rsid w:val="00DD157D"/>
+    <w:rsid w:val="009553C7"/>
     <w:pPr>
       <w:keepNext/>
       <w:keepLines/>
       <w:spacing w:before="480" w:after="240"/>
     </w:pPr>
     <w:rPr>
-      <w:rFonts w:ascii="Myriad Pro Bold SemiCondensed" w:eastAsiaTheme="majorEastAsia" w:hAnsi="Myriad Pro Bold SemiCondensed" w:cstheme="majorBidi"/>
-      <w:b/>
+      <w:rFonts w:asciiTheme="majorHAnsi" w:eastAsiaTheme="majorEastAsia" w:hAnsiTheme="majorHAnsi" w:cstheme="majorBidi"/>
       <w:bCs/>
       <w:color w:val="000000" w:themeColor="text1"/>
       <w:sz w:val="72"/>
@@ -1745,6 +2056,7 @@
     <w:semiHidden/>
     <w:unhideWhenUsed/>
     <w:qFormat/>
+    <w:rsid w:val="00906E46"/>
     <w:tblPr/>
     <w:tcPr>
       <w:shd w:val="clear" w:color="auto" w:fill="auto"/>
@@ -1762,6 +2074,7 @@
           <w:tl2br w:val="none" w:sz="0" w:space="0" w:color="auto"/>
           <w:tr2bl w:val="none" w:sz="0" w:space="0" w:color="auto"/>
         </w:tcBorders>
+        <w:shd w:val="clear" w:color="auto" w:fill="00B0F0"/>
       </w:tcPr>
     </w:tblStylePr>
     <w:tblStylePr w:type="lastRow">
@@ -1908,9 +2221,9 @@
     <w:name w:val="Body Text Char"/>
     <w:basedOn w:val="DefaultParagraphFont"/>
     <w:link w:val="BodyText"/>
-    <w:rsid w:val="00870C52"/>
-    <w:rPr>
-      <w:rFonts w:ascii="Minion Pro" w:hAnsi="Minion Pro"/>
+    <w:rsid w:val="00AF5CF3"/>
+    <w:rPr>
+      <w:rFonts w:ascii="Bahnschrift Light" w:hAnsi="Bahnschrift Light"/>
     </w:rPr>
   </w:style>
   <w:style w:type="paragraph" w:customStyle="1" w:styleId="SourceCode">

--- a/templates/rmd-myriad-minion-reference.docx
+++ b/templates/rmd-myriad-minion-reference.docx
@@ -537,7 +537,7 @@
   <w:abstractNum w:abstractNumId="0" w15:restartNumberingAfterBreak="0">
     <w:nsid w:val="FFFFFF7C"/>
     <w:multiLevelType w:val="singleLevel"/>
-    <w:tmpl w:val="5EFECB0C"/>
+    <w:tmpl w:val="2AA69046"/>
     <w:lvl w:ilvl="0">
       <w:start w:val="1"/>
       <w:numFmt w:val="decimal"/>
@@ -554,7 +554,7 @@
   <w:abstractNum w:abstractNumId="1" w15:restartNumberingAfterBreak="0">
     <w:nsid w:val="FFFFFF7D"/>
     <w:multiLevelType w:val="singleLevel"/>
-    <w:tmpl w:val="F79A91A8"/>
+    <w:tmpl w:val="4CC24622"/>
     <w:lvl w:ilvl="0">
       <w:start w:val="1"/>
       <w:numFmt w:val="decimal"/>
@@ -571,7 +571,7 @@
   <w:abstractNum w:abstractNumId="2" w15:restartNumberingAfterBreak="0">
     <w:nsid w:val="FFFFFF7E"/>
     <w:multiLevelType w:val="singleLevel"/>
-    <w:tmpl w:val="4BE030FE"/>
+    <w:tmpl w:val="2ACC1AEC"/>
     <w:lvl w:ilvl="0">
       <w:start w:val="1"/>
       <w:numFmt w:val="decimal"/>
@@ -588,7 +588,7 @@
   <w:abstractNum w:abstractNumId="3" w15:restartNumberingAfterBreak="0">
     <w:nsid w:val="FFFFFF7F"/>
     <w:multiLevelType w:val="singleLevel"/>
-    <w:tmpl w:val="8A3CC858"/>
+    <w:tmpl w:val="AE128772"/>
     <w:lvl w:ilvl="0">
       <w:start w:val="1"/>
       <w:numFmt w:val="decimal"/>
@@ -605,7 +605,7 @@
   <w:abstractNum w:abstractNumId="4" w15:restartNumberingAfterBreak="0">
     <w:nsid w:val="FFFFFF80"/>
     <w:multiLevelType w:val="singleLevel"/>
-    <w:tmpl w:val="8212726E"/>
+    <w:tmpl w:val="38C8BC4A"/>
     <w:lvl w:ilvl="0">
       <w:start w:val="1"/>
       <w:numFmt w:val="bullet"/>
@@ -625,7 +625,7 @@
   <w:abstractNum w:abstractNumId="5" w15:restartNumberingAfterBreak="0">
     <w:nsid w:val="FFFFFF81"/>
     <w:multiLevelType w:val="singleLevel"/>
-    <w:tmpl w:val="352C5088"/>
+    <w:tmpl w:val="55B806E6"/>
     <w:lvl w:ilvl="0">
       <w:start w:val="1"/>
       <w:numFmt w:val="bullet"/>
@@ -645,7 +645,7 @@
   <w:abstractNum w:abstractNumId="6" w15:restartNumberingAfterBreak="0">
     <w:nsid w:val="FFFFFF82"/>
     <w:multiLevelType w:val="singleLevel"/>
-    <w:tmpl w:val="B16E38E6"/>
+    <w:tmpl w:val="F8CA0ED6"/>
     <w:lvl w:ilvl="0">
       <w:start w:val="1"/>
       <w:numFmt w:val="bullet"/>
@@ -665,7 +665,7 @@
   <w:abstractNum w:abstractNumId="7" w15:restartNumberingAfterBreak="0">
     <w:nsid w:val="FFFFFF83"/>
     <w:multiLevelType w:val="singleLevel"/>
-    <w:tmpl w:val="C70A64C2"/>
+    <w:tmpl w:val="5A4CA7E8"/>
     <w:lvl w:ilvl="0">
       <w:start w:val="1"/>
       <w:numFmt w:val="bullet"/>
@@ -685,7 +685,7 @@
   <w:abstractNum w:abstractNumId="8" w15:restartNumberingAfterBreak="0">
     <w:nsid w:val="FFFFFF88"/>
     <w:multiLevelType w:val="singleLevel"/>
-    <w:tmpl w:val="B1DA9DF0"/>
+    <w:tmpl w:val="FE887002"/>
     <w:lvl w:ilvl="0">
       <w:start w:val="1"/>
       <w:numFmt w:val="decimal"/>
@@ -702,7 +702,7 @@
   <w:abstractNum w:abstractNumId="9" w15:restartNumberingAfterBreak="0">
     <w:nsid w:val="FFFFFF89"/>
     <w:multiLevelType w:val="singleLevel"/>
-    <w:tmpl w:val="6F0824E0"/>
+    <w:tmpl w:val="6E82CCB6"/>
     <w:lvl w:ilvl="0">
       <w:start w:val="1"/>
       <w:numFmt w:val="bullet"/>
@@ -1312,6 +1312,96 @@
     <w:abstractNumId w:val="7"/>
   </w:num>
   <w:num w:numId="132" w16cid:durableId="2079983470">
+    <w:abstractNumId w:val="9"/>
+  </w:num>
+  <w:num w:numId="133" w16cid:durableId="93018343">
+    <w:abstractNumId w:val="0"/>
+  </w:num>
+  <w:num w:numId="134" w16cid:durableId="894199715">
+    <w:abstractNumId w:val="1"/>
+  </w:num>
+  <w:num w:numId="135" w16cid:durableId="447240750">
+    <w:abstractNumId w:val="2"/>
+  </w:num>
+  <w:num w:numId="136" w16cid:durableId="2074041664">
+    <w:abstractNumId w:val="3"/>
+  </w:num>
+  <w:num w:numId="137" w16cid:durableId="527723308">
+    <w:abstractNumId w:val="8"/>
+  </w:num>
+  <w:num w:numId="138" w16cid:durableId="1837187679">
+    <w:abstractNumId w:val="4"/>
+  </w:num>
+  <w:num w:numId="139" w16cid:durableId="2003507492">
+    <w:abstractNumId w:val="5"/>
+  </w:num>
+  <w:num w:numId="140" w16cid:durableId="1562449697">
+    <w:abstractNumId w:val="6"/>
+  </w:num>
+  <w:num w:numId="141" w16cid:durableId="1184973496">
+    <w:abstractNumId w:val="7"/>
+  </w:num>
+  <w:num w:numId="142" w16cid:durableId="639698802">
+    <w:abstractNumId w:val="9"/>
+  </w:num>
+  <w:num w:numId="143" w16cid:durableId="1394158341">
+    <w:abstractNumId w:val="0"/>
+  </w:num>
+  <w:num w:numId="144" w16cid:durableId="1413818837">
+    <w:abstractNumId w:val="1"/>
+  </w:num>
+  <w:num w:numId="145" w16cid:durableId="2095741972">
+    <w:abstractNumId w:val="2"/>
+  </w:num>
+  <w:num w:numId="146" w16cid:durableId="147989168">
+    <w:abstractNumId w:val="3"/>
+  </w:num>
+  <w:num w:numId="147" w16cid:durableId="27462329">
+    <w:abstractNumId w:val="8"/>
+  </w:num>
+  <w:num w:numId="148" w16cid:durableId="819469083">
+    <w:abstractNumId w:val="4"/>
+  </w:num>
+  <w:num w:numId="149" w16cid:durableId="201945749">
+    <w:abstractNumId w:val="5"/>
+  </w:num>
+  <w:num w:numId="150" w16cid:durableId="1369337892">
+    <w:abstractNumId w:val="6"/>
+  </w:num>
+  <w:num w:numId="151" w16cid:durableId="1013145749">
+    <w:abstractNumId w:val="7"/>
+  </w:num>
+  <w:num w:numId="152" w16cid:durableId="942372529">
+    <w:abstractNumId w:val="9"/>
+  </w:num>
+  <w:num w:numId="153" w16cid:durableId="619341851">
+    <w:abstractNumId w:val="0"/>
+  </w:num>
+  <w:num w:numId="154" w16cid:durableId="2054454074">
+    <w:abstractNumId w:val="1"/>
+  </w:num>
+  <w:num w:numId="155" w16cid:durableId="1269502413">
+    <w:abstractNumId w:val="2"/>
+  </w:num>
+  <w:num w:numId="156" w16cid:durableId="893201819">
+    <w:abstractNumId w:val="3"/>
+  </w:num>
+  <w:num w:numId="157" w16cid:durableId="660499973">
+    <w:abstractNumId w:val="8"/>
+  </w:num>
+  <w:num w:numId="158" w16cid:durableId="2012833102">
+    <w:abstractNumId w:val="4"/>
+  </w:num>
+  <w:num w:numId="159" w16cid:durableId="1731885939">
+    <w:abstractNumId w:val="5"/>
+  </w:num>
+  <w:num w:numId="160" w16cid:durableId="1461608447">
+    <w:abstractNumId w:val="6"/>
+  </w:num>
+  <w:num w:numId="161" w16cid:durableId="1054504978">
+    <w:abstractNumId w:val="7"/>
+  </w:num>
+  <w:num w:numId="162" w16cid:durableId="1300499904">
     <w:abstractNumId w:val="9"/>
   </w:num>
 </w:numbering>
@@ -1909,9 +1999,10 @@
     <w:basedOn w:val="Normal"/>
     <w:link w:val="BodyTextChar"/>
     <w:qFormat/>
-    <w:rsid w:val="00AF5CF3"/>
+    <w:rsid w:val="00996DD6"/>
     <w:pPr>
       <w:spacing w:before="180" w:after="180"/>
+      <w:jc w:val="both"/>
     </w:pPr>
     <w:rPr>
       <w:rFonts w:ascii="Bahnschrift Light" w:hAnsi="Bahnschrift Light"/>
@@ -2221,7 +2312,7 @@
     <w:name w:val="Body Text Char"/>
     <w:basedOn w:val="DefaultParagraphFont"/>
     <w:link w:val="BodyText"/>
-    <w:rsid w:val="00AF5CF3"/>
+    <w:rsid w:val="00996DD6"/>
     <w:rPr>
       <w:rFonts w:ascii="Bahnschrift Light" w:hAnsi="Bahnschrift Light"/>
     </w:rPr>

--- a/templates/rmd-myriad-minion-reference.docx
+++ b/templates/rmd-myriad-minion-reference.docx
@@ -1,6 +1,6 @@
 
 <file path=word/document.xml><?xml version="1.0" encoding="utf-8"?>
-<w:document xmlns:wpc="http://schemas.microsoft.com/office/word/2010/wordprocessingCanvas" xmlns:cx="http://schemas.microsoft.com/office/drawing/2014/chartex" xmlns:cx1="http://schemas.microsoft.com/office/drawing/2015/9/8/chartex" xmlns:cx2="http://schemas.microsoft.com/office/drawing/2015/10/21/chartex" xmlns:cx3="http://schemas.microsoft.com/office/drawing/2016/5/9/chartex" xmlns:cx4="http://schemas.microsoft.com/office/drawing/2016/5/10/chartex" xmlns:cx5="http://schemas.microsoft.com/office/drawing/2016/5/11/chartex" xmlns:cx6="http://schemas.microsoft.com/office/drawing/2016/5/12/chartex" xmlns:cx7="http://schemas.microsoft.com/office/drawing/2016/5/13/chartex" xmlns:cx8="http://schemas.microsoft.com/office/drawing/2016/5/14/chartex" xmlns:mc="http://schemas.openxmlformats.org/markup-compatibility/2006" xmlns:aink="http://schemas.microsoft.com/office/drawing/2016/ink" xmlns:am3d="http://schemas.microsoft.com/office/drawing/2017/model3d" xmlns:o="urn:schemas-microsoft-com:office:office" xmlns:oel="http://schemas.microsoft.com/office/2019/extlst" xmlns:r="http://schemas.openxmlformats.org/officeDocument/2006/relationships" xmlns:m="http://schemas.openxmlformats.org/officeDocument/2006/math" xmlns:v="urn:schemas-microsoft-com:vml" xmlns:wp14="http://schemas.microsoft.com/office/word/2010/wordprocessingDrawing" xmlns:wp="http://schemas.openxmlformats.org/drawingml/2006/wordprocessingDrawing" xmlns:w10="urn:schemas-microsoft-com:office:word" xmlns:w="http://schemas.openxmlformats.org/wordprocessingml/2006/main" xmlns:w14="http://schemas.microsoft.com/office/word/2010/wordml" xmlns:w15="http://schemas.microsoft.com/office/word/2012/wordml" xmlns:w16cex="http://schemas.microsoft.com/office/word/2018/wordml/cex" xmlns:w16cid="http://schemas.microsoft.com/office/word/2016/wordml/cid" xmlns:w16="http://schemas.microsoft.com/office/word/2018/wordml" xmlns:w16du="http://schemas.microsoft.com/office/word/2023/wordml/word16du" xmlns:w16sdtdh="http://schemas.microsoft.com/office/word/2020/wordml/sdtdatahash" xmlns:w16se="http://schemas.microsoft.com/office/word/2015/wordml/symex" xmlns:wpg="http://schemas.microsoft.com/office/word/2010/wordprocessingGroup" xmlns:wpi="http://schemas.microsoft.com/office/word/2010/wordprocessingInk" xmlns:wne="http://schemas.microsoft.com/office/word/2006/wordml" xmlns:wps="http://schemas.microsoft.com/office/word/2010/wordprocessingShape" mc:Ignorable="w14 w15 w16se w16cid w16 w16cex w16sdtdh wp14">
+<w:document xmlns:wpc="http://schemas.microsoft.com/office/word/2010/wordprocessingCanvas" xmlns:cx="http://schemas.microsoft.com/office/drawing/2014/chartex" xmlns:cx1="http://schemas.microsoft.com/office/drawing/2015/9/8/chartex" xmlns:cx2="http://schemas.microsoft.com/office/drawing/2015/10/21/chartex" xmlns:cx3="http://schemas.microsoft.com/office/drawing/2016/5/9/chartex" xmlns:cx4="http://schemas.microsoft.com/office/drawing/2016/5/10/chartex" xmlns:cx5="http://schemas.microsoft.com/office/drawing/2016/5/11/chartex" xmlns:cx6="http://schemas.microsoft.com/office/drawing/2016/5/12/chartex" xmlns:cx7="http://schemas.microsoft.com/office/drawing/2016/5/13/chartex" xmlns:cx8="http://schemas.microsoft.com/office/drawing/2016/5/14/chartex" xmlns:mc="http://schemas.openxmlformats.org/markup-compatibility/2006" xmlns:aink="http://schemas.microsoft.com/office/drawing/2016/ink" xmlns:am3d="http://schemas.microsoft.com/office/drawing/2017/model3d" xmlns:o="urn:schemas-microsoft-com:office:office" xmlns:oel="http://schemas.microsoft.com/office/2019/extlst" xmlns:r="http://schemas.openxmlformats.org/officeDocument/2006/relationships" xmlns:m="http://schemas.openxmlformats.org/officeDocument/2006/math" xmlns:v="urn:schemas-microsoft-com:vml" xmlns:wp14="http://schemas.microsoft.com/office/word/2010/wordprocessingDrawing" xmlns:wp="http://schemas.openxmlformats.org/drawingml/2006/wordprocessingDrawing" xmlns:w10="urn:schemas-microsoft-com:office:word" xmlns:w="http://schemas.openxmlformats.org/wordprocessingml/2006/main" xmlns:w14="http://schemas.microsoft.com/office/word/2010/wordml" xmlns:w15="http://schemas.microsoft.com/office/word/2012/wordml" xmlns:w16cex="http://schemas.microsoft.com/office/word/2018/wordml/cex" xmlns:w16cid="http://schemas.microsoft.com/office/word/2016/wordml/cid" xmlns:w16="http://schemas.microsoft.com/office/word/2018/wordml" xmlns:w16sdtdh="http://schemas.microsoft.com/office/word/2020/wordml/sdtdatahash" xmlns:w16se="http://schemas.microsoft.com/office/word/2015/wordml/symex" xmlns:wpg="http://schemas.microsoft.com/office/word/2010/wordprocessingGroup" xmlns:wpi="http://schemas.microsoft.com/office/word/2010/wordprocessingInk" xmlns:wne="http://schemas.microsoft.com/office/word/2006/wordml" xmlns:wps="http://schemas.microsoft.com/office/word/2010/wordprocessingShape" mc:Ignorable="w14 w15 w16se w16cid w16 w16cex w16sdtdh wp14">
   <w:body>
     <w:p>
       <w:pPr>
@@ -158,21 +158,10 @@
         <w:rPr>
           <w:rStyle w:val="VerbatimChar"/>
         </w:rPr>
-        <w:t xml:space="preserve"> Verbatim </w:t>
-      </w:r>
-      <w:proofErr w:type="gramStart"/>
-      <w:r>
-        <w:rPr>
-          <w:rStyle w:val="VerbatimChar"/>
-        </w:rPr>
-        <w:t xml:space="preserve">Char </w:t>
-      </w:r>
-      <w:r>
-        <w:t xml:space="preserve"> .</w:t>
-      </w:r>
-      <w:proofErr w:type="gramEnd"/>
-      <w:r>
-        <w:t xml:space="preserve">    </w:t>
+        <w:t xml:space="preserve"> Verbatim Char </w:t>
+      </w:r>
+      <w:r>
+        <w:t xml:space="preserve"> .    </w:t>
       </w:r>
       <w:hyperlink r:id="rId7">
         <w:r>
@@ -211,14 +200,7 @@
         <w:rPr>
           <w:rStyle w:val="VerbatimChar"/>
         </w:rPr>
-        <w:t xml:space="preserve"> </w:t>
-      </w:r>
-      <w:proofErr w:type="gramStart"/>
-      <w:r>
-        <w:rPr>
-          <w:rStyle w:val="VerbatimChar"/>
-        </w:rPr>
-        <w:t>Char.</w:t>
+        <w:t xml:space="preserve"> Char.</w:t>
       </w:r>
       <w:r>
         <w:rPr>
@@ -226,7 +208,6 @@
         </w:rPr>
         <w:t>.</w:t>
       </w:r>
-      <w:proofErr w:type="gramEnd"/>
     </w:p>
     <w:p>
       <w:pPr>
@@ -396,7 +377,7 @@
 </file>
 
 <file path=word/endnotes.xml><?xml version="1.0" encoding="utf-8"?>
-<w:endnotes xmlns:wpc="http://schemas.microsoft.com/office/word/2010/wordprocessingCanvas" xmlns:cx="http://schemas.microsoft.com/office/drawing/2014/chartex" xmlns:cx1="http://schemas.microsoft.com/office/drawing/2015/9/8/chartex" xmlns:cx2="http://schemas.microsoft.com/office/drawing/2015/10/21/chartex" xmlns:cx3="http://schemas.microsoft.com/office/drawing/2016/5/9/chartex" xmlns:cx4="http://schemas.microsoft.com/office/drawing/2016/5/10/chartex" xmlns:cx5="http://schemas.microsoft.com/office/drawing/2016/5/11/chartex" xmlns:cx6="http://schemas.microsoft.com/office/drawing/2016/5/12/chartex" xmlns:cx7="http://schemas.microsoft.com/office/drawing/2016/5/13/chartex" xmlns:cx8="http://schemas.microsoft.com/office/drawing/2016/5/14/chartex" xmlns:mc="http://schemas.openxmlformats.org/markup-compatibility/2006" xmlns:aink="http://schemas.microsoft.com/office/drawing/2016/ink" xmlns:am3d="http://schemas.microsoft.com/office/drawing/2017/model3d" xmlns:o="urn:schemas-microsoft-com:office:office" xmlns:oel="http://schemas.microsoft.com/office/2019/extlst" xmlns:r="http://schemas.openxmlformats.org/officeDocument/2006/relationships" xmlns:m="http://schemas.openxmlformats.org/officeDocument/2006/math" xmlns:v="urn:schemas-microsoft-com:vml" xmlns:wp14="http://schemas.microsoft.com/office/word/2010/wordprocessingDrawing" xmlns:wp="http://schemas.openxmlformats.org/drawingml/2006/wordprocessingDrawing" xmlns:w10="urn:schemas-microsoft-com:office:word" xmlns:w="http://schemas.openxmlformats.org/wordprocessingml/2006/main" xmlns:w14="http://schemas.microsoft.com/office/word/2010/wordml" xmlns:w15="http://schemas.microsoft.com/office/word/2012/wordml" xmlns:w16cex="http://schemas.microsoft.com/office/word/2018/wordml/cex" xmlns:w16cid="http://schemas.microsoft.com/office/word/2016/wordml/cid" xmlns:w16="http://schemas.microsoft.com/office/word/2018/wordml" xmlns:w16du="http://schemas.microsoft.com/office/word/2023/wordml/word16du" xmlns:w16sdtdh="http://schemas.microsoft.com/office/word/2020/wordml/sdtdatahash" xmlns:w16se="http://schemas.microsoft.com/office/word/2015/wordml/symex" xmlns:wpg="http://schemas.microsoft.com/office/word/2010/wordprocessingGroup" xmlns:wpi="http://schemas.microsoft.com/office/word/2010/wordprocessingInk" xmlns:wne="http://schemas.microsoft.com/office/word/2006/wordml" xmlns:wps="http://schemas.microsoft.com/office/word/2010/wordprocessingShape" mc:Ignorable="w14 w15 w16se w16cid w16 w16cex w16sdtdh wp14">
+<w:endnotes xmlns:wpc="http://schemas.microsoft.com/office/word/2010/wordprocessingCanvas" xmlns:cx="http://schemas.microsoft.com/office/drawing/2014/chartex" xmlns:cx1="http://schemas.microsoft.com/office/drawing/2015/9/8/chartex" xmlns:cx2="http://schemas.microsoft.com/office/drawing/2015/10/21/chartex" xmlns:cx3="http://schemas.microsoft.com/office/drawing/2016/5/9/chartex" xmlns:cx4="http://schemas.microsoft.com/office/drawing/2016/5/10/chartex" xmlns:cx5="http://schemas.microsoft.com/office/drawing/2016/5/11/chartex" xmlns:cx6="http://schemas.microsoft.com/office/drawing/2016/5/12/chartex" xmlns:cx7="http://schemas.microsoft.com/office/drawing/2016/5/13/chartex" xmlns:cx8="http://schemas.microsoft.com/office/drawing/2016/5/14/chartex" xmlns:mc="http://schemas.openxmlformats.org/markup-compatibility/2006" xmlns:aink="http://schemas.microsoft.com/office/drawing/2016/ink" xmlns:am3d="http://schemas.microsoft.com/office/drawing/2017/model3d" xmlns:o="urn:schemas-microsoft-com:office:office" xmlns:oel="http://schemas.microsoft.com/office/2019/extlst" xmlns:r="http://schemas.openxmlformats.org/officeDocument/2006/relationships" xmlns:m="http://schemas.openxmlformats.org/officeDocument/2006/math" xmlns:v="urn:schemas-microsoft-com:vml" xmlns:wp14="http://schemas.microsoft.com/office/word/2010/wordprocessingDrawing" xmlns:wp="http://schemas.openxmlformats.org/drawingml/2006/wordprocessingDrawing" xmlns:w10="urn:schemas-microsoft-com:office:word" xmlns:w="http://schemas.openxmlformats.org/wordprocessingml/2006/main" xmlns:w14="http://schemas.microsoft.com/office/word/2010/wordml" xmlns:w15="http://schemas.microsoft.com/office/word/2012/wordml" xmlns:w16cex="http://schemas.microsoft.com/office/word/2018/wordml/cex" xmlns:w16cid="http://schemas.microsoft.com/office/word/2016/wordml/cid" xmlns:w16="http://schemas.microsoft.com/office/word/2018/wordml" xmlns:w16sdtdh="http://schemas.microsoft.com/office/word/2020/wordml/sdtdatahash" xmlns:w16se="http://schemas.microsoft.com/office/word/2015/wordml/symex" xmlns:wpg="http://schemas.microsoft.com/office/word/2010/wordprocessingGroup" xmlns:wpi="http://schemas.microsoft.com/office/word/2010/wordprocessingInk" xmlns:wne="http://schemas.microsoft.com/office/word/2006/wordml" xmlns:wps="http://schemas.microsoft.com/office/word/2010/wordprocessingShape" mc:Ignorable="w14 w15 w16se w16cid w16 w16cex w16sdtdh wp14">
   <w:endnote w:type="separator" w:id="-1">
     <w:p>
       <w:pPr>
@@ -421,7 +402,7 @@
 </file>
 
 <file path=word/footnotes.xml><?xml version="1.0" encoding="utf-8"?>
-<w:footnotes xmlns:wpc="http://schemas.microsoft.com/office/word/2010/wordprocessingCanvas" xmlns:cx="http://schemas.microsoft.com/office/drawing/2014/chartex" xmlns:cx1="http://schemas.microsoft.com/office/drawing/2015/9/8/chartex" xmlns:cx2="http://schemas.microsoft.com/office/drawing/2015/10/21/chartex" xmlns:cx3="http://schemas.microsoft.com/office/drawing/2016/5/9/chartex" xmlns:cx4="http://schemas.microsoft.com/office/drawing/2016/5/10/chartex" xmlns:cx5="http://schemas.microsoft.com/office/drawing/2016/5/11/chartex" xmlns:cx6="http://schemas.microsoft.com/office/drawing/2016/5/12/chartex" xmlns:cx7="http://schemas.microsoft.com/office/drawing/2016/5/13/chartex" xmlns:cx8="http://schemas.microsoft.com/office/drawing/2016/5/14/chartex" xmlns:mc="http://schemas.openxmlformats.org/markup-compatibility/2006" xmlns:aink="http://schemas.microsoft.com/office/drawing/2016/ink" xmlns:am3d="http://schemas.microsoft.com/office/drawing/2017/model3d" xmlns:o="urn:schemas-microsoft-com:office:office" xmlns:oel="http://schemas.microsoft.com/office/2019/extlst" xmlns:r="http://schemas.openxmlformats.org/officeDocument/2006/relationships" xmlns:m="http://schemas.openxmlformats.org/officeDocument/2006/math" xmlns:v="urn:schemas-microsoft-com:vml" xmlns:wp14="http://schemas.microsoft.com/office/word/2010/wordprocessingDrawing" xmlns:wp="http://schemas.openxmlformats.org/drawingml/2006/wordprocessingDrawing" xmlns:w10="urn:schemas-microsoft-com:office:word" xmlns:w="http://schemas.openxmlformats.org/wordprocessingml/2006/main" xmlns:w14="http://schemas.microsoft.com/office/word/2010/wordml" xmlns:w15="http://schemas.microsoft.com/office/word/2012/wordml" xmlns:w16cex="http://schemas.microsoft.com/office/word/2018/wordml/cex" xmlns:w16cid="http://schemas.microsoft.com/office/word/2016/wordml/cid" xmlns:w16="http://schemas.microsoft.com/office/word/2018/wordml" xmlns:w16du="http://schemas.microsoft.com/office/word/2023/wordml/word16du" xmlns:w16sdtdh="http://schemas.microsoft.com/office/word/2020/wordml/sdtdatahash" xmlns:w16se="http://schemas.microsoft.com/office/word/2015/wordml/symex" xmlns:wpg="http://schemas.microsoft.com/office/word/2010/wordprocessingGroup" xmlns:wpi="http://schemas.microsoft.com/office/word/2010/wordprocessingInk" xmlns:wne="http://schemas.microsoft.com/office/word/2006/wordml" xmlns:wps="http://schemas.microsoft.com/office/word/2010/wordprocessingShape" mc:Ignorable="w14 w15 w16se w16cid w16 w16cex w16sdtdh wp14">
+<w:footnotes xmlns:wpc="http://schemas.microsoft.com/office/word/2010/wordprocessingCanvas" xmlns:cx="http://schemas.microsoft.com/office/drawing/2014/chartex" xmlns:cx1="http://schemas.microsoft.com/office/drawing/2015/9/8/chartex" xmlns:cx2="http://schemas.microsoft.com/office/drawing/2015/10/21/chartex" xmlns:cx3="http://schemas.microsoft.com/office/drawing/2016/5/9/chartex" xmlns:cx4="http://schemas.microsoft.com/office/drawing/2016/5/10/chartex" xmlns:cx5="http://schemas.microsoft.com/office/drawing/2016/5/11/chartex" xmlns:cx6="http://schemas.microsoft.com/office/drawing/2016/5/12/chartex" xmlns:cx7="http://schemas.microsoft.com/office/drawing/2016/5/13/chartex" xmlns:cx8="http://schemas.microsoft.com/office/drawing/2016/5/14/chartex" xmlns:mc="http://schemas.openxmlformats.org/markup-compatibility/2006" xmlns:aink="http://schemas.microsoft.com/office/drawing/2016/ink" xmlns:am3d="http://schemas.microsoft.com/office/drawing/2017/model3d" xmlns:o="urn:schemas-microsoft-com:office:office" xmlns:oel="http://schemas.microsoft.com/office/2019/extlst" xmlns:r="http://schemas.openxmlformats.org/officeDocument/2006/relationships" xmlns:m="http://schemas.openxmlformats.org/officeDocument/2006/math" xmlns:v="urn:schemas-microsoft-com:vml" xmlns:wp14="http://schemas.microsoft.com/office/word/2010/wordprocessingDrawing" xmlns:wp="http://schemas.openxmlformats.org/drawingml/2006/wordprocessingDrawing" xmlns:w10="urn:schemas-microsoft-com:office:word" xmlns:w="http://schemas.openxmlformats.org/wordprocessingml/2006/main" xmlns:w14="http://schemas.microsoft.com/office/word/2010/wordml" xmlns:w15="http://schemas.microsoft.com/office/word/2012/wordml" xmlns:w16cex="http://schemas.microsoft.com/office/word/2018/wordml/cex" xmlns:w16cid="http://schemas.microsoft.com/office/word/2016/wordml/cid" xmlns:w16="http://schemas.microsoft.com/office/word/2018/wordml" xmlns:w16sdtdh="http://schemas.microsoft.com/office/word/2020/wordml/sdtdatahash" xmlns:w16se="http://schemas.microsoft.com/office/word/2015/wordml/symex" xmlns:wpg="http://schemas.microsoft.com/office/word/2010/wordprocessingGroup" xmlns:wpi="http://schemas.microsoft.com/office/word/2010/wordprocessingInk" xmlns:wne="http://schemas.microsoft.com/office/word/2006/wordml" xmlns:wps="http://schemas.microsoft.com/office/word/2010/wordprocessingShape" mc:Ignorable="w14 w15 w16se w16cid w16 w16cex w16sdtdh wp14">
   <w:footnote w:type="separator" w:id="-1">
     <w:p>
       <w:r>
@@ -456,7 +437,7 @@
 </file>
 
 <file path=word/header1.xml><?xml version="1.0" encoding="utf-8"?>
-<w:hdr xmlns:wpc="http://schemas.microsoft.com/office/word/2010/wordprocessingCanvas" xmlns:cx="http://schemas.microsoft.com/office/drawing/2014/chartex" xmlns:cx1="http://schemas.microsoft.com/office/drawing/2015/9/8/chartex" xmlns:cx2="http://schemas.microsoft.com/office/drawing/2015/10/21/chartex" xmlns:cx3="http://schemas.microsoft.com/office/drawing/2016/5/9/chartex" xmlns:cx4="http://schemas.microsoft.com/office/drawing/2016/5/10/chartex" xmlns:cx5="http://schemas.microsoft.com/office/drawing/2016/5/11/chartex" xmlns:cx6="http://schemas.microsoft.com/office/drawing/2016/5/12/chartex" xmlns:cx7="http://schemas.microsoft.com/office/drawing/2016/5/13/chartex" xmlns:cx8="http://schemas.microsoft.com/office/drawing/2016/5/14/chartex" xmlns:mc="http://schemas.openxmlformats.org/markup-compatibility/2006" xmlns:aink="http://schemas.microsoft.com/office/drawing/2016/ink" xmlns:am3d="http://schemas.microsoft.com/office/drawing/2017/model3d" xmlns:o="urn:schemas-microsoft-com:office:office" xmlns:oel="http://schemas.microsoft.com/office/2019/extlst" xmlns:r="http://schemas.openxmlformats.org/officeDocument/2006/relationships" xmlns:m="http://schemas.openxmlformats.org/officeDocument/2006/math" xmlns:v="urn:schemas-microsoft-com:vml" xmlns:wp14="http://schemas.microsoft.com/office/word/2010/wordprocessingDrawing" xmlns:wp="http://schemas.openxmlformats.org/drawingml/2006/wordprocessingDrawing" xmlns:w10="urn:schemas-microsoft-com:office:word" xmlns:w="http://schemas.openxmlformats.org/wordprocessingml/2006/main" xmlns:w14="http://schemas.microsoft.com/office/word/2010/wordml" xmlns:w15="http://schemas.microsoft.com/office/word/2012/wordml" xmlns:w16cex="http://schemas.microsoft.com/office/word/2018/wordml/cex" xmlns:w16cid="http://schemas.microsoft.com/office/word/2016/wordml/cid" xmlns:w16="http://schemas.microsoft.com/office/word/2018/wordml" xmlns:w16du="http://schemas.microsoft.com/office/word/2023/wordml/word16du" xmlns:w16sdtdh="http://schemas.microsoft.com/office/word/2020/wordml/sdtdatahash" xmlns:w16se="http://schemas.microsoft.com/office/word/2015/wordml/symex" xmlns:wpg="http://schemas.microsoft.com/office/word/2010/wordprocessingGroup" xmlns:wpi="http://schemas.microsoft.com/office/word/2010/wordprocessingInk" xmlns:wne="http://schemas.microsoft.com/office/word/2006/wordml" xmlns:wps="http://schemas.microsoft.com/office/word/2010/wordprocessingShape" mc:Ignorable="w14 w15 w16se w16cid w16 w16cex w16sdtdh wp14">
+<w:hdr xmlns:wpc="http://schemas.microsoft.com/office/word/2010/wordprocessingCanvas" xmlns:cx="http://schemas.microsoft.com/office/drawing/2014/chartex" xmlns:cx1="http://schemas.microsoft.com/office/drawing/2015/9/8/chartex" xmlns:cx2="http://schemas.microsoft.com/office/drawing/2015/10/21/chartex" xmlns:cx3="http://schemas.microsoft.com/office/drawing/2016/5/9/chartex" xmlns:cx4="http://schemas.microsoft.com/office/drawing/2016/5/10/chartex" xmlns:cx5="http://schemas.microsoft.com/office/drawing/2016/5/11/chartex" xmlns:cx6="http://schemas.microsoft.com/office/drawing/2016/5/12/chartex" xmlns:cx7="http://schemas.microsoft.com/office/drawing/2016/5/13/chartex" xmlns:cx8="http://schemas.microsoft.com/office/drawing/2016/5/14/chartex" xmlns:mc="http://schemas.openxmlformats.org/markup-compatibility/2006" xmlns:aink="http://schemas.microsoft.com/office/drawing/2016/ink" xmlns:am3d="http://schemas.microsoft.com/office/drawing/2017/model3d" xmlns:o="urn:schemas-microsoft-com:office:office" xmlns:oel="http://schemas.microsoft.com/office/2019/extlst" xmlns:r="http://schemas.openxmlformats.org/officeDocument/2006/relationships" xmlns:m="http://schemas.openxmlformats.org/officeDocument/2006/math" xmlns:v="urn:schemas-microsoft-com:vml" xmlns:wp14="http://schemas.microsoft.com/office/word/2010/wordprocessingDrawing" xmlns:wp="http://schemas.openxmlformats.org/drawingml/2006/wordprocessingDrawing" xmlns:w10="urn:schemas-microsoft-com:office:word" xmlns:w="http://schemas.openxmlformats.org/wordprocessingml/2006/main" xmlns:w14="http://schemas.microsoft.com/office/word/2010/wordml" xmlns:w15="http://schemas.microsoft.com/office/word/2012/wordml" xmlns:w16cex="http://schemas.microsoft.com/office/word/2018/wordml/cex" xmlns:w16cid="http://schemas.microsoft.com/office/word/2016/wordml/cid" xmlns:w16="http://schemas.microsoft.com/office/word/2018/wordml" xmlns:w16sdtdh="http://schemas.microsoft.com/office/word/2020/wordml/sdtdatahash" xmlns:w16se="http://schemas.microsoft.com/office/word/2015/wordml/symex" xmlns:wpg="http://schemas.microsoft.com/office/word/2010/wordprocessingGroup" xmlns:wpi="http://schemas.microsoft.com/office/word/2010/wordprocessingInk" xmlns:wne="http://schemas.microsoft.com/office/word/2006/wordml" xmlns:wps="http://schemas.microsoft.com/office/word/2010/wordprocessingShape" mc:Ignorable="w14 w15 w16se w16cid w16 w16cex w16sdtdh wp14">
   <w:p>
     <w:pPr>
       <w:pStyle w:val="Header"/>
@@ -533,297 +514,8 @@
 </file>
 
 <file path=word/numbering.xml><?xml version="1.0" encoding="utf-8"?>
-<w:numbering xmlns:wpc="http://schemas.microsoft.com/office/word/2010/wordprocessingCanvas" xmlns:cx="http://schemas.microsoft.com/office/drawing/2014/chartex" xmlns:cx1="http://schemas.microsoft.com/office/drawing/2015/9/8/chartex" xmlns:cx2="http://schemas.microsoft.com/office/drawing/2015/10/21/chartex" xmlns:cx3="http://schemas.microsoft.com/office/drawing/2016/5/9/chartex" xmlns:cx4="http://schemas.microsoft.com/office/drawing/2016/5/10/chartex" xmlns:cx5="http://schemas.microsoft.com/office/drawing/2016/5/11/chartex" xmlns:cx6="http://schemas.microsoft.com/office/drawing/2016/5/12/chartex" xmlns:cx7="http://schemas.microsoft.com/office/drawing/2016/5/13/chartex" xmlns:cx8="http://schemas.microsoft.com/office/drawing/2016/5/14/chartex" xmlns:mc="http://schemas.openxmlformats.org/markup-compatibility/2006" xmlns:aink="http://schemas.microsoft.com/office/drawing/2016/ink" xmlns:am3d="http://schemas.microsoft.com/office/drawing/2017/model3d" xmlns:o="urn:schemas-microsoft-com:office:office" xmlns:oel="http://schemas.microsoft.com/office/2019/extlst" xmlns:r="http://schemas.openxmlformats.org/officeDocument/2006/relationships" xmlns:m="http://schemas.openxmlformats.org/officeDocument/2006/math" xmlns:v="urn:schemas-microsoft-com:vml" xmlns:wp14="http://schemas.microsoft.com/office/word/2010/wordprocessingDrawing" xmlns:wp="http://schemas.openxmlformats.org/drawingml/2006/wordprocessingDrawing" xmlns:w10="urn:schemas-microsoft-com:office:word" xmlns:w="http://schemas.openxmlformats.org/wordprocessingml/2006/main" xmlns:w14="http://schemas.microsoft.com/office/word/2010/wordml" xmlns:w15="http://schemas.microsoft.com/office/word/2012/wordml" xmlns:w16cex="http://schemas.microsoft.com/office/word/2018/wordml/cex" xmlns:w16cid="http://schemas.microsoft.com/office/word/2016/wordml/cid" xmlns:w16="http://schemas.microsoft.com/office/word/2018/wordml" xmlns:w16du="http://schemas.microsoft.com/office/word/2023/wordml/word16du" xmlns:w16sdtdh="http://schemas.microsoft.com/office/word/2020/wordml/sdtdatahash" xmlns:w16se="http://schemas.microsoft.com/office/word/2015/wordml/symex" xmlns:wpg="http://schemas.microsoft.com/office/word/2010/wordprocessingGroup" xmlns:wpi="http://schemas.microsoft.com/office/word/2010/wordprocessingInk" xmlns:wne="http://schemas.microsoft.com/office/word/2006/wordml" xmlns:wps="http://schemas.microsoft.com/office/word/2010/wordprocessingShape" mc:Ignorable="w14 w15 w16se w16cid w16 w16cex w16sdtdh wp14">
+<w:numbering xmlns:wpc="http://schemas.microsoft.com/office/word/2010/wordprocessingCanvas" xmlns:cx="http://schemas.microsoft.com/office/drawing/2014/chartex" xmlns:cx1="http://schemas.microsoft.com/office/drawing/2015/9/8/chartex" xmlns:cx2="http://schemas.microsoft.com/office/drawing/2015/10/21/chartex" xmlns:cx3="http://schemas.microsoft.com/office/drawing/2016/5/9/chartex" xmlns:cx4="http://schemas.microsoft.com/office/drawing/2016/5/10/chartex" xmlns:cx5="http://schemas.microsoft.com/office/drawing/2016/5/11/chartex" xmlns:cx6="http://schemas.microsoft.com/office/drawing/2016/5/12/chartex" xmlns:cx7="http://schemas.microsoft.com/office/drawing/2016/5/13/chartex" xmlns:cx8="http://schemas.microsoft.com/office/drawing/2016/5/14/chartex" xmlns:mc="http://schemas.openxmlformats.org/markup-compatibility/2006" xmlns:aink="http://schemas.microsoft.com/office/drawing/2016/ink" xmlns:am3d="http://schemas.microsoft.com/office/drawing/2017/model3d" xmlns:o="urn:schemas-microsoft-com:office:office" xmlns:oel="http://schemas.microsoft.com/office/2019/extlst" xmlns:r="http://schemas.openxmlformats.org/officeDocument/2006/relationships" xmlns:m="http://schemas.openxmlformats.org/officeDocument/2006/math" xmlns:v="urn:schemas-microsoft-com:vml" xmlns:wp14="http://schemas.microsoft.com/office/word/2010/wordprocessingDrawing" xmlns:wp="http://schemas.openxmlformats.org/drawingml/2006/wordprocessingDrawing" xmlns:w10="urn:schemas-microsoft-com:office:word" xmlns:w="http://schemas.openxmlformats.org/wordprocessingml/2006/main" xmlns:w14="http://schemas.microsoft.com/office/word/2010/wordml" xmlns:w15="http://schemas.microsoft.com/office/word/2012/wordml" xmlns:w16cex="http://schemas.microsoft.com/office/word/2018/wordml/cex" xmlns:w16cid="http://schemas.microsoft.com/office/word/2016/wordml/cid" xmlns:w16="http://schemas.microsoft.com/office/word/2018/wordml" xmlns:w16sdtdh="http://schemas.microsoft.com/office/word/2020/wordml/sdtdatahash" xmlns:w16se="http://schemas.microsoft.com/office/word/2015/wordml/symex" xmlns:wpg="http://schemas.microsoft.com/office/word/2010/wordprocessingGroup" xmlns:wpi="http://schemas.microsoft.com/office/word/2010/wordprocessingInk" xmlns:wne="http://schemas.microsoft.com/office/word/2006/wordml" xmlns:wps="http://schemas.microsoft.com/office/word/2010/wordprocessingShape" mc:Ignorable="w14 w15 w16se w16cid w16 w16cex w16sdtdh wp14">
   <w:abstractNum w:abstractNumId="0" w15:restartNumberingAfterBreak="0">
-    <w:nsid w:val="FFFFFF7C"/>
-    <w:multiLevelType w:val="singleLevel"/>
-    <w:tmpl w:val="2AA69046"/>
-    <w:lvl w:ilvl="0">
-      <w:start w:val="1"/>
-      <w:numFmt w:val="decimal"/>
-      <w:lvlText w:val="%1."/>
-      <w:lvlJc w:val="left"/>
-      <w:pPr>
-        <w:tabs>
-          <w:tab w:val="num" w:pos="1800"/>
-        </w:tabs>
-        <w:ind w:left="1800" w:hanging="360"/>
-      </w:pPr>
-    </w:lvl>
-  </w:abstractNum>
-  <w:abstractNum w:abstractNumId="1" w15:restartNumberingAfterBreak="0">
-    <w:nsid w:val="FFFFFF7D"/>
-    <w:multiLevelType w:val="singleLevel"/>
-    <w:tmpl w:val="4CC24622"/>
-    <w:lvl w:ilvl="0">
-      <w:start w:val="1"/>
-      <w:numFmt w:val="decimal"/>
-      <w:lvlText w:val="%1."/>
-      <w:lvlJc w:val="left"/>
-      <w:pPr>
-        <w:tabs>
-          <w:tab w:val="num" w:pos="1440"/>
-        </w:tabs>
-        <w:ind w:left="1440" w:hanging="360"/>
-      </w:pPr>
-    </w:lvl>
-  </w:abstractNum>
-  <w:abstractNum w:abstractNumId="2" w15:restartNumberingAfterBreak="0">
-    <w:nsid w:val="FFFFFF7E"/>
-    <w:multiLevelType w:val="singleLevel"/>
-    <w:tmpl w:val="2ACC1AEC"/>
-    <w:lvl w:ilvl="0">
-      <w:start w:val="1"/>
-      <w:numFmt w:val="decimal"/>
-      <w:lvlText w:val="%1."/>
-      <w:lvlJc w:val="left"/>
-      <w:pPr>
-        <w:tabs>
-          <w:tab w:val="num" w:pos="1080"/>
-        </w:tabs>
-        <w:ind w:left="1080" w:hanging="360"/>
-      </w:pPr>
-    </w:lvl>
-  </w:abstractNum>
-  <w:abstractNum w:abstractNumId="3" w15:restartNumberingAfterBreak="0">
-    <w:nsid w:val="FFFFFF7F"/>
-    <w:multiLevelType w:val="singleLevel"/>
-    <w:tmpl w:val="AE128772"/>
-    <w:lvl w:ilvl="0">
-      <w:start w:val="1"/>
-      <w:numFmt w:val="decimal"/>
-      <w:lvlText w:val="%1."/>
-      <w:lvlJc w:val="left"/>
-      <w:pPr>
-        <w:tabs>
-          <w:tab w:val="num" w:pos="720"/>
-        </w:tabs>
-        <w:ind w:left="720" w:hanging="360"/>
-      </w:pPr>
-    </w:lvl>
-  </w:abstractNum>
-  <w:abstractNum w:abstractNumId="4" w15:restartNumberingAfterBreak="0">
-    <w:nsid w:val="FFFFFF80"/>
-    <w:multiLevelType w:val="singleLevel"/>
-    <w:tmpl w:val="38C8BC4A"/>
-    <w:lvl w:ilvl="0">
-      <w:start w:val="1"/>
-      <w:numFmt w:val="bullet"/>
-      <w:lvlText w:val=""/>
-      <w:lvlJc w:val="left"/>
-      <w:pPr>
-        <w:tabs>
-          <w:tab w:val="num" w:pos="1800"/>
-        </w:tabs>
-        <w:ind w:left="1800" w:hanging="360"/>
-      </w:pPr>
-      <w:rPr>
-        <w:rFonts w:ascii="Symbol" w:hAnsi="Symbol" w:hint="default"/>
-      </w:rPr>
-    </w:lvl>
-  </w:abstractNum>
-  <w:abstractNum w:abstractNumId="5" w15:restartNumberingAfterBreak="0">
-    <w:nsid w:val="FFFFFF81"/>
-    <w:multiLevelType w:val="singleLevel"/>
-    <w:tmpl w:val="55B806E6"/>
-    <w:lvl w:ilvl="0">
-      <w:start w:val="1"/>
-      <w:numFmt w:val="bullet"/>
-      <w:lvlText w:val=""/>
-      <w:lvlJc w:val="left"/>
-      <w:pPr>
-        <w:tabs>
-          <w:tab w:val="num" w:pos="1440"/>
-        </w:tabs>
-        <w:ind w:left="1440" w:hanging="360"/>
-      </w:pPr>
-      <w:rPr>
-        <w:rFonts w:ascii="Symbol" w:hAnsi="Symbol" w:hint="default"/>
-      </w:rPr>
-    </w:lvl>
-  </w:abstractNum>
-  <w:abstractNum w:abstractNumId="6" w15:restartNumberingAfterBreak="0">
-    <w:nsid w:val="FFFFFF82"/>
-    <w:multiLevelType w:val="singleLevel"/>
-    <w:tmpl w:val="F8CA0ED6"/>
-    <w:lvl w:ilvl="0">
-      <w:start w:val="1"/>
-      <w:numFmt w:val="bullet"/>
-      <w:lvlText w:val=""/>
-      <w:lvlJc w:val="left"/>
-      <w:pPr>
-        <w:tabs>
-          <w:tab w:val="num" w:pos="1080"/>
-        </w:tabs>
-        <w:ind w:left="1080" w:hanging="360"/>
-      </w:pPr>
-      <w:rPr>
-        <w:rFonts w:ascii="Symbol" w:hAnsi="Symbol" w:hint="default"/>
-      </w:rPr>
-    </w:lvl>
-  </w:abstractNum>
-  <w:abstractNum w:abstractNumId="7" w15:restartNumberingAfterBreak="0">
-    <w:nsid w:val="FFFFFF83"/>
-    <w:multiLevelType w:val="singleLevel"/>
-    <w:tmpl w:val="5A4CA7E8"/>
-    <w:lvl w:ilvl="0">
-      <w:start w:val="1"/>
-      <w:numFmt w:val="bullet"/>
-      <w:lvlText w:val=""/>
-      <w:lvlJc w:val="left"/>
-      <w:pPr>
-        <w:tabs>
-          <w:tab w:val="num" w:pos="720"/>
-        </w:tabs>
-        <w:ind w:left="720" w:hanging="360"/>
-      </w:pPr>
-      <w:rPr>
-        <w:rFonts w:ascii="Symbol" w:hAnsi="Symbol" w:hint="default"/>
-      </w:rPr>
-    </w:lvl>
-  </w:abstractNum>
-  <w:abstractNum w:abstractNumId="8" w15:restartNumberingAfterBreak="0">
-    <w:nsid w:val="FFFFFF88"/>
-    <w:multiLevelType w:val="singleLevel"/>
-    <w:tmpl w:val="FE887002"/>
-    <w:lvl w:ilvl="0">
-      <w:start w:val="1"/>
-      <w:numFmt w:val="decimal"/>
-      <w:lvlText w:val="%1."/>
-      <w:lvlJc w:val="left"/>
-      <w:pPr>
-        <w:tabs>
-          <w:tab w:val="num" w:pos="360"/>
-        </w:tabs>
-        <w:ind w:left="360" w:hanging="360"/>
-      </w:pPr>
-    </w:lvl>
-  </w:abstractNum>
-  <w:abstractNum w:abstractNumId="9" w15:restartNumberingAfterBreak="0">
-    <w:nsid w:val="FFFFFF89"/>
-    <w:multiLevelType w:val="singleLevel"/>
-    <w:tmpl w:val="6E82CCB6"/>
-    <w:lvl w:ilvl="0">
-      <w:start w:val="1"/>
-      <w:numFmt w:val="bullet"/>
-      <w:lvlText w:val=""/>
-      <w:lvlJc w:val="left"/>
-      <w:pPr>
-        <w:tabs>
-          <w:tab w:val="num" w:pos="360"/>
-        </w:tabs>
-        <w:ind w:left="360" w:hanging="360"/>
-      </w:pPr>
-      <w:rPr>
-        <w:rFonts w:ascii="Symbol" w:hAnsi="Symbol" w:hint="default"/>
-      </w:rPr>
-    </w:lvl>
-  </w:abstractNum>
-  <w:abstractNum w:abstractNumId="10" w15:restartNumberingAfterBreak="0">
-    <w:nsid w:val="170CD2DE"/>
-    <w:multiLevelType w:val="multilevel"/>
-    <w:tmpl w:val="DE0612AE"/>
-    <w:lvl w:ilvl="0">
-      <w:numFmt w:val="bullet"/>
-      <w:lvlText w:val=" "/>
-      <w:lvlJc w:val="left"/>
-      <w:pPr>
-        <w:tabs>
-          <w:tab w:val="num" w:pos="0"/>
-        </w:tabs>
-        <w:ind w:left="480" w:hanging="480"/>
-      </w:pPr>
-    </w:lvl>
-    <w:lvl w:ilvl="1">
-      <w:numFmt w:val="bullet"/>
-      <w:lvlText w:val=" "/>
-      <w:lvlJc w:val="left"/>
-      <w:pPr>
-        <w:tabs>
-          <w:tab w:val="num" w:pos="720"/>
-        </w:tabs>
-        <w:ind w:left="1200" w:hanging="480"/>
-      </w:pPr>
-    </w:lvl>
-    <w:lvl w:ilvl="2">
-      <w:numFmt w:val="bullet"/>
-      <w:lvlText w:val=" "/>
-      <w:lvlJc w:val="left"/>
-      <w:pPr>
-        <w:tabs>
-          <w:tab w:val="num" w:pos="1440"/>
-        </w:tabs>
-        <w:ind w:left="1920" w:hanging="480"/>
-      </w:pPr>
-    </w:lvl>
-    <w:lvl w:ilvl="3">
-      <w:numFmt w:val="bullet"/>
-      <w:lvlText w:val=" "/>
-      <w:lvlJc w:val="left"/>
-      <w:pPr>
-        <w:tabs>
-          <w:tab w:val="num" w:pos="2160"/>
-        </w:tabs>
-        <w:ind w:left="2640" w:hanging="480"/>
-      </w:pPr>
-    </w:lvl>
-    <w:lvl w:ilvl="4">
-      <w:numFmt w:val="bullet"/>
-      <w:lvlText w:val=" "/>
-      <w:lvlJc w:val="left"/>
-      <w:pPr>
-        <w:tabs>
-          <w:tab w:val="num" w:pos="2880"/>
-        </w:tabs>
-        <w:ind w:left="3360" w:hanging="480"/>
-      </w:pPr>
-    </w:lvl>
-    <w:lvl w:ilvl="5">
-      <w:numFmt w:val="bullet"/>
-      <w:lvlText w:val=" "/>
-      <w:lvlJc w:val="left"/>
-      <w:pPr>
-        <w:tabs>
-          <w:tab w:val="num" w:pos="3600"/>
-        </w:tabs>
-        <w:ind w:left="4080" w:hanging="480"/>
-      </w:pPr>
-    </w:lvl>
-    <w:lvl w:ilvl="6">
-      <w:numFmt w:val="bullet"/>
-      <w:lvlText w:val=" "/>
-      <w:lvlJc w:val="left"/>
-      <w:pPr>
-        <w:tabs>
-          <w:tab w:val="num" w:pos="4320"/>
-        </w:tabs>
-        <w:ind w:left="4800" w:hanging="480"/>
-      </w:pPr>
-    </w:lvl>
-    <w:lvl w:ilvl="7">
-      <w:numFmt w:val="bullet"/>
-      <w:lvlText w:val=" "/>
-      <w:lvlJc w:val="left"/>
-      <w:pPr>
-        <w:tabs>
-          <w:tab w:val="num" w:pos="5040"/>
-        </w:tabs>
-        <w:ind w:left="5520" w:hanging="480"/>
-      </w:pPr>
-    </w:lvl>
-    <w:lvl w:ilvl="8">
-      <w:numFmt w:val="bullet"/>
-      <w:lvlText w:val=" "/>
-      <w:lvlJc w:val="left"/>
-      <w:pPr>
-        <w:tabs>
-          <w:tab w:val="num" w:pos="5760"/>
-        </w:tabs>
-        <w:ind w:left="6240" w:hanging="480"/>
-      </w:pPr>
-    </w:lvl>
-  </w:abstractNum>
-  <w:abstractNum w:abstractNumId="11" w15:restartNumberingAfterBreak="0">
     <w:nsid w:val="49E6355C"/>
     <w:multiLevelType w:val="multilevel"/>
     <w:tmpl w:val="6A0EF80E"/>
@@ -918,492 +610,10 @@
       </w:pPr>
     </w:lvl>
   </w:abstractNum>
-  <w:num w:numId="1" w16cid:durableId="1822574235">
-    <w:abstractNumId w:val="10"/>
-  </w:num>
-  <w:num w:numId="2" w16cid:durableId="804085470">
-    <w:abstractNumId w:val="11"/>
-  </w:num>
-  <w:num w:numId="3" w16cid:durableId="381832668">
+  <w:num w:numId="1" w16cid:durableId="804085470">
     <w:abstractNumId w:val="0"/>
   </w:num>
-  <w:num w:numId="4" w16cid:durableId="1678077367">
-    <w:abstractNumId w:val="1"/>
-  </w:num>
-  <w:num w:numId="5" w16cid:durableId="1766029406">
-    <w:abstractNumId w:val="2"/>
-  </w:num>
-  <w:num w:numId="6" w16cid:durableId="2118597682">
-    <w:abstractNumId w:val="3"/>
-  </w:num>
-  <w:num w:numId="7" w16cid:durableId="233973212">
-    <w:abstractNumId w:val="8"/>
-  </w:num>
-  <w:num w:numId="8" w16cid:durableId="900168108">
-    <w:abstractNumId w:val="4"/>
-  </w:num>
-  <w:num w:numId="9" w16cid:durableId="2113159457">
-    <w:abstractNumId w:val="5"/>
-  </w:num>
-  <w:num w:numId="10" w16cid:durableId="36048425">
-    <w:abstractNumId w:val="6"/>
-  </w:num>
-  <w:num w:numId="11" w16cid:durableId="321734923">
-    <w:abstractNumId w:val="7"/>
-  </w:num>
-  <w:num w:numId="12" w16cid:durableId="1827823399">
-    <w:abstractNumId w:val="9"/>
-  </w:num>
-  <w:num w:numId="13" w16cid:durableId="191694586">
-    <w:abstractNumId w:val="0"/>
-  </w:num>
-  <w:num w:numId="14" w16cid:durableId="1271888025">
-    <w:abstractNumId w:val="1"/>
-  </w:num>
-  <w:num w:numId="15" w16cid:durableId="1617299158">
-    <w:abstractNumId w:val="2"/>
-  </w:num>
-  <w:num w:numId="16" w16cid:durableId="1658606974">
-    <w:abstractNumId w:val="3"/>
-  </w:num>
-  <w:num w:numId="17" w16cid:durableId="929049824">
-    <w:abstractNumId w:val="8"/>
-  </w:num>
-  <w:num w:numId="18" w16cid:durableId="1327393994">
-    <w:abstractNumId w:val="4"/>
-  </w:num>
-  <w:num w:numId="19" w16cid:durableId="1166364718">
-    <w:abstractNumId w:val="5"/>
-  </w:num>
-  <w:num w:numId="20" w16cid:durableId="504396683">
-    <w:abstractNumId w:val="6"/>
-  </w:num>
-  <w:num w:numId="21" w16cid:durableId="551035975">
-    <w:abstractNumId w:val="7"/>
-  </w:num>
-  <w:num w:numId="22" w16cid:durableId="330446010">
-    <w:abstractNumId w:val="9"/>
-  </w:num>
-  <w:num w:numId="23" w16cid:durableId="181625216">
-    <w:abstractNumId w:val="0"/>
-  </w:num>
-  <w:num w:numId="24" w16cid:durableId="926890437">
-    <w:abstractNumId w:val="1"/>
-  </w:num>
-  <w:num w:numId="25" w16cid:durableId="2141410790">
-    <w:abstractNumId w:val="2"/>
-  </w:num>
-  <w:num w:numId="26" w16cid:durableId="1843006015">
-    <w:abstractNumId w:val="3"/>
-  </w:num>
-  <w:num w:numId="27" w16cid:durableId="162012462">
-    <w:abstractNumId w:val="8"/>
-  </w:num>
-  <w:num w:numId="28" w16cid:durableId="1583948369">
-    <w:abstractNumId w:val="4"/>
-  </w:num>
-  <w:num w:numId="29" w16cid:durableId="355155847">
-    <w:abstractNumId w:val="5"/>
-  </w:num>
-  <w:num w:numId="30" w16cid:durableId="1338997681">
-    <w:abstractNumId w:val="6"/>
-  </w:num>
-  <w:num w:numId="31" w16cid:durableId="116535603">
-    <w:abstractNumId w:val="7"/>
-  </w:num>
-  <w:num w:numId="32" w16cid:durableId="856385629">
-    <w:abstractNumId w:val="9"/>
-  </w:num>
-  <w:num w:numId="33" w16cid:durableId="79110400">
-    <w:abstractNumId w:val="0"/>
-  </w:num>
-  <w:num w:numId="34" w16cid:durableId="1416895418">
-    <w:abstractNumId w:val="1"/>
-  </w:num>
-  <w:num w:numId="35" w16cid:durableId="421997085">
-    <w:abstractNumId w:val="2"/>
-  </w:num>
-  <w:num w:numId="36" w16cid:durableId="1612085439">
-    <w:abstractNumId w:val="3"/>
-  </w:num>
-  <w:num w:numId="37" w16cid:durableId="965504690">
-    <w:abstractNumId w:val="8"/>
-  </w:num>
-  <w:num w:numId="38" w16cid:durableId="913391857">
-    <w:abstractNumId w:val="4"/>
-  </w:num>
-  <w:num w:numId="39" w16cid:durableId="1007291104">
-    <w:abstractNumId w:val="5"/>
-  </w:num>
-  <w:num w:numId="40" w16cid:durableId="1508131742">
-    <w:abstractNumId w:val="6"/>
-  </w:num>
-  <w:num w:numId="41" w16cid:durableId="2143502158">
-    <w:abstractNumId w:val="7"/>
-  </w:num>
-  <w:num w:numId="42" w16cid:durableId="285552418">
-    <w:abstractNumId w:val="9"/>
-  </w:num>
-  <w:num w:numId="43" w16cid:durableId="1411778734">
-    <w:abstractNumId w:val="0"/>
-  </w:num>
-  <w:num w:numId="44" w16cid:durableId="1308391338">
-    <w:abstractNumId w:val="1"/>
-  </w:num>
-  <w:num w:numId="45" w16cid:durableId="2121676346">
-    <w:abstractNumId w:val="2"/>
-  </w:num>
-  <w:num w:numId="46" w16cid:durableId="860893016">
-    <w:abstractNumId w:val="3"/>
-  </w:num>
-  <w:num w:numId="47" w16cid:durableId="456609132">
-    <w:abstractNumId w:val="8"/>
-  </w:num>
-  <w:num w:numId="48" w16cid:durableId="2139375903">
-    <w:abstractNumId w:val="4"/>
-  </w:num>
-  <w:num w:numId="49" w16cid:durableId="1885868568">
-    <w:abstractNumId w:val="5"/>
-  </w:num>
-  <w:num w:numId="50" w16cid:durableId="1756854949">
-    <w:abstractNumId w:val="6"/>
-  </w:num>
-  <w:num w:numId="51" w16cid:durableId="1062293280">
-    <w:abstractNumId w:val="7"/>
-  </w:num>
-  <w:num w:numId="52" w16cid:durableId="1919630055">
-    <w:abstractNumId w:val="9"/>
-  </w:num>
-  <w:num w:numId="53" w16cid:durableId="1774400848">
-    <w:abstractNumId w:val="0"/>
-  </w:num>
-  <w:num w:numId="54" w16cid:durableId="731316791">
-    <w:abstractNumId w:val="1"/>
-  </w:num>
-  <w:num w:numId="55" w16cid:durableId="630407802">
-    <w:abstractNumId w:val="2"/>
-  </w:num>
-  <w:num w:numId="56" w16cid:durableId="364451387">
-    <w:abstractNumId w:val="3"/>
-  </w:num>
-  <w:num w:numId="57" w16cid:durableId="681781859">
-    <w:abstractNumId w:val="8"/>
-  </w:num>
-  <w:num w:numId="58" w16cid:durableId="1853060438">
-    <w:abstractNumId w:val="4"/>
-  </w:num>
-  <w:num w:numId="59" w16cid:durableId="882522032">
-    <w:abstractNumId w:val="5"/>
-  </w:num>
-  <w:num w:numId="60" w16cid:durableId="1814830645">
-    <w:abstractNumId w:val="6"/>
-  </w:num>
-  <w:num w:numId="61" w16cid:durableId="1655186580">
-    <w:abstractNumId w:val="7"/>
-  </w:num>
-  <w:num w:numId="62" w16cid:durableId="115635862">
-    <w:abstractNumId w:val="9"/>
-  </w:num>
-  <w:num w:numId="63" w16cid:durableId="1441796291">
-    <w:abstractNumId w:val="0"/>
-  </w:num>
-  <w:num w:numId="64" w16cid:durableId="369573535">
-    <w:abstractNumId w:val="1"/>
-  </w:num>
-  <w:num w:numId="65" w16cid:durableId="1833447112">
-    <w:abstractNumId w:val="2"/>
-  </w:num>
-  <w:num w:numId="66" w16cid:durableId="1294213904">
-    <w:abstractNumId w:val="3"/>
-  </w:num>
-  <w:num w:numId="67" w16cid:durableId="2118602622">
-    <w:abstractNumId w:val="8"/>
-  </w:num>
-  <w:num w:numId="68" w16cid:durableId="528026967">
-    <w:abstractNumId w:val="4"/>
-  </w:num>
-  <w:num w:numId="69" w16cid:durableId="140394754">
-    <w:abstractNumId w:val="5"/>
-  </w:num>
-  <w:num w:numId="70" w16cid:durableId="903681856">
-    <w:abstractNumId w:val="6"/>
-  </w:num>
-  <w:num w:numId="71" w16cid:durableId="1631549637">
-    <w:abstractNumId w:val="7"/>
-  </w:num>
-  <w:num w:numId="72" w16cid:durableId="1831632382">
-    <w:abstractNumId w:val="9"/>
-  </w:num>
-  <w:num w:numId="73" w16cid:durableId="127551501">
-    <w:abstractNumId w:val="0"/>
-  </w:num>
-  <w:num w:numId="74" w16cid:durableId="1202400085">
-    <w:abstractNumId w:val="1"/>
-  </w:num>
-  <w:num w:numId="75" w16cid:durableId="845829600">
-    <w:abstractNumId w:val="2"/>
-  </w:num>
-  <w:num w:numId="76" w16cid:durableId="1237403341">
-    <w:abstractNumId w:val="3"/>
-  </w:num>
-  <w:num w:numId="77" w16cid:durableId="1246308794">
-    <w:abstractNumId w:val="8"/>
-  </w:num>
-  <w:num w:numId="78" w16cid:durableId="1116757001">
-    <w:abstractNumId w:val="4"/>
-  </w:num>
-  <w:num w:numId="79" w16cid:durableId="511263121">
-    <w:abstractNumId w:val="5"/>
-  </w:num>
-  <w:num w:numId="80" w16cid:durableId="63767525">
-    <w:abstractNumId w:val="6"/>
-  </w:num>
-  <w:num w:numId="81" w16cid:durableId="1092553078">
-    <w:abstractNumId w:val="7"/>
-  </w:num>
-  <w:num w:numId="82" w16cid:durableId="1464811754">
-    <w:abstractNumId w:val="9"/>
-  </w:num>
-  <w:num w:numId="83" w16cid:durableId="2028366440">
-    <w:abstractNumId w:val="0"/>
-  </w:num>
-  <w:num w:numId="84" w16cid:durableId="81493003">
-    <w:abstractNumId w:val="1"/>
-  </w:num>
-  <w:num w:numId="85" w16cid:durableId="279800216">
-    <w:abstractNumId w:val="2"/>
-  </w:num>
-  <w:num w:numId="86" w16cid:durableId="543176933">
-    <w:abstractNumId w:val="3"/>
-  </w:num>
-  <w:num w:numId="87" w16cid:durableId="1216354863">
-    <w:abstractNumId w:val="8"/>
-  </w:num>
-  <w:num w:numId="88" w16cid:durableId="36666824">
-    <w:abstractNumId w:val="4"/>
-  </w:num>
-  <w:num w:numId="89" w16cid:durableId="1940940242">
-    <w:abstractNumId w:val="5"/>
-  </w:num>
-  <w:num w:numId="90" w16cid:durableId="1711033971">
-    <w:abstractNumId w:val="6"/>
-  </w:num>
-  <w:num w:numId="91" w16cid:durableId="1773283617">
-    <w:abstractNumId w:val="7"/>
-  </w:num>
-  <w:num w:numId="92" w16cid:durableId="1694767208">
-    <w:abstractNumId w:val="9"/>
-  </w:num>
-  <w:num w:numId="93" w16cid:durableId="2076277725">
-    <w:abstractNumId w:val="0"/>
-  </w:num>
-  <w:num w:numId="94" w16cid:durableId="1543981028">
-    <w:abstractNumId w:val="1"/>
-  </w:num>
-  <w:num w:numId="95" w16cid:durableId="500437192">
-    <w:abstractNumId w:val="2"/>
-  </w:num>
-  <w:num w:numId="96" w16cid:durableId="567571441">
-    <w:abstractNumId w:val="3"/>
-  </w:num>
-  <w:num w:numId="97" w16cid:durableId="1025327734">
-    <w:abstractNumId w:val="8"/>
-  </w:num>
-  <w:num w:numId="98" w16cid:durableId="887956196">
-    <w:abstractNumId w:val="4"/>
-  </w:num>
-  <w:num w:numId="99" w16cid:durableId="591090636">
-    <w:abstractNumId w:val="5"/>
-  </w:num>
-  <w:num w:numId="100" w16cid:durableId="117455530">
-    <w:abstractNumId w:val="6"/>
-  </w:num>
-  <w:num w:numId="101" w16cid:durableId="1987200094">
-    <w:abstractNumId w:val="7"/>
-  </w:num>
-  <w:num w:numId="102" w16cid:durableId="1211501880">
-    <w:abstractNumId w:val="9"/>
-  </w:num>
-  <w:num w:numId="103" w16cid:durableId="1408914580">
-    <w:abstractNumId w:val="0"/>
-  </w:num>
-  <w:num w:numId="104" w16cid:durableId="886724234">
-    <w:abstractNumId w:val="1"/>
-  </w:num>
-  <w:num w:numId="105" w16cid:durableId="774321955">
-    <w:abstractNumId w:val="2"/>
-  </w:num>
-  <w:num w:numId="106" w16cid:durableId="2058433667">
-    <w:abstractNumId w:val="3"/>
-  </w:num>
-  <w:num w:numId="107" w16cid:durableId="727992299">
-    <w:abstractNumId w:val="8"/>
-  </w:num>
-  <w:num w:numId="108" w16cid:durableId="1956593161">
-    <w:abstractNumId w:val="4"/>
-  </w:num>
-  <w:num w:numId="109" w16cid:durableId="1509254073">
-    <w:abstractNumId w:val="5"/>
-  </w:num>
-  <w:num w:numId="110" w16cid:durableId="677079041">
-    <w:abstractNumId w:val="6"/>
-  </w:num>
-  <w:num w:numId="111" w16cid:durableId="1077172551">
-    <w:abstractNumId w:val="7"/>
-  </w:num>
-  <w:num w:numId="112" w16cid:durableId="151795159">
-    <w:abstractNumId w:val="9"/>
-  </w:num>
-  <w:num w:numId="113" w16cid:durableId="870802039">
-    <w:abstractNumId w:val="0"/>
-  </w:num>
-  <w:num w:numId="114" w16cid:durableId="1133451031">
-    <w:abstractNumId w:val="1"/>
-  </w:num>
-  <w:num w:numId="115" w16cid:durableId="1426730746">
-    <w:abstractNumId w:val="2"/>
-  </w:num>
-  <w:num w:numId="116" w16cid:durableId="691538120">
-    <w:abstractNumId w:val="3"/>
-  </w:num>
-  <w:num w:numId="117" w16cid:durableId="804853236">
-    <w:abstractNumId w:val="8"/>
-  </w:num>
-  <w:num w:numId="118" w16cid:durableId="1773209146">
-    <w:abstractNumId w:val="4"/>
-  </w:num>
-  <w:num w:numId="119" w16cid:durableId="1146356906">
-    <w:abstractNumId w:val="5"/>
-  </w:num>
-  <w:num w:numId="120" w16cid:durableId="1568177865">
-    <w:abstractNumId w:val="6"/>
-  </w:num>
-  <w:num w:numId="121" w16cid:durableId="767509213">
-    <w:abstractNumId w:val="7"/>
-  </w:num>
-  <w:num w:numId="122" w16cid:durableId="484978802">
-    <w:abstractNumId w:val="9"/>
-  </w:num>
-  <w:num w:numId="123" w16cid:durableId="2073578071">
-    <w:abstractNumId w:val="0"/>
-  </w:num>
-  <w:num w:numId="124" w16cid:durableId="1940674892">
-    <w:abstractNumId w:val="1"/>
-  </w:num>
-  <w:num w:numId="125" w16cid:durableId="631713145">
-    <w:abstractNumId w:val="2"/>
-  </w:num>
-  <w:num w:numId="126" w16cid:durableId="1407386775">
-    <w:abstractNumId w:val="3"/>
-  </w:num>
-  <w:num w:numId="127" w16cid:durableId="758260486">
-    <w:abstractNumId w:val="8"/>
-  </w:num>
-  <w:num w:numId="128" w16cid:durableId="895506986">
-    <w:abstractNumId w:val="4"/>
-  </w:num>
-  <w:num w:numId="129" w16cid:durableId="1745295728">
-    <w:abstractNumId w:val="5"/>
-  </w:num>
-  <w:num w:numId="130" w16cid:durableId="688525151">
-    <w:abstractNumId w:val="6"/>
-  </w:num>
-  <w:num w:numId="131" w16cid:durableId="1879120179">
-    <w:abstractNumId w:val="7"/>
-  </w:num>
-  <w:num w:numId="132" w16cid:durableId="2079983470">
-    <w:abstractNumId w:val="9"/>
-  </w:num>
-  <w:num w:numId="133" w16cid:durableId="93018343">
-    <w:abstractNumId w:val="0"/>
-  </w:num>
-  <w:num w:numId="134" w16cid:durableId="894199715">
-    <w:abstractNumId w:val="1"/>
-  </w:num>
-  <w:num w:numId="135" w16cid:durableId="447240750">
-    <w:abstractNumId w:val="2"/>
-  </w:num>
-  <w:num w:numId="136" w16cid:durableId="2074041664">
-    <w:abstractNumId w:val="3"/>
-  </w:num>
-  <w:num w:numId="137" w16cid:durableId="527723308">
-    <w:abstractNumId w:val="8"/>
-  </w:num>
-  <w:num w:numId="138" w16cid:durableId="1837187679">
-    <w:abstractNumId w:val="4"/>
-  </w:num>
-  <w:num w:numId="139" w16cid:durableId="2003507492">
-    <w:abstractNumId w:val="5"/>
-  </w:num>
-  <w:num w:numId="140" w16cid:durableId="1562449697">
-    <w:abstractNumId w:val="6"/>
-  </w:num>
-  <w:num w:numId="141" w16cid:durableId="1184973496">
-    <w:abstractNumId w:val="7"/>
-  </w:num>
-  <w:num w:numId="142" w16cid:durableId="639698802">
-    <w:abstractNumId w:val="9"/>
-  </w:num>
-  <w:num w:numId="143" w16cid:durableId="1394158341">
-    <w:abstractNumId w:val="0"/>
-  </w:num>
-  <w:num w:numId="144" w16cid:durableId="1413818837">
-    <w:abstractNumId w:val="1"/>
-  </w:num>
-  <w:num w:numId="145" w16cid:durableId="2095741972">
-    <w:abstractNumId w:val="2"/>
-  </w:num>
-  <w:num w:numId="146" w16cid:durableId="147989168">
-    <w:abstractNumId w:val="3"/>
-  </w:num>
-  <w:num w:numId="147" w16cid:durableId="27462329">
-    <w:abstractNumId w:val="8"/>
-  </w:num>
-  <w:num w:numId="148" w16cid:durableId="819469083">
-    <w:abstractNumId w:val="4"/>
-  </w:num>
-  <w:num w:numId="149" w16cid:durableId="201945749">
-    <w:abstractNumId w:val="5"/>
-  </w:num>
-  <w:num w:numId="150" w16cid:durableId="1369337892">
-    <w:abstractNumId w:val="6"/>
-  </w:num>
-  <w:num w:numId="151" w16cid:durableId="1013145749">
-    <w:abstractNumId w:val="7"/>
-  </w:num>
-  <w:num w:numId="152" w16cid:durableId="942372529">
-    <w:abstractNumId w:val="9"/>
-  </w:num>
-  <w:num w:numId="153" w16cid:durableId="619341851">
-    <w:abstractNumId w:val="0"/>
-  </w:num>
-  <w:num w:numId="154" w16cid:durableId="2054454074">
-    <w:abstractNumId w:val="1"/>
-  </w:num>
-  <w:num w:numId="155" w16cid:durableId="1269502413">
-    <w:abstractNumId w:val="2"/>
-  </w:num>
-  <w:num w:numId="156" w16cid:durableId="893201819">
-    <w:abstractNumId w:val="3"/>
-  </w:num>
-  <w:num w:numId="157" w16cid:durableId="660499973">
-    <w:abstractNumId w:val="8"/>
-  </w:num>
-  <w:num w:numId="158" w16cid:durableId="2012833102">
-    <w:abstractNumId w:val="4"/>
-  </w:num>
-  <w:num w:numId="159" w16cid:durableId="1731885939">
-    <w:abstractNumId w:val="5"/>
-  </w:num>
-  <w:num w:numId="160" w16cid:durableId="1461608447">
-    <w:abstractNumId w:val="6"/>
-  </w:num>
-  <w:num w:numId="161" w16cid:durableId="1054504978">
-    <w:abstractNumId w:val="7"/>
-  </w:num>
-  <w:num w:numId="162" w16cid:durableId="1300499904">
-    <w:abstractNumId w:val="9"/>
-  </w:num>
+  <w:numIdMacAtCleanup w:val="1"/>
 </w:numbering>
 </file>
 
@@ -1766,12 +976,12 @@
     <w:next w:val="BodyText"/>
     <w:uiPriority w:val="9"/>
     <w:qFormat/>
-    <w:rsid w:val="0057683D"/>
+    <w:rsid w:val="001C203A"/>
     <w:pPr>
       <w:keepNext/>
       <w:keepLines/>
       <w:numPr>
-        <w:numId w:val="2"/>
+        <w:numId w:val="1"/>
       </w:numPr>
       <w:spacing w:before="480" w:after="0" w:line="240" w:lineRule="auto"/>
       <w:outlineLvl w:val="0"/>
@@ -1781,7 +991,7 @@
       <w:b/>
       <w:bCs/>
       <w:color w:val="000000" w:themeColor="text1"/>
-      <w:sz w:val="48"/>
+      <w:sz w:val="40"/>
       <w:szCs w:val="32"/>
     </w:rPr>
   </w:style>
@@ -1840,7 +1050,7 @@
       <w:keepLines/>
       <w:numPr>
         <w:ilvl w:val="3"/>
-        <w:numId w:val="2"/>
+        <w:numId w:val="1"/>
       </w:numPr>
       <w:spacing w:before="200" w:after="0"/>
       <w:outlineLvl w:val="3"/>
@@ -1864,7 +1074,7 @@
       <w:keepLines/>
       <w:numPr>
         <w:ilvl w:val="4"/>
-        <w:numId w:val="2"/>
+        <w:numId w:val="1"/>
       </w:numPr>
       <w:spacing w:before="200" w:after="0"/>
       <w:outlineLvl w:val="4"/>
@@ -1888,7 +1098,7 @@
       <w:keepLines/>
       <w:numPr>
         <w:ilvl w:val="5"/>
-        <w:numId w:val="2"/>
+        <w:numId w:val="1"/>
       </w:numPr>
       <w:spacing w:before="200" w:after="0"/>
       <w:outlineLvl w:val="5"/>
@@ -1911,7 +1121,7 @@
       <w:keepLines/>
       <w:numPr>
         <w:ilvl w:val="6"/>
-        <w:numId w:val="2"/>
+        <w:numId w:val="1"/>
       </w:numPr>
       <w:spacing w:before="200" w:after="0"/>
       <w:outlineLvl w:val="6"/>
@@ -1934,7 +1144,7 @@
       <w:keepLines/>
       <w:numPr>
         <w:ilvl w:val="7"/>
-        <w:numId w:val="2"/>
+        <w:numId w:val="1"/>
       </w:numPr>
       <w:spacing w:before="200" w:after="0"/>
       <w:outlineLvl w:val="7"/>
@@ -1957,7 +1167,7 @@
       <w:keepLines/>
       <w:numPr>
         <w:ilvl w:val="8"/>
-        <w:numId w:val="2"/>
+        <w:numId w:val="1"/>
       </w:numPr>
       <w:spacing w:before="200" w:after="0"/>
       <w:outlineLvl w:val="8"/>

--- a/templates/rmd-myriad-minion-reference.docx
+++ b/templates/rmd-myriad-minion-reference.docx
@@ -137,6 +137,7 @@
         <w:pStyle w:val="FirstParagraph"/>
       </w:pPr>
       <w:r>
+        <w:lastRenderedPageBreak/>
         <w:t xml:space="preserve"> First </w:t>
       </w:r>
       <w:r>
@@ -151,7 +152,6 @@
         <w:pStyle w:val="BodyText"/>
       </w:pPr>
       <w:r>
-        <w:lastRenderedPageBreak/>
         <w:t xml:space="preserve"> Body Text. Body Text Char.    </w:t>
       </w:r>
       <w:r>
@@ -163,7 +163,7 @@
       <w:r>
         <w:t xml:space="preserve"> .    </w:t>
       </w:r>
-      <w:hyperlink r:id="rId7">
+      <w:hyperlink r:id="rId8">
         <w:r>
           <w:rPr>
             <w:rStyle w:val="Hyperlink"/>
@@ -366,7 +366,9 @@
       </w:r>
     </w:p>
     <w:sectPr>
-      <w:headerReference w:type="default" r:id="rId8"/>
+      <w:headerReference w:type="default" r:id="rId9"/>
+      <w:footerReference w:type="even" r:id="rId10"/>
+      <w:footerReference w:type="default" r:id="rId11"/>
       <w:pgSz w:w="12240" w:h="15840"/>
       <w:pgMar w:top="2160" w:right="2016" w:bottom="1728" w:left="2016" w:header="720" w:footer="720" w:gutter="288"/>
       <w:cols w:space="720"/>
@@ -401,6 +403,123 @@
 </w:endnotes>
 </file>
 
+<file path=word/footer1.xml><?xml version="1.0" encoding="utf-8"?>
+<w:ftr xmlns:wpc="http://schemas.microsoft.com/office/word/2010/wordprocessingCanvas" xmlns:cx="http://schemas.microsoft.com/office/drawing/2014/chartex" xmlns:cx1="http://schemas.microsoft.com/office/drawing/2015/9/8/chartex" xmlns:cx2="http://schemas.microsoft.com/office/drawing/2015/10/21/chartex" xmlns:cx3="http://schemas.microsoft.com/office/drawing/2016/5/9/chartex" xmlns:cx4="http://schemas.microsoft.com/office/drawing/2016/5/10/chartex" xmlns:cx5="http://schemas.microsoft.com/office/drawing/2016/5/11/chartex" xmlns:cx6="http://schemas.microsoft.com/office/drawing/2016/5/12/chartex" xmlns:cx7="http://schemas.microsoft.com/office/drawing/2016/5/13/chartex" xmlns:cx8="http://schemas.microsoft.com/office/drawing/2016/5/14/chartex" xmlns:mc="http://schemas.openxmlformats.org/markup-compatibility/2006" xmlns:aink="http://schemas.microsoft.com/office/drawing/2016/ink" xmlns:am3d="http://schemas.microsoft.com/office/drawing/2017/model3d" xmlns:o="urn:schemas-microsoft-com:office:office" xmlns:oel="http://schemas.microsoft.com/office/2019/extlst" xmlns:r="http://schemas.openxmlformats.org/officeDocument/2006/relationships" xmlns:m="http://schemas.openxmlformats.org/officeDocument/2006/math" xmlns:v="urn:schemas-microsoft-com:vml" xmlns:wp14="http://schemas.microsoft.com/office/word/2010/wordprocessingDrawing" xmlns:wp="http://schemas.openxmlformats.org/drawingml/2006/wordprocessingDrawing" xmlns:w10="urn:schemas-microsoft-com:office:word" xmlns:w="http://schemas.openxmlformats.org/wordprocessingml/2006/main" xmlns:w14="http://schemas.microsoft.com/office/word/2010/wordml" xmlns:w15="http://schemas.microsoft.com/office/word/2012/wordml" xmlns:w16cex="http://schemas.microsoft.com/office/word/2018/wordml/cex" xmlns:w16cid="http://schemas.microsoft.com/office/word/2016/wordml/cid" xmlns:w16="http://schemas.microsoft.com/office/word/2018/wordml" xmlns:w16sdtdh="http://schemas.microsoft.com/office/word/2020/wordml/sdtdatahash" xmlns:w16se="http://schemas.microsoft.com/office/word/2015/wordml/symex" xmlns:wpg="http://schemas.microsoft.com/office/word/2010/wordprocessingGroup" xmlns:wpi="http://schemas.microsoft.com/office/word/2010/wordprocessingInk" xmlns:wne="http://schemas.microsoft.com/office/word/2006/wordml" xmlns:wps="http://schemas.microsoft.com/office/word/2010/wordprocessingShape" mc:Ignorable="w14 w15 w16se w16cid w16 w16cex w16sdtdh wp14">
+  <w:sdt>
+    <w:sdtPr>
+      <w:rPr>
+        <w:rStyle w:val="PageNumber"/>
+      </w:rPr>
+      <w:id w:val="902179918"/>
+      <w:docPartObj>
+        <w:docPartGallery w:val="Page Numbers (Bottom of Page)"/>
+        <w:docPartUnique/>
+      </w:docPartObj>
+    </w:sdtPr>
+    <w:sdtContent>
+      <w:p>
+        <w:pPr>
+          <w:pStyle w:val="Footer"/>
+          <w:framePr w:wrap="none" w:vAnchor="text" w:hAnchor="margin" w:xAlign="outside" w:y="1"/>
+          <w:rPr>
+            <w:rStyle w:val="PageNumber"/>
+          </w:rPr>
+        </w:pPr>
+        <w:r>
+          <w:rPr>
+            <w:rStyle w:val="PageNumber"/>
+          </w:rPr>
+          <w:fldChar w:fldCharType="begin"/>
+        </w:r>
+        <w:r>
+          <w:rPr>
+            <w:rStyle w:val="PageNumber"/>
+          </w:rPr>
+          <w:instrText xml:space="preserve"> PAGE </w:instrText>
+        </w:r>
+        <w:r>
+          <w:rPr>
+            <w:rStyle w:val="PageNumber"/>
+          </w:rPr>
+          <w:fldChar w:fldCharType="end"/>
+        </w:r>
+      </w:p>
+    </w:sdtContent>
+  </w:sdt>
+  <w:p>
+    <w:pPr>
+      <w:pStyle w:val="Footer"/>
+      <w:ind w:right="360" w:firstLine="360"/>
+    </w:pPr>
+  </w:p>
+</w:ftr>
+</file>
+
+<file path=word/footer2.xml><?xml version="1.0" encoding="utf-8"?>
+<w:ftr xmlns:wpc="http://schemas.microsoft.com/office/word/2010/wordprocessingCanvas" xmlns:cx="http://schemas.microsoft.com/office/drawing/2014/chartex" xmlns:cx1="http://schemas.microsoft.com/office/drawing/2015/9/8/chartex" xmlns:cx2="http://schemas.microsoft.com/office/drawing/2015/10/21/chartex" xmlns:cx3="http://schemas.microsoft.com/office/drawing/2016/5/9/chartex" xmlns:cx4="http://schemas.microsoft.com/office/drawing/2016/5/10/chartex" xmlns:cx5="http://schemas.microsoft.com/office/drawing/2016/5/11/chartex" xmlns:cx6="http://schemas.microsoft.com/office/drawing/2016/5/12/chartex" xmlns:cx7="http://schemas.microsoft.com/office/drawing/2016/5/13/chartex" xmlns:cx8="http://schemas.microsoft.com/office/drawing/2016/5/14/chartex" xmlns:mc="http://schemas.openxmlformats.org/markup-compatibility/2006" xmlns:aink="http://schemas.microsoft.com/office/drawing/2016/ink" xmlns:am3d="http://schemas.microsoft.com/office/drawing/2017/model3d" xmlns:o="urn:schemas-microsoft-com:office:office" xmlns:oel="http://schemas.microsoft.com/office/2019/extlst" xmlns:r="http://schemas.openxmlformats.org/officeDocument/2006/relationships" xmlns:m="http://schemas.openxmlformats.org/officeDocument/2006/math" xmlns:v="urn:schemas-microsoft-com:vml" xmlns:wp14="http://schemas.microsoft.com/office/word/2010/wordprocessingDrawing" xmlns:wp="http://schemas.openxmlformats.org/drawingml/2006/wordprocessingDrawing" xmlns:w10="urn:schemas-microsoft-com:office:word" xmlns:w="http://schemas.openxmlformats.org/wordprocessingml/2006/main" xmlns:w14="http://schemas.microsoft.com/office/word/2010/wordml" xmlns:w15="http://schemas.microsoft.com/office/word/2012/wordml" xmlns:w16cex="http://schemas.microsoft.com/office/word/2018/wordml/cex" xmlns:w16cid="http://schemas.microsoft.com/office/word/2016/wordml/cid" xmlns:w16="http://schemas.microsoft.com/office/word/2018/wordml" xmlns:w16sdtdh="http://schemas.microsoft.com/office/word/2020/wordml/sdtdatahash" xmlns:w16se="http://schemas.microsoft.com/office/word/2015/wordml/symex" xmlns:wpg="http://schemas.microsoft.com/office/word/2010/wordprocessingGroup" xmlns:wpi="http://schemas.microsoft.com/office/word/2010/wordprocessingInk" xmlns:wne="http://schemas.microsoft.com/office/word/2006/wordml" xmlns:wps="http://schemas.microsoft.com/office/word/2010/wordprocessingShape" mc:Ignorable="w14 w15 w16se w16cid w16 w16cex w16sdtdh wp14">
+  <w:sdt>
+    <w:sdtPr>
+      <w:rPr>
+        <w:rStyle w:val="PageNumber"/>
+      </w:rPr>
+      <w:id w:val="743770471"/>
+      <w:docPartObj>
+        <w:docPartGallery w:val="Page Numbers (Bottom of Page)"/>
+        <w:docPartUnique/>
+      </w:docPartObj>
+    </w:sdtPr>
+    <w:sdtContent>
+      <w:p>
+        <w:pPr>
+          <w:pStyle w:val="Footer"/>
+          <w:framePr w:wrap="none" w:vAnchor="text" w:hAnchor="margin" w:xAlign="outside" w:y="1"/>
+          <w:rPr>
+            <w:rStyle w:val="PageNumber"/>
+          </w:rPr>
+        </w:pPr>
+        <w:r>
+          <w:rPr>
+            <w:rStyle w:val="PageNumber"/>
+          </w:rPr>
+          <w:fldChar w:fldCharType="begin"/>
+        </w:r>
+        <w:r>
+          <w:rPr>
+            <w:rStyle w:val="PageNumber"/>
+          </w:rPr>
+          <w:instrText xml:space="preserve"> PAGE </w:instrText>
+        </w:r>
+        <w:r>
+          <w:rPr>
+            <w:rStyle w:val="PageNumber"/>
+          </w:rPr>
+          <w:fldChar w:fldCharType="separate"/>
+        </w:r>
+        <w:r>
+          <w:rPr>
+            <w:rStyle w:val="PageNumber"/>
+            <w:noProof/>
+          </w:rPr>
+          <w:t>1</w:t>
+        </w:r>
+        <w:r>
+          <w:rPr>
+            <w:rStyle w:val="PageNumber"/>
+          </w:rPr>
+          <w:fldChar w:fldCharType="end"/>
+        </w:r>
+      </w:p>
+    </w:sdtContent>
+  </w:sdt>
+  <w:p>
+    <w:pPr>
+      <w:pStyle w:val="Footer"/>
+      <w:ind w:right="360" w:firstLine="360"/>
+    </w:pPr>
+  </w:p>
+</w:ftr>
+</file>
+
 <file path=word/footnotes.xml><?xml version="1.0" encoding="utf-8"?>
 <w:footnotes xmlns:wpc="http://schemas.microsoft.com/office/word/2010/wordprocessingCanvas" xmlns:cx="http://schemas.microsoft.com/office/drawing/2014/chartex" xmlns:cx1="http://schemas.microsoft.com/office/drawing/2015/9/8/chartex" xmlns:cx2="http://schemas.microsoft.com/office/drawing/2015/10/21/chartex" xmlns:cx3="http://schemas.microsoft.com/office/drawing/2016/5/9/chartex" xmlns:cx4="http://schemas.microsoft.com/office/drawing/2016/5/10/chartex" xmlns:cx5="http://schemas.microsoft.com/office/drawing/2016/5/11/chartex" xmlns:cx6="http://schemas.microsoft.com/office/drawing/2016/5/12/chartex" xmlns:cx7="http://schemas.microsoft.com/office/drawing/2016/5/13/chartex" xmlns:cx8="http://schemas.microsoft.com/office/drawing/2016/5/14/chartex" xmlns:mc="http://schemas.openxmlformats.org/markup-compatibility/2006" xmlns:aink="http://schemas.microsoft.com/office/drawing/2016/ink" xmlns:am3d="http://schemas.microsoft.com/office/drawing/2017/model3d" xmlns:o="urn:schemas-microsoft-com:office:office" xmlns:oel="http://schemas.microsoft.com/office/2019/extlst" xmlns:r="http://schemas.openxmlformats.org/officeDocument/2006/relationships" xmlns:m="http://schemas.openxmlformats.org/officeDocument/2006/math" xmlns:v="urn:schemas-microsoft-com:vml" xmlns:wp14="http://schemas.microsoft.com/office/word/2010/wordprocessingDrawing" xmlns:wp="http://schemas.openxmlformats.org/drawingml/2006/wordprocessingDrawing" xmlns:w10="urn:schemas-microsoft-com:office:word" xmlns:w="http://schemas.openxmlformats.org/wordprocessingml/2006/main" xmlns:w14="http://schemas.microsoft.com/office/word/2010/wordml" xmlns:w15="http://schemas.microsoft.com/office/word/2012/wordml" xmlns:w16cex="http://schemas.microsoft.com/office/word/2018/wordml/cex" xmlns:w16cid="http://schemas.microsoft.com/office/word/2016/wordml/cid" xmlns:w16="http://schemas.microsoft.com/office/word/2018/wordml" xmlns:w16sdtdh="http://schemas.microsoft.com/office/word/2020/wordml/sdtdatahash" xmlns:w16se="http://schemas.microsoft.com/office/word/2015/wordml/symex" xmlns:wpg="http://schemas.microsoft.com/office/word/2010/wordprocessingGroup" xmlns:wpi="http://schemas.microsoft.com/office/word/2010/wordprocessingInk" xmlns:wne="http://schemas.microsoft.com/office/word/2006/wordml" xmlns:wps="http://schemas.microsoft.com/office/word/2010/wordprocessingShape" mc:Ignorable="w14 w15 w16se w16cid w16 w16cex w16sdtdh wp14">
   <w:footnote w:type="separator" w:id="-1">
@@ -447,18 +566,10 @@
         <w:noProof/>
       </w:rPr>
       <w:drawing>
-        <wp:anchor distT="0" distB="0" distL="114300" distR="114300" simplePos="0" relativeHeight="251659264" behindDoc="1" locked="0" layoutInCell="1" allowOverlap="1" wp14:anchorId="67C42442" wp14:editId="5F38C1ED">
-          <wp:simplePos x="0" y="0"/>
-          <wp:positionH relativeFrom="page">
-            <wp:posOffset>-6953</wp:posOffset>
-          </wp:positionH>
-          <wp:positionV relativeFrom="page">
-            <wp:posOffset>6350</wp:posOffset>
-          </wp:positionV>
-          <wp:extent cx="7767320" cy="10048875"/>
-          <wp:effectExtent l="0" t="0" r="5080" b="0"/>
-          <wp:wrapNone/>
-          <wp:docPr id="5" name="Imagen 5" descr="Imagen que contiene computadora&#10;&#10;Descripción generada automáticamente"/>
+        <wp:inline distT="0" distB="0" distL="0" distR="0" wp14:anchorId="541ECA73" wp14:editId="6ACC2B11">
+          <wp:extent cx="2019300" cy="457200"/>
+          <wp:effectExtent l="0" t="0" r="0" b="0"/>
+          <wp:docPr id="1" name="Picture 1"/>
           <wp:cNvGraphicFramePr>
             <a:graphicFrameLocks xmlns:a="http://schemas.openxmlformats.org/drawingml/2006/main" noChangeAspect="1"/>
           </wp:cNvGraphicFramePr>
@@ -466,10 +577,8 @@
             <a:graphicData uri="http://schemas.openxmlformats.org/drawingml/2006/picture">
               <pic:pic xmlns:pic="http://schemas.openxmlformats.org/drawingml/2006/picture">
                 <pic:nvPicPr>
-                  <pic:cNvPr id="5" name="Imagen 5" descr="Imagen que contiene computadora&#10;&#10;Descripción generada automáticamente"/>
-                  <pic:cNvPicPr>
-                    <a:picLocks noChangeAspect="1" noChangeArrowheads="1"/>
-                  </pic:cNvPicPr>
+                  <pic:cNvPr id="1" name="Picture 1"/>
+                  <pic:cNvPicPr/>
                 </pic:nvPicPr>
                 <pic:blipFill>
                   <a:blip r:embed="rId1">
@@ -479,34 +588,23 @@
                       </a:ext>
                     </a:extLst>
                   </a:blip>
-                  <a:srcRect/>
                   <a:stretch>
                     <a:fillRect/>
                   </a:stretch>
                 </pic:blipFill>
-                <pic:spPr bwMode="auto">
+                <pic:spPr>
                   <a:xfrm>
                     <a:off x="0" y="0"/>
-                    <a:ext cx="7767320" cy="10048875"/>
+                    <a:ext cx="2019300" cy="457200"/>
                   </a:xfrm>
                   <a:prstGeom prst="rect">
                     <a:avLst/>
                   </a:prstGeom>
-                  <a:noFill/>
-                  <a:ln>
-                    <a:noFill/>
-                  </a:ln>
                 </pic:spPr>
               </pic:pic>
             </a:graphicData>
           </a:graphic>
-          <wp14:sizeRelH relativeFrom="margin">
-            <wp14:pctWidth>0</wp14:pctWidth>
-          </wp14:sizeRelH>
-          <wp14:sizeRelV relativeFrom="margin">
-            <wp14:pctHeight>0</wp14:pctHeight>
-          </wp14:sizeRelV>
-        </wp:anchor>
+        </wp:inline>
       </w:drawing>
     </w:r>
   </w:p>
@@ -516,6 +614,191 @@
 <file path=word/numbering.xml><?xml version="1.0" encoding="utf-8"?>
 <w:numbering xmlns:wpc="http://schemas.microsoft.com/office/word/2010/wordprocessingCanvas" xmlns:cx="http://schemas.microsoft.com/office/drawing/2014/chartex" xmlns:cx1="http://schemas.microsoft.com/office/drawing/2015/9/8/chartex" xmlns:cx2="http://schemas.microsoft.com/office/drawing/2015/10/21/chartex" xmlns:cx3="http://schemas.microsoft.com/office/drawing/2016/5/9/chartex" xmlns:cx4="http://schemas.microsoft.com/office/drawing/2016/5/10/chartex" xmlns:cx5="http://schemas.microsoft.com/office/drawing/2016/5/11/chartex" xmlns:cx6="http://schemas.microsoft.com/office/drawing/2016/5/12/chartex" xmlns:cx7="http://schemas.microsoft.com/office/drawing/2016/5/13/chartex" xmlns:cx8="http://schemas.microsoft.com/office/drawing/2016/5/14/chartex" xmlns:mc="http://schemas.openxmlformats.org/markup-compatibility/2006" xmlns:aink="http://schemas.microsoft.com/office/drawing/2016/ink" xmlns:am3d="http://schemas.microsoft.com/office/drawing/2017/model3d" xmlns:o="urn:schemas-microsoft-com:office:office" xmlns:oel="http://schemas.microsoft.com/office/2019/extlst" xmlns:r="http://schemas.openxmlformats.org/officeDocument/2006/relationships" xmlns:m="http://schemas.openxmlformats.org/officeDocument/2006/math" xmlns:v="urn:schemas-microsoft-com:vml" xmlns:wp14="http://schemas.microsoft.com/office/word/2010/wordprocessingDrawing" xmlns:wp="http://schemas.openxmlformats.org/drawingml/2006/wordprocessingDrawing" xmlns:w10="urn:schemas-microsoft-com:office:word" xmlns:w="http://schemas.openxmlformats.org/wordprocessingml/2006/main" xmlns:w14="http://schemas.microsoft.com/office/word/2010/wordml" xmlns:w15="http://schemas.microsoft.com/office/word/2012/wordml" xmlns:w16cex="http://schemas.microsoft.com/office/word/2018/wordml/cex" xmlns:w16cid="http://schemas.microsoft.com/office/word/2016/wordml/cid" xmlns:w16="http://schemas.microsoft.com/office/word/2018/wordml" xmlns:w16sdtdh="http://schemas.microsoft.com/office/word/2020/wordml/sdtdatahash" xmlns:w16se="http://schemas.microsoft.com/office/word/2015/wordml/symex" xmlns:wpg="http://schemas.microsoft.com/office/word/2010/wordprocessingGroup" xmlns:wpi="http://schemas.microsoft.com/office/word/2010/wordprocessingInk" xmlns:wne="http://schemas.microsoft.com/office/word/2006/wordml" xmlns:wps="http://schemas.microsoft.com/office/word/2010/wordprocessingShape" mc:Ignorable="w14 w15 w16se w16cid w16 w16cex w16sdtdh wp14">
   <w:abstractNum w:abstractNumId="0" w15:restartNumberingAfterBreak="0">
+    <w:nsid w:val="FFFFFF7C"/>
+    <w:multiLevelType w:val="singleLevel"/>
+    <w:tmpl w:val="3050F87E"/>
+    <w:lvl w:ilvl="0">
+      <w:start w:val="1"/>
+      <w:numFmt w:val="decimal"/>
+      <w:lvlText w:val="%1."/>
+      <w:lvlJc w:val="left"/>
+      <w:pPr>
+        <w:tabs>
+          <w:tab w:val="num" w:pos="1492"/>
+        </w:tabs>
+        <w:ind w:left="1492" w:hanging="360"/>
+      </w:pPr>
+    </w:lvl>
+  </w:abstractNum>
+  <w:abstractNum w:abstractNumId="1" w15:restartNumberingAfterBreak="0">
+    <w:nsid w:val="FFFFFF7D"/>
+    <w:multiLevelType w:val="singleLevel"/>
+    <w:tmpl w:val="8AA2D882"/>
+    <w:lvl w:ilvl="0">
+      <w:start w:val="1"/>
+      <w:numFmt w:val="decimal"/>
+      <w:lvlText w:val="%1."/>
+      <w:lvlJc w:val="left"/>
+      <w:pPr>
+        <w:tabs>
+          <w:tab w:val="num" w:pos="1209"/>
+        </w:tabs>
+        <w:ind w:left="1209" w:hanging="360"/>
+      </w:pPr>
+    </w:lvl>
+  </w:abstractNum>
+  <w:abstractNum w:abstractNumId="2" w15:restartNumberingAfterBreak="0">
+    <w:nsid w:val="FFFFFF7E"/>
+    <w:multiLevelType w:val="singleLevel"/>
+    <w:tmpl w:val="A0B27760"/>
+    <w:lvl w:ilvl="0">
+      <w:start w:val="1"/>
+      <w:numFmt w:val="decimal"/>
+      <w:lvlText w:val="%1."/>
+      <w:lvlJc w:val="left"/>
+      <w:pPr>
+        <w:tabs>
+          <w:tab w:val="num" w:pos="926"/>
+        </w:tabs>
+        <w:ind w:left="926" w:hanging="360"/>
+      </w:pPr>
+    </w:lvl>
+  </w:abstractNum>
+  <w:abstractNum w:abstractNumId="3" w15:restartNumberingAfterBreak="0">
+    <w:nsid w:val="FFFFFF7F"/>
+    <w:multiLevelType w:val="singleLevel"/>
+    <w:tmpl w:val="2AE05280"/>
+    <w:lvl w:ilvl="0">
+      <w:start w:val="1"/>
+      <w:numFmt w:val="decimal"/>
+      <w:lvlText w:val="%1."/>
+      <w:lvlJc w:val="left"/>
+      <w:pPr>
+        <w:tabs>
+          <w:tab w:val="num" w:pos="643"/>
+        </w:tabs>
+        <w:ind w:left="643" w:hanging="360"/>
+      </w:pPr>
+    </w:lvl>
+  </w:abstractNum>
+  <w:abstractNum w:abstractNumId="4" w15:restartNumberingAfterBreak="0">
+    <w:nsid w:val="FFFFFF80"/>
+    <w:multiLevelType w:val="singleLevel"/>
+    <w:tmpl w:val="0242ECCC"/>
+    <w:lvl w:ilvl="0">
+      <w:start w:val="1"/>
+      <w:numFmt w:val="bullet"/>
+      <w:lvlText w:val=""/>
+      <w:lvlJc w:val="left"/>
+      <w:pPr>
+        <w:tabs>
+          <w:tab w:val="num" w:pos="1492"/>
+        </w:tabs>
+        <w:ind w:left="1492" w:hanging="360"/>
+      </w:pPr>
+      <w:rPr>
+        <w:rFonts w:ascii="Symbol" w:hAnsi="Symbol" w:hint="default"/>
+      </w:rPr>
+    </w:lvl>
+  </w:abstractNum>
+  <w:abstractNum w:abstractNumId="5" w15:restartNumberingAfterBreak="0">
+    <w:nsid w:val="FFFFFF81"/>
+    <w:multiLevelType w:val="singleLevel"/>
+    <w:tmpl w:val="D6DEA84E"/>
+    <w:lvl w:ilvl="0">
+      <w:start w:val="1"/>
+      <w:numFmt w:val="bullet"/>
+      <w:lvlText w:val=""/>
+      <w:lvlJc w:val="left"/>
+      <w:pPr>
+        <w:tabs>
+          <w:tab w:val="num" w:pos="1209"/>
+        </w:tabs>
+        <w:ind w:left="1209" w:hanging="360"/>
+      </w:pPr>
+      <w:rPr>
+        <w:rFonts w:ascii="Symbol" w:hAnsi="Symbol" w:hint="default"/>
+      </w:rPr>
+    </w:lvl>
+  </w:abstractNum>
+  <w:abstractNum w:abstractNumId="6" w15:restartNumberingAfterBreak="0">
+    <w:nsid w:val="FFFFFF82"/>
+    <w:multiLevelType w:val="singleLevel"/>
+    <w:tmpl w:val="60F87D88"/>
+    <w:lvl w:ilvl="0">
+      <w:start w:val="1"/>
+      <w:numFmt w:val="bullet"/>
+      <w:lvlText w:val=""/>
+      <w:lvlJc w:val="left"/>
+      <w:pPr>
+        <w:tabs>
+          <w:tab w:val="num" w:pos="926"/>
+        </w:tabs>
+        <w:ind w:left="926" w:hanging="360"/>
+      </w:pPr>
+      <w:rPr>
+        <w:rFonts w:ascii="Symbol" w:hAnsi="Symbol" w:hint="default"/>
+      </w:rPr>
+    </w:lvl>
+  </w:abstractNum>
+  <w:abstractNum w:abstractNumId="7" w15:restartNumberingAfterBreak="0">
+    <w:nsid w:val="FFFFFF83"/>
+    <w:multiLevelType w:val="singleLevel"/>
+    <w:tmpl w:val="44EA2DB8"/>
+    <w:lvl w:ilvl="0">
+      <w:start w:val="1"/>
+      <w:numFmt w:val="bullet"/>
+      <w:lvlText w:val=""/>
+      <w:lvlJc w:val="left"/>
+      <w:pPr>
+        <w:tabs>
+          <w:tab w:val="num" w:pos="643"/>
+        </w:tabs>
+        <w:ind w:left="643" w:hanging="360"/>
+      </w:pPr>
+      <w:rPr>
+        <w:rFonts w:ascii="Symbol" w:hAnsi="Symbol" w:hint="default"/>
+      </w:rPr>
+    </w:lvl>
+  </w:abstractNum>
+  <w:abstractNum w:abstractNumId="8" w15:restartNumberingAfterBreak="0">
+    <w:nsid w:val="FFFFFF88"/>
+    <w:multiLevelType w:val="singleLevel"/>
+    <w:tmpl w:val="6FC076AC"/>
+    <w:lvl w:ilvl="0">
+      <w:start w:val="1"/>
+      <w:numFmt w:val="decimal"/>
+      <w:lvlText w:val="%1."/>
+      <w:lvlJc w:val="left"/>
+      <w:pPr>
+        <w:tabs>
+          <w:tab w:val="num" w:pos="360"/>
+        </w:tabs>
+        <w:ind w:left="360" w:hanging="360"/>
+      </w:pPr>
+    </w:lvl>
+  </w:abstractNum>
+  <w:abstractNum w:abstractNumId="9" w15:restartNumberingAfterBreak="0">
+    <w:nsid w:val="FFFFFF89"/>
+    <w:multiLevelType w:val="singleLevel"/>
+    <w:tmpl w:val="7AE29EEE"/>
+    <w:lvl w:ilvl="0">
+      <w:start w:val="1"/>
+      <w:numFmt w:val="bullet"/>
+      <w:lvlText w:val=""/>
+      <w:lvlJc w:val="left"/>
+      <w:pPr>
+        <w:tabs>
+          <w:tab w:val="num" w:pos="360"/>
+        </w:tabs>
+        <w:ind w:left="360" w:hanging="360"/>
+      </w:pPr>
+      <w:rPr>
+        <w:rFonts w:ascii="Symbol" w:hAnsi="Symbol" w:hint="default"/>
+      </w:rPr>
+    </w:lvl>
+  </w:abstractNum>
+  <w:abstractNum w:abstractNumId="10" w15:restartNumberingAfterBreak="0">
     <w:nsid w:val="49E6355C"/>
     <w:multiLevelType w:val="multilevel"/>
     <w:tmpl w:val="6A0EF80E"/>
@@ -611,7 +894,37 @@
     </w:lvl>
   </w:abstractNum>
   <w:num w:numId="1" w16cid:durableId="804085470">
+    <w:abstractNumId w:val="10"/>
+  </w:num>
+  <w:num w:numId="2" w16cid:durableId="2040474718">
     <w:abstractNumId w:val="0"/>
+  </w:num>
+  <w:num w:numId="3" w16cid:durableId="1760634308">
+    <w:abstractNumId w:val="1"/>
+  </w:num>
+  <w:num w:numId="4" w16cid:durableId="821854148">
+    <w:abstractNumId w:val="2"/>
+  </w:num>
+  <w:num w:numId="5" w16cid:durableId="1093284714">
+    <w:abstractNumId w:val="3"/>
+  </w:num>
+  <w:num w:numId="6" w16cid:durableId="852036758">
+    <w:abstractNumId w:val="8"/>
+  </w:num>
+  <w:num w:numId="7" w16cid:durableId="1976258658">
+    <w:abstractNumId w:val="4"/>
+  </w:num>
+  <w:num w:numId="8" w16cid:durableId="1852714736">
+    <w:abstractNumId w:val="5"/>
+  </w:num>
+  <w:num w:numId="9" w16cid:durableId="886453774">
+    <w:abstractNumId w:val="6"/>
+  </w:num>
+  <w:num w:numId="10" w16cid:durableId="2078747256">
+    <w:abstractNumId w:val="7"/>
+  </w:num>
+  <w:num w:numId="11" w16cid:durableId="143351314">
+    <w:abstractNumId w:val="9"/>
   </w:num>
   <w:numIdMacAtCleanup w:val="1"/>
 </w:numbering>
@@ -654,7 +967,7 @@
     <w:lsdException w:name="footnote text" w:semiHidden="1" w:unhideWhenUsed="1"/>
     <w:lsdException w:name="annotation text" w:semiHidden="1" w:unhideWhenUsed="1"/>
     <w:lsdException w:name="header" w:semiHidden="1" w:unhideWhenUsed="1"/>
-    <w:lsdException w:name="footer" w:semiHidden="1" w:unhideWhenUsed="1"/>
+    <w:lsdException w:name="footer" w:semiHidden="1" w:uiPriority="99" w:unhideWhenUsed="1"/>
     <w:lsdException w:name="index heading" w:semiHidden="1" w:unhideWhenUsed="1"/>
     <w:lsdException w:name="caption" w:semiHidden="1" w:unhideWhenUsed="1"/>
     <w:lsdException w:name="table of figures" w:semiHidden="1" w:unhideWhenUsed="1"/>
@@ -1002,12 +1315,12 @@
     <w:uiPriority w:val="9"/>
     <w:unhideWhenUsed/>
     <w:qFormat/>
-    <w:rsid w:val="0005637E"/>
+    <w:rsid w:val="009A23FA"/>
     <w:pPr>
       <w:numPr>
         <w:ilvl w:val="1"/>
       </w:numPr>
-      <w:spacing w:before="200"/>
+      <w:ind w:left="578" w:hanging="578"/>
       <w:outlineLvl w:val="1"/>
     </w:pPr>
     <w:rPr>
@@ -1727,6 +2040,7 @@
     <w:name w:val="footer"/>
     <w:basedOn w:val="Normal"/>
     <w:link w:val="FooterChar"/>
+    <w:uiPriority w:val="99"/>
     <w:unhideWhenUsed/>
     <w:rsid w:val="00B66951"/>
     <w:pPr>
@@ -1741,10 +2055,18 @@
     <w:name w:val="Footer Char"/>
     <w:basedOn w:val="DefaultParagraphFont"/>
     <w:link w:val="Footer"/>
+    <w:uiPriority w:val="99"/>
     <w:rsid w:val="00B66951"/>
     <w:rPr>
       <w:rFonts w:ascii="Minion Pro" w:hAnsi="Minion Pro"/>
     </w:rPr>
+  </w:style>
+  <w:style w:type="character" w:styleId="PageNumber">
+    <w:name w:val="page number"/>
+    <w:basedOn w:val="DefaultParagraphFont"/>
+    <w:semiHidden/>
+    <w:unhideWhenUsed/>
+    <w:rsid w:val="003064EE"/>
   </w:style>
 </w:styles>
 </file>
@@ -2065,4 +2387,16 @@
   </a:objectDefaults>
   <a:extraClrSchemeLst/>
 </a:theme>
+</file>
+
+<file path=customXml/item1.xml><?xml version="1.0" encoding="utf-8"?>
+<b:Sources xmlns:b="http://schemas.openxmlformats.org/officeDocument/2006/bibliography" xmlns="http://schemas.openxmlformats.org/officeDocument/2006/bibliography" SelectedStyle="/APASixthEditionOfficeOnline.xsl" StyleName="APA" Version="6"/>
+</file>
+
+<file path=customXml/itemProps1.xml><?xml version="1.0" encoding="utf-8"?>
+<ds:datastoreItem xmlns:ds="http://schemas.openxmlformats.org/officeDocument/2006/customXml" ds:itemID="{2C495D52-4FFC-8940-BEAB-372EDFF06F05}">
+  <ds:schemaRefs>
+    <ds:schemaRef ds:uri="http://schemas.openxmlformats.org/officeDocument/2006/bibliography"/>
+  </ds:schemaRefs>
+</ds:datastoreItem>
 </file>
--- a/templates/rmd-myriad-minion-reference.docx
+++ b/templates/rmd-myriad-minion-reference.docx
@@ -1,6 +1,6 @@
 
 <file path=word/document.xml><?xml version="1.0" encoding="utf-8"?>
-<w:document xmlns:wpc="http://schemas.microsoft.com/office/word/2010/wordprocessingCanvas" xmlns:cx="http://schemas.microsoft.com/office/drawing/2014/chartex" xmlns:cx1="http://schemas.microsoft.com/office/drawing/2015/9/8/chartex" xmlns:cx2="http://schemas.microsoft.com/office/drawing/2015/10/21/chartex" xmlns:cx3="http://schemas.microsoft.com/office/drawing/2016/5/9/chartex" xmlns:cx4="http://schemas.microsoft.com/office/drawing/2016/5/10/chartex" xmlns:cx5="http://schemas.microsoft.com/office/drawing/2016/5/11/chartex" xmlns:cx6="http://schemas.microsoft.com/office/drawing/2016/5/12/chartex" xmlns:cx7="http://schemas.microsoft.com/office/drawing/2016/5/13/chartex" xmlns:cx8="http://schemas.microsoft.com/office/drawing/2016/5/14/chartex" xmlns:mc="http://schemas.openxmlformats.org/markup-compatibility/2006" xmlns:aink="http://schemas.microsoft.com/office/drawing/2016/ink" xmlns:am3d="http://schemas.microsoft.com/office/drawing/2017/model3d" xmlns:o="urn:schemas-microsoft-com:office:office" xmlns:oel="http://schemas.microsoft.com/office/2019/extlst" xmlns:r="http://schemas.openxmlformats.org/officeDocument/2006/relationships" xmlns:m="http://schemas.openxmlformats.org/officeDocument/2006/math" xmlns:v="urn:schemas-microsoft-com:vml" xmlns:wp14="http://schemas.microsoft.com/office/word/2010/wordprocessingDrawing" xmlns:wp="http://schemas.openxmlformats.org/drawingml/2006/wordprocessingDrawing" xmlns:w10="urn:schemas-microsoft-com:office:word" xmlns:w="http://schemas.openxmlformats.org/wordprocessingml/2006/main" xmlns:w14="http://schemas.microsoft.com/office/word/2010/wordml" xmlns:w15="http://schemas.microsoft.com/office/word/2012/wordml" xmlns:w16cex="http://schemas.microsoft.com/office/word/2018/wordml/cex" xmlns:w16cid="http://schemas.microsoft.com/office/word/2016/wordml/cid" xmlns:w16="http://schemas.microsoft.com/office/word/2018/wordml" xmlns:w16sdtdh="http://schemas.microsoft.com/office/word/2020/wordml/sdtdatahash" xmlns:w16se="http://schemas.microsoft.com/office/word/2015/wordml/symex" xmlns:wpg="http://schemas.microsoft.com/office/word/2010/wordprocessingGroup" xmlns:wpi="http://schemas.microsoft.com/office/word/2010/wordprocessingInk" xmlns:wne="http://schemas.microsoft.com/office/word/2006/wordml" xmlns:wps="http://schemas.microsoft.com/office/word/2010/wordprocessingShape" mc:Ignorable="w14 w15 w16se w16cid w16 w16cex w16sdtdh wp14">
+<w:document xmlns:wpc="http://schemas.microsoft.com/office/word/2010/wordprocessingCanvas" xmlns:cx="http://schemas.microsoft.com/office/drawing/2014/chartex" xmlns:cx1="http://schemas.microsoft.com/office/drawing/2015/9/8/chartex" xmlns:cx2="http://schemas.microsoft.com/office/drawing/2015/10/21/chartex" xmlns:cx3="http://schemas.microsoft.com/office/drawing/2016/5/9/chartex" xmlns:cx4="http://schemas.microsoft.com/office/drawing/2016/5/10/chartex" xmlns:cx5="http://schemas.microsoft.com/office/drawing/2016/5/11/chartex" xmlns:cx6="http://schemas.microsoft.com/office/drawing/2016/5/12/chartex" xmlns:cx7="http://schemas.microsoft.com/office/drawing/2016/5/13/chartex" xmlns:cx8="http://schemas.microsoft.com/office/drawing/2016/5/14/chartex" xmlns:mc="http://schemas.openxmlformats.org/markup-compatibility/2006" xmlns:aink="http://schemas.microsoft.com/office/drawing/2016/ink" xmlns:am3d="http://schemas.microsoft.com/office/drawing/2017/model3d" xmlns:o="urn:schemas-microsoft-com:office:office" xmlns:oel="http://schemas.microsoft.com/office/2019/extlst" xmlns:r="http://schemas.openxmlformats.org/officeDocument/2006/relationships" xmlns:m="http://schemas.openxmlformats.org/officeDocument/2006/math" xmlns:v="urn:schemas-microsoft-com:vml" xmlns:wp14="http://schemas.microsoft.com/office/word/2010/wordprocessingDrawing" xmlns:wp="http://schemas.openxmlformats.org/drawingml/2006/wordprocessingDrawing" xmlns:w10="urn:schemas-microsoft-com:office:word" xmlns:w="http://schemas.openxmlformats.org/wordprocessingml/2006/main" xmlns:w14="http://schemas.microsoft.com/office/word/2010/wordml" xmlns:w15="http://schemas.microsoft.com/office/word/2012/wordml" xmlns:w16cex="http://schemas.microsoft.com/office/word/2018/wordml/cex" xmlns:w16cid="http://schemas.microsoft.com/office/word/2016/wordml/cid" xmlns:w16="http://schemas.microsoft.com/office/word/2018/wordml" xmlns:w16du="http://schemas.microsoft.com/office/word/2023/wordml/word16du" xmlns:w16sdtdh="http://schemas.microsoft.com/office/word/2020/wordml/sdtdatahash" xmlns:w16se="http://schemas.microsoft.com/office/word/2015/wordml/symex" xmlns:wpg="http://schemas.microsoft.com/office/word/2010/wordprocessingGroup" xmlns:wpi="http://schemas.microsoft.com/office/word/2010/wordprocessingInk" xmlns:wne="http://schemas.microsoft.com/office/word/2006/wordml" xmlns:wps="http://schemas.microsoft.com/office/word/2010/wordprocessingShape" mc:Ignorable="w14 w15 w16se w16cid w16 w16cex w16sdtdh wp14">
   <w:body>
     <w:p>
       <w:pPr>
@@ -158,10 +158,21 @@
         <w:rPr>
           <w:rStyle w:val="VerbatimChar"/>
         </w:rPr>
-        <w:t xml:space="preserve"> Verbatim Char </w:t>
-      </w:r>
-      <w:r>
-        <w:t xml:space="preserve"> .    </w:t>
+        <w:t xml:space="preserve"> Verbatim </w:t>
+      </w:r>
+      <w:proofErr w:type="gramStart"/>
+      <w:r>
+        <w:rPr>
+          <w:rStyle w:val="VerbatimChar"/>
+        </w:rPr>
+        <w:t xml:space="preserve">Char </w:t>
+      </w:r>
+      <w:r>
+        <w:t xml:space="preserve"> .</w:t>
+      </w:r>
+      <w:proofErr w:type="gramEnd"/>
+      <w:r>
+        <w:t xml:space="preserve">    </w:t>
       </w:r>
       <w:hyperlink r:id="rId8">
         <w:r>
@@ -200,7 +211,14 @@
         <w:rPr>
           <w:rStyle w:val="VerbatimChar"/>
         </w:rPr>
-        <w:t xml:space="preserve"> Char.</w:t>
+        <w:t xml:space="preserve"> </w:t>
+      </w:r>
+      <w:proofErr w:type="gramStart"/>
+      <w:r>
+        <w:rPr>
+          <w:rStyle w:val="VerbatimChar"/>
+        </w:rPr>
+        <w:t>Char.</w:t>
       </w:r>
       <w:r>
         <w:rPr>
@@ -208,6 +226,7 @@
         </w:rPr>
         <w:t>.</w:t>
       </w:r>
+      <w:proofErr w:type="gramEnd"/>
     </w:p>
     <w:p>
       <w:pPr>
@@ -379,7 +398,7 @@
 </file>
 
 <file path=word/endnotes.xml><?xml version="1.0" encoding="utf-8"?>
-<w:endnotes xmlns:wpc="http://schemas.microsoft.com/office/word/2010/wordprocessingCanvas" xmlns:cx="http://schemas.microsoft.com/office/drawing/2014/chartex" xmlns:cx1="http://schemas.microsoft.com/office/drawing/2015/9/8/chartex" xmlns:cx2="http://schemas.microsoft.com/office/drawing/2015/10/21/chartex" xmlns:cx3="http://schemas.microsoft.com/office/drawing/2016/5/9/chartex" xmlns:cx4="http://schemas.microsoft.com/office/drawing/2016/5/10/chartex" xmlns:cx5="http://schemas.microsoft.com/office/drawing/2016/5/11/chartex" xmlns:cx6="http://schemas.microsoft.com/office/drawing/2016/5/12/chartex" xmlns:cx7="http://schemas.microsoft.com/office/drawing/2016/5/13/chartex" xmlns:cx8="http://schemas.microsoft.com/office/drawing/2016/5/14/chartex" xmlns:mc="http://schemas.openxmlformats.org/markup-compatibility/2006" xmlns:aink="http://schemas.microsoft.com/office/drawing/2016/ink" xmlns:am3d="http://schemas.microsoft.com/office/drawing/2017/model3d" xmlns:o="urn:schemas-microsoft-com:office:office" xmlns:oel="http://schemas.microsoft.com/office/2019/extlst" xmlns:r="http://schemas.openxmlformats.org/officeDocument/2006/relationships" xmlns:m="http://schemas.openxmlformats.org/officeDocument/2006/math" xmlns:v="urn:schemas-microsoft-com:vml" xmlns:wp14="http://schemas.microsoft.com/office/word/2010/wordprocessingDrawing" xmlns:wp="http://schemas.openxmlformats.org/drawingml/2006/wordprocessingDrawing" xmlns:w10="urn:schemas-microsoft-com:office:word" xmlns:w="http://schemas.openxmlformats.org/wordprocessingml/2006/main" xmlns:w14="http://schemas.microsoft.com/office/word/2010/wordml" xmlns:w15="http://schemas.microsoft.com/office/word/2012/wordml" xmlns:w16cex="http://schemas.microsoft.com/office/word/2018/wordml/cex" xmlns:w16cid="http://schemas.microsoft.com/office/word/2016/wordml/cid" xmlns:w16="http://schemas.microsoft.com/office/word/2018/wordml" xmlns:w16sdtdh="http://schemas.microsoft.com/office/word/2020/wordml/sdtdatahash" xmlns:w16se="http://schemas.microsoft.com/office/word/2015/wordml/symex" xmlns:wpg="http://schemas.microsoft.com/office/word/2010/wordprocessingGroup" xmlns:wpi="http://schemas.microsoft.com/office/word/2010/wordprocessingInk" xmlns:wne="http://schemas.microsoft.com/office/word/2006/wordml" xmlns:wps="http://schemas.microsoft.com/office/word/2010/wordprocessingShape" mc:Ignorable="w14 w15 w16se w16cid w16 w16cex w16sdtdh wp14">
+<w:endnotes xmlns:wpc="http://schemas.microsoft.com/office/word/2010/wordprocessingCanvas" xmlns:cx="http://schemas.microsoft.com/office/drawing/2014/chartex" xmlns:cx1="http://schemas.microsoft.com/office/drawing/2015/9/8/chartex" xmlns:cx2="http://schemas.microsoft.com/office/drawing/2015/10/21/chartex" xmlns:cx3="http://schemas.microsoft.com/office/drawing/2016/5/9/chartex" xmlns:cx4="http://schemas.microsoft.com/office/drawing/2016/5/10/chartex" xmlns:cx5="http://schemas.microsoft.com/office/drawing/2016/5/11/chartex" xmlns:cx6="http://schemas.microsoft.com/office/drawing/2016/5/12/chartex" xmlns:cx7="http://schemas.microsoft.com/office/drawing/2016/5/13/chartex" xmlns:cx8="http://schemas.microsoft.com/office/drawing/2016/5/14/chartex" xmlns:mc="http://schemas.openxmlformats.org/markup-compatibility/2006" xmlns:aink="http://schemas.microsoft.com/office/drawing/2016/ink" xmlns:am3d="http://schemas.microsoft.com/office/drawing/2017/model3d" xmlns:o="urn:schemas-microsoft-com:office:office" xmlns:oel="http://schemas.microsoft.com/office/2019/extlst" xmlns:r="http://schemas.openxmlformats.org/officeDocument/2006/relationships" xmlns:m="http://schemas.openxmlformats.org/officeDocument/2006/math" xmlns:v="urn:schemas-microsoft-com:vml" xmlns:wp14="http://schemas.microsoft.com/office/word/2010/wordprocessingDrawing" xmlns:wp="http://schemas.openxmlformats.org/drawingml/2006/wordprocessingDrawing" xmlns:w10="urn:schemas-microsoft-com:office:word" xmlns:w="http://schemas.openxmlformats.org/wordprocessingml/2006/main" xmlns:w14="http://schemas.microsoft.com/office/word/2010/wordml" xmlns:w15="http://schemas.microsoft.com/office/word/2012/wordml" xmlns:w16cex="http://schemas.microsoft.com/office/word/2018/wordml/cex" xmlns:w16cid="http://schemas.microsoft.com/office/word/2016/wordml/cid" xmlns:w16="http://schemas.microsoft.com/office/word/2018/wordml" xmlns:w16du="http://schemas.microsoft.com/office/word/2023/wordml/word16du" xmlns:w16sdtdh="http://schemas.microsoft.com/office/word/2020/wordml/sdtdatahash" xmlns:w16se="http://schemas.microsoft.com/office/word/2015/wordml/symex" xmlns:wpg="http://schemas.microsoft.com/office/word/2010/wordprocessingGroup" xmlns:wpi="http://schemas.microsoft.com/office/word/2010/wordprocessingInk" xmlns:wne="http://schemas.microsoft.com/office/word/2006/wordml" xmlns:wps="http://schemas.microsoft.com/office/word/2010/wordprocessingShape" mc:Ignorable="w14 w15 w16se w16cid w16 w16cex w16sdtdh wp14">
   <w:endnote w:type="separator" w:id="-1">
     <w:p>
       <w:pPr>
@@ -404,7 +423,7 @@
 </file>
 
 <file path=word/footer1.xml><?xml version="1.0" encoding="utf-8"?>
-<w:ftr xmlns:wpc="http://schemas.microsoft.com/office/word/2010/wordprocessingCanvas" xmlns:cx="http://schemas.microsoft.com/office/drawing/2014/chartex" xmlns:cx1="http://schemas.microsoft.com/office/drawing/2015/9/8/chartex" xmlns:cx2="http://schemas.microsoft.com/office/drawing/2015/10/21/chartex" xmlns:cx3="http://schemas.microsoft.com/office/drawing/2016/5/9/chartex" xmlns:cx4="http://schemas.microsoft.com/office/drawing/2016/5/10/chartex" xmlns:cx5="http://schemas.microsoft.com/office/drawing/2016/5/11/chartex" xmlns:cx6="http://schemas.microsoft.com/office/drawing/2016/5/12/chartex" xmlns:cx7="http://schemas.microsoft.com/office/drawing/2016/5/13/chartex" xmlns:cx8="http://schemas.microsoft.com/office/drawing/2016/5/14/chartex" xmlns:mc="http://schemas.openxmlformats.org/markup-compatibility/2006" xmlns:aink="http://schemas.microsoft.com/office/drawing/2016/ink" xmlns:am3d="http://schemas.microsoft.com/office/drawing/2017/model3d" xmlns:o="urn:schemas-microsoft-com:office:office" xmlns:oel="http://schemas.microsoft.com/office/2019/extlst" xmlns:r="http://schemas.openxmlformats.org/officeDocument/2006/relationships" xmlns:m="http://schemas.openxmlformats.org/officeDocument/2006/math" xmlns:v="urn:schemas-microsoft-com:vml" xmlns:wp14="http://schemas.microsoft.com/office/word/2010/wordprocessingDrawing" xmlns:wp="http://schemas.openxmlformats.org/drawingml/2006/wordprocessingDrawing" xmlns:w10="urn:schemas-microsoft-com:office:word" xmlns:w="http://schemas.openxmlformats.org/wordprocessingml/2006/main" xmlns:w14="http://schemas.microsoft.com/office/word/2010/wordml" xmlns:w15="http://schemas.microsoft.com/office/word/2012/wordml" xmlns:w16cex="http://schemas.microsoft.com/office/word/2018/wordml/cex" xmlns:w16cid="http://schemas.microsoft.com/office/word/2016/wordml/cid" xmlns:w16="http://schemas.microsoft.com/office/word/2018/wordml" xmlns:w16sdtdh="http://schemas.microsoft.com/office/word/2020/wordml/sdtdatahash" xmlns:w16se="http://schemas.microsoft.com/office/word/2015/wordml/symex" xmlns:wpg="http://schemas.microsoft.com/office/word/2010/wordprocessingGroup" xmlns:wpi="http://schemas.microsoft.com/office/word/2010/wordprocessingInk" xmlns:wne="http://schemas.microsoft.com/office/word/2006/wordml" xmlns:wps="http://schemas.microsoft.com/office/word/2010/wordprocessingShape" mc:Ignorable="w14 w15 w16se w16cid w16 w16cex w16sdtdh wp14">
+<w:ftr xmlns:wpc="http://schemas.microsoft.com/office/word/2010/wordprocessingCanvas" xmlns:cx="http://schemas.microsoft.com/office/drawing/2014/chartex" xmlns:cx1="http://schemas.microsoft.com/office/drawing/2015/9/8/chartex" xmlns:cx2="http://schemas.microsoft.com/office/drawing/2015/10/21/chartex" xmlns:cx3="http://schemas.microsoft.com/office/drawing/2016/5/9/chartex" xmlns:cx4="http://schemas.microsoft.com/office/drawing/2016/5/10/chartex" xmlns:cx5="http://schemas.microsoft.com/office/drawing/2016/5/11/chartex" xmlns:cx6="http://schemas.microsoft.com/office/drawing/2016/5/12/chartex" xmlns:cx7="http://schemas.microsoft.com/office/drawing/2016/5/13/chartex" xmlns:cx8="http://schemas.microsoft.com/office/drawing/2016/5/14/chartex" xmlns:mc="http://schemas.openxmlformats.org/markup-compatibility/2006" xmlns:aink="http://schemas.microsoft.com/office/drawing/2016/ink" xmlns:am3d="http://schemas.microsoft.com/office/drawing/2017/model3d" xmlns:o="urn:schemas-microsoft-com:office:office" xmlns:oel="http://schemas.microsoft.com/office/2019/extlst" xmlns:r="http://schemas.openxmlformats.org/officeDocument/2006/relationships" xmlns:m="http://schemas.openxmlformats.org/officeDocument/2006/math" xmlns:v="urn:schemas-microsoft-com:vml" xmlns:wp14="http://schemas.microsoft.com/office/word/2010/wordprocessingDrawing" xmlns:wp="http://schemas.openxmlformats.org/drawingml/2006/wordprocessingDrawing" xmlns:w10="urn:schemas-microsoft-com:office:word" xmlns:w="http://schemas.openxmlformats.org/wordprocessingml/2006/main" xmlns:w14="http://schemas.microsoft.com/office/word/2010/wordml" xmlns:w15="http://schemas.microsoft.com/office/word/2012/wordml" xmlns:w16cex="http://schemas.microsoft.com/office/word/2018/wordml/cex" xmlns:w16cid="http://schemas.microsoft.com/office/word/2016/wordml/cid" xmlns:w16="http://schemas.microsoft.com/office/word/2018/wordml" xmlns:w16du="http://schemas.microsoft.com/office/word/2023/wordml/word16du" xmlns:w16sdtdh="http://schemas.microsoft.com/office/word/2020/wordml/sdtdatahash" xmlns:w16se="http://schemas.microsoft.com/office/word/2015/wordml/symex" xmlns:wpg="http://schemas.microsoft.com/office/word/2010/wordprocessingGroup" xmlns:wpi="http://schemas.microsoft.com/office/word/2010/wordprocessingInk" xmlns:wne="http://schemas.microsoft.com/office/word/2006/wordml" xmlns:wps="http://schemas.microsoft.com/office/word/2010/wordprocessingShape" mc:Ignorable="w14 w15 w16se w16cid w16 w16cex w16sdtdh wp14">
   <w:sdt>
     <w:sdtPr>
       <w:rPr>
@@ -456,7 +475,7 @@
 </file>
 
 <file path=word/footer2.xml><?xml version="1.0" encoding="utf-8"?>
-<w:ftr xmlns:wpc="http://schemas.microsoft.com/office/word/2010/wordprocessingCanvas" xmlns:cx="http://schemas.microsoft.com/office/drawing/2014/chartex" xmlns:cx1="http://schemas.microsoft.com/office/drawing/2015/9/8/chartex" xmlns:cx2="http://schemas.microsoft.com/office/drawing/2015/10/21/chartex" xmlns:cx3="http://schemas.microsoft.com/office/drawing/2016/5/9/chartex" xmlns:cx4="http://schemas.microsoft.com/office/drawing/2016/5/10/chartex" xmlns:cx5="http://schemas.microsoft.com/office/drawing/2016/5/11/chartex" xmlns:cx6="http://schemas.microsoft.com/office/drawing/2016/5/12/chartex" xmlns:cx7="http://schemas.microsoft.com/office/drawing/2016/5/13/chartex" xmlns:cx8="http://schemas.microsoft.com/office/drawing/2016/5/14/chartex" xmlns:mc="http://schemas.openxmlformats.org/markup-compatibility/2006" xmlns:aink="http://schemas.microsoft.com/office/drawing/2016/ink" xmlns:am3d="http://schemas.microsoft.com/office/drawing/2017/model3d" xmlns:o="urn:schemas-microsoft-com:office:office" xmlns:oel="http://schemas.microsoft.com/office/2019/extlst" xmlns:r="http://schemas.openxmlformats.org/officeDocument/2006/relationships" xmlns:m="http://schemas.openxmlformats.org/officeDocument/2006/math" xmlns:v="urn:schemas-microsoft-com:vml" xmlns:wp14="http://schemas.microsoft.com/office/word/2010/wordprocessingDrawing" xmlns:wp="http://schemas.openxmlformats.org/drawingml/2006/wordprocessingDrawing" xmlns:w10="urn:schemas-microsoft-com:office:word" xmlns:w="http://schemas.openxmlformats.org/wordprocessingml/2006/main" xmlns:w14="http://schemas.microsoft.com/office/word/2010/wordml" xmlns:w15="http://schemas.microsoft.com/office/word/2012/wordml" xmlns:w16cex="http://schemas.microsoft.com/office/word/2018/wordml/cex" xmlns:w16cid="http://schemas.microsoft.com/office/word/2016/wordml/cid" xmlns:w16="http://schemas.microsoft.com/office/word/2018/wordml" xmlns:w16sdtdh="http://schemas.microsoft.com/office/word/2020/wordml/sdtdatahash" xmlns:w16se="http://schemas.microsoft.com/office/word/2015/wordml/symex" xmlns:wpg="http://schemas.microsoft.com/office/word/2010/wordprocessingGroup" xmlns:wpi="http://schemas.microsoft.com/office/word/2010/wordprocessingInk" xmlns:wne="http://schemas.microsoft.com/office/word/2006/wordml" xmlns:wps="http://schemas.microsoft.com/office/word/2010/wordprocessingShape" mc:Ignorable="w14 w15 w16se w16cid w16 w16cex w16sdtdh wp14">
+<w:ftr xmlns:wpc="http://schemas.microsoft.com/office/word/2010/wordprocessingCanvas" xmlns:cx="http://schemas.microsoft.com/office/drawing/2014/chartex" xmlns:cx1="http://schemas.microsoft.com/office/drawing/2015/9/8/chartex" xmlns:cx2="http://schemas.microsoft.com/office/drawing/2015/10/21/chartex" xmlns:cx3="http://schemas.microsoft.com/office/drawing/2016/5/9/chartex" xmlns:cx4="http://schemas.microsoft.com/office/drawing/2016/5/10/chartex" xmlns:cx5="http://schemas.microsoft.com/office/drawing/2016/5/11/chartex" xmlns:cx6="http://schemas.microsoft.com/office/drawing/2016/5/12/chartex" xmlns:cx7="http://schemas.microsoft.com/office/drawing/2016/5/13/chartex" xmlns:cx8="http://schemas.microsoft.com/office/drawing/2016/5/14/chartex" xmlns:mc="http://schemas.openxmlformats.org/markup-compatibility/2006" xmlns:aink="http://schemas.microsoft.com/office/drawing/2016/ink" xmlns:am3d="http://schemas.microsoft.com/office/drawing/2017/model3d" xmlns:o="urn:schemas-microsoft-com:office:office" xmlns:oel="http://schemas.microsoft.com/office/2019/extlst" xmlns:r="http://schemas.openxmlformats.org/officeDocument/2006/relationships" xmlns:m="http://schemas.openxmlformats.org/officeDocument/2006/math" xmlns:v="urn:schemas-microsoft-com:vml" xmlns:wp14="http://schemas.microsoft.com/office/word/2010/wordprocessingDrawing" xmlns:wp="http://schemas.openxmlformats.org/drawingml/2006/wordprocessingDrawing" xmlns:w10="urn:schemas-microsoft-com:office:word" xmlns:w="http://schemas.openxmlformats.org/wordprocessingml/2006/main" xmlns:w14="http://schemas.microsoft.com/office/word/2010/wordml" xmlns:w15="http://schemas.microsoft.com/office/word/2012/wordml" xmlns:w16cex="http://schemas.microsoft.com/office/word/2018/wordml/cex" xmlns:w16cid="http://schemas.microsoft.com/office/word/2016/wordml/cid" xmlns:w16="http://schemas.microsoft.com/office/word/2018/wordml" xmlns:w16du="http://schemas.microsoft.com/office/word/2023/wordml/word16du" xmlns:w16sdtdh="http://schemas.microsoft.com/office/word/2020/wordml/sdtdatahash" xmlns:w16se="http://schemas.microsoft.com/office/word/2015/wordml/symex" xmlns:wpg="http://schemas.microsoft.com/office/word/2010/wordprocessingGroup" xmlns:wpi="http://schemas.microsoft.com/office/word/2010/wordprocessingInk" xmlns:wne="http://schemas.microsoft.com/office/word/2006/wordml" xmlns:wps="http://schemas.microsoft.com/office/word/2010/wordprocessingShape" mc:Ignorable="w14 w15 w16se w16cid w16 w16cex w16sdtdh wp14">
   <w:sdt>
     <w:sdtPr>
       <w:rPr>
@@ -521,7 +540,7 @@
 </file>
 
 <file path=word/footnotes.xml><?xml version="1.0" encoding="utf-8"?>
-<w:footnotes xmlns:wpc="http://schemas.microsoft.com/office/word/2010/wordprocessingCanvas" xmlns:cx="http://schemas.microsoft.com/office/drawing/2014/chartex" xmlns:cx1="http://schemas.microsoft.com/office/drawing/2015/9/8/chartex" xmlns:cx2="http://schemas.microsoft.com/office/drawing/2015/10/21/chartex" xmlns:cx3="http://schemas.microsoft.com/office/drawing/2016/5/9/chartex" xmlns:cx4="http://schemas.microsoft.com/office/drawing/2016/5/10/chartex" xmlns:cx5="http://schemas.microsoft.com/office/drawing/2016/5/11/chartex" xmlns:cx6="http://schemas.microsoft.com/office/drawing/2016/5/12/chartex" xmlns:cx7="http://schemas.microsoft.com/office/drawing/2016/5/13/chartex" xmlns:cx8="http://schemas.microsoft.com/office/drawing/2016/5/14/chartex" xmlns:mc="http://schemas.openxmlformats.org/markup-compatibility/2006" xmlns:aink="http://schemas.microsoft.com/office/drawing/2016/ink" xmlns:am3d="http://schemas.microsoft.com/office/drawing/2017/model3d" xmlns:o="urn:schemas-microsoft-com:office:office" xmlns:oel="http://schemas.microsoft.com/office/2019/extlst" xmlns:r="http://schemas.openxmlformats.org/officeDocument/2006/relationships" xmlns:m="http://schemas.openxmlformats.org/officeDocument/2006/math" xmlns:v="urn:schemas-microsoft-com:vml" xmlns:wp14="http://schemas.microsoft.com/office/word/2010/wordprocessingDrawing" xmlns:wp="http://schemas.openxmlformats.org/drawingml/2006/wordprocessingDrawing" xmlns:w10="urn:schemas-microsoft-com:office:word" xmlns:w="http://schemas.openxmlformats.org/wordprocessingml/2006/main" xmlns:w14="http://schemas.microsoft.com/office/word/2010/wordml" xmlns:w15="http://schemas.microsoft.com/office/word/2012/wordml" xmlns:w16cex="http://schemas.microsoft.com/office/word/2018/wordml/cex" xmlns:w16cid="http://schemas.microsoft.com/office/word/2016/wordml/cid" xmlns:w16="http://schemas.microsoft.com/office/word/2018/wordml" xmlns:w16sdtdh="http://schemas.microsoft.com/office/word/2020/wordml/sdtdatahash" xmlns:w16se="http://schemas.microsoft.com/office/word/2015/wordml/symex" xmlns:wpg="http://schemas.microsoft.com/office/word/2010/wordprocessingGroup" xmlns:wpi="http://schemas.microsoft.com/office/word/2010/wordprocessingInk" xmlns:wne="http://schemas.microsoft.com/office/word/2006/wordml" xmlns:wps="http://schemas.microsoft.com/office/word/2010/wordprocessingShape" mc:Ignorable="w14 w15 w16se w16cid w16 w16cex w16sdtdh wp14">
+<w:footnotes xmlns:wpc="http://schemas.microsoft.com/office/word/2010/wordprocessingCanvas" xmlns:cx="http://schemas.microsoft.com/office/drawing/2014/chartex" xmlns:cx1="http://schemas.microsoft.com/office/drawing/2015/9/8/chartex" xmlns:cx2="http://schemas.microsoft.com/office/drawing/2015/10/21/chartex" xmlns:cx3="http://schemas.microsoft.com/office/drawing/2016/5/9/chartex" xmlns:cx4="http://schemas.microsoft.com/office/drawing/2016/5/10/chartex" xmlns:cx5="http://schemas.microsoft.com/office/drawing/2016/5/11/chartex" xmlns:cx6="http://schemas.microsoft.com/office/drawing/2016/5/12/chartex" xmlns:cx7="http://schemas.microsoft.com/office/drawing/2016/5/13/chartex" xmlns:cx8="http://schemas.microsoft.com/office/drawing/2016/5/14/chartex" xmlns:mc="http://schemas.openxmlformats.org/markup-compatibility/2006" xmlns:aink="http://schemas.microsoft.com/office/drawing/2016/ink" xmlns:am3d="http://schemas.microsoft.com/office/drawing/2017/model3d" xmlns:o="urn:schemas-microsoft-com:office:office" xmlns:oel="http://schemas.microsoft.com/office/2019/extlst" xmlns:r="http://schemas.openxmlformats.org/officeDocument/2006/relationships" xmlns:m="http://schemas.openxmlformats.org/officeDocument/2006/math" xmlns:v="urn:schemas-microsoft-com:vml" xmlns:wp14="http://schemas.microsoft.com/office/word/2010/wordprocessingDrawing" xmlns:wp="http://schemas.openxmlformats.org/drawingml/2006/wordprocessingDrawing" xmlns:w10="urn:schemas-microsoft-com:office:word" xmlns:w="http://schemas.openxmlformats.org/wordprocessingml/2006/main" xmlns:w14="http://schemas.microsoft.com/office/word/2010/wordml" xmlns:w15="http://schemas.microsoft.com/office/word/2012/wordml" xmlns:w16cex="http://schemas.microsoft.com/office/word/2018/wordml/cex" xmlns:w16cid="http://schemas.microsoft.com/office/word/2016/wordml/cid" xmlns:w16="http://schemas.microsoft.com/office/word/2018/wordml" xmlns:w16du="http://schemas.microsoft.com/office/word/2023/wordml/word16du" xmlns:w16sdtdh="http://schemas.microsoft.com/office/word/2020/wordml/sdtdatahash" xmlns:w16se="http://schemas.microsoft.com/office/word/2015/wordml/symex" xmlns:wpg="http://schemas.microsoft.com/office/word/2010/wordprocessingGroup" xmlns:wpi="http://schemas.microsoft.com/office/word/2010/wordprocessingInk" xmlns:wne="http://schemas.microsoft.com/office/word/2006/wordml" xmlns:wps="http://schemas.microsoft.com/office/word/2010/wordprocessingShape" mc:Ignorable="w14 w15 w16se w16cid w16 w16cex w16sdtdh wp14">
   <w:footnote w:type="separator" w:id="-1">
     <w:p>
       <w:r>
@@ -556,7 +575,7 @@
 </file>
 
 <file path=word/header1.xml><?xml version="1.0" encoding="utf-8"?>
-<w:hdr xmlns:wpc="http://schemas.microsoft.com/office/word/2010/wordprocessingCanvas" xmlns:cx="http://schemas.microsoft.com/office/drawing/2014/chartex" xmlns:cx1="http://schemas.microsoft.com/office/drawing/2015/9/8/chartex" xmlns:cx2="http://schemas.microsoft.com/office/drawing/2015/10/21/chartex" xmlns:cx3="http://schemas.microsoft.com/office/drawing/2016/5/9/chartex" xmlns:cx4="http://schemas.microsoft.com/office/drawing/2016/5/10/chartex" xmlns:cx5="http://schemas.microsoft.com/office/drawing/2016/5/11/chartex" xmlns:cx6="http://schemas.microsoft.com/office/drawing/2016/5/12/chartex" xmlns:cx7="http://schemas.microsoft.com/office/drawing/2016/5/13/chartex" xmlns:cx8="http://schemas.microsoft.com/office/drawing/2016/5/14/chartex" xmlns:mc="http://schemas.openxmlformats.org/markup-compatibility/2006" xmlns:aink="http://schemas.microsoft.com/office/drawing/2016/ink" xmlns:am3d="http://schemas.microsoft.com/office/drawing/2017/model3d" xmlns:o="urn:schemas-microsoft-com:office:office" xmlns:oel="http://schemas.microsoft.com/office/2019/extlst" xmlns:r="http://schemas.openxmlformats.org/officeDocument/2006/relationships" xmlns:m="http://schemas.openxmlformats.org/officeDocument/2006/math" xmlns:v="urn:schemas-microsoft-com:vml" xmlns:wp14="http://schemas.microsoft.com/office/word/2010/wordprocessingDrawing" xmlns:wp="http://schemas.openxmlformats.org/drawingml/2006/wordprocessingDrawing" xmlns:w10="urn:schemas-microsoft-com:office:word" xmlns:w="http://schemas.openxmlformats.org/wordprocessingml/2006/main" xmlns:w14="http://schemas.microsoft.com/office/word/2010/wordml" xmlns:w15="http://schemas.microsoft.com/office/word/2012/wordml" xmlns:w16cex="http://schemas.microsoft.com/office/word/2018/wordml/cex" xmlns:w16cid="http://schemas.microsoft.com/office/word/2016/wordml/cid" xmlns:w16="http://schemas.microsoft.com/office/word/2018/wordml" xmlns:w16sdtdh="http://schemas.microsoft.com/office/word/2020/wordml/sdtdatahash" xmlns:w16se="http://schemas.microsoft.com/office/word/2015/wordml/symex" xmlns:wpg="http://schemas.microsoft.com/office/word/2010/wordprocessingGroup" xmlns:wpi="http://schemas.microsoft.com/office/word/2010/wordprocessingInk" xmlns:wne="http://schemas.microsoft.com/office/word/2006/wordml" xmlns:wps="http://schemas.microsoft.com/office/word/2010/wordprocessingShape" mc:Ignorable="w14 w15 w16se w16cid w16 w16cex w16sdtdh wp14">
+<w:hdr xmlns:wpc="http://schemas.microsoft.com/office/word/2010/wordprocessingCanvas" xmlns:cx="http://schemas.microsoft.com/office/drawing/2014/chartex" xmlns:cx1="http://schemas.microsoft.com/office/drawing/2015/9/8/chartex" xmlns:cx2="http://schemas.microsoft.com/office/drawing/2015/10/21/chartex" xmlns:cx3="http://schemas.microsoft.com/office/drawing/2016/5/9/chartex" xmlns:cx4="http://schemas.microsoft.com/office/drawing/2016/5/10/chartex" xmlns:cx5="http://schemas.microsoft.com/office/drawing/2016/5/11/chartex" xmlns:cx6="http://schemas.microsoft.com/office/drawing/2016/5/12/chartex" xmlns:cx7="http://schemas.microsoft.com/office/drawing/2016/5/13/chartex" xmlns:cx8="http://schemas.microsoft.com/office/drawing/2016/5/14/chartex" xmlns:mc="http://schemas.openxmlformats.org/markup-compatibility/2006" xmlns:aink="http://schemas.microsoft.com/office/drawing/2016/ink" xmlns:am3d="http://schemas.microsoft.com/office/drawing/2017/model3d" xmlns:o="urn:schemas-microsoft-com:office:office" xmlns:oel="http://schemas.microsoft.com/office/2019/extlst" xmlns:r="http://schemas.openxmlformats.org/officeDocument/2006/relationships" xmlns:m="http://schemas.openxmlformats.org/officeDocument/2006/math" xmlns:v="urn:schemas-microsoft-com:vml" xmlns:wp14="http://schemas.microsoft.com/office/word/2010/wordprocessingDrawing" xmlns:wp="http://schemas.openxmlformats.org/drawingml/2006/wordprocessingDrawing" xmlns:w10="urn:schemas-microsoft-com:office:word" xmlns:w="http://schemas.openxmlformats.org/wordprocessingml/2006/main" xmlns:w14="http://schemas.microsoft.com/office/word/2010/wordml" xmlns:w15="http://schemas.microsoft.com/office/word/2012/wordml" xmlns:w16cex="http://schemas.microsoft.com/office/word/2018/wordml/cex" xmlns:w16cid="http://schemas.microsoft.com/office/word/2016/wordml/cid" xmlns:w16="http://schemas.microsoft.com/office/word/2018/wordml" xmlns:w16du="http://schemas.microsoft.com/office/word/2023/wordml/word16du" xmlns:w16sdtdh="http://schemas.microsoft.com/office/word/2020/wordml/sdtdatahash" xmlns:w16se="http://schemas.microsoft.com/office/word/2015/wordml/symex" xmlns:wpg="http://schemas.microsoft.com/office/word/2010/wordprocessingGroup" xmlns:wpi="http://schemas.microsoft.com/office/word/2010/wordprocessingInk" xmlns:wne="http://schemas.microsoft.com/office/word/2006/wordml" xmlns:wps="http://schemas.microsoft.com/office/word/2010/wordprocessingShape" mc:Ignorable="w14 w15 w16se w16cid w16 w16cex w16sdtdh wp14">
   <w:p>
     <w:pPr>
       <w:pStyle w:val="Header"/>
@@ -566,10 +585,18 @@
         <w:noProof/>
       </w:rPr>
       <w:drawing>
-        <wp:inline distT="0" distB="0" distL="0" distR="0" wp14:anchorId="541ECA73" wp14:editId="6ACC2B11">
-          <wp:extent cx="2019300" cy="457200"/>
+        <wp:anchor distT="0" distB="0" distL="114300" distR="114300" simplePos="0" relativeHeight="251659264" behindDoc="0" locked="0" layoutInCell="1" allowOverlap="1" wp14:anchorId="345D8AEC" wp14:editId="471B8051">
+          <wp:simplePos x="0" y="0"/>
+          <wp:positionH relativeFrom="column">
+            <wp:posOffset>4058920</wp:posOffset>
+          </wp:positionH>
+          <wp:positionV relativeFrom="paragraph">
+            <wp:posOffset>-241300</wp:posOffset>
+          </wp:positionV>
+          <wp:extent cx="1323431" cy="939639"/>
           <wp:effectExtent l="0" t="0" r="0" b="0"/>
-          <wp:docPr id="1" name="Picture 1"/>
+          <wp:wrapNone/>
+          <wp:docPr id="972427881" name="Imagen 1" descr="Logotipo&#10;&#10;Descripción generada automáticamente"/>
           <wp:cNvGraphicFramePr>
             <a:graphicFrameLocks xmlns:a="http://schemas.openxmlformats.org/drawingml/2006/main" noChangeAspect="1"/>
           </wp:cNvGraphicFramePr>
@@ -577,7 +604,7 @@
             <a:graphicData uri="http://schemas.openxmlformats.org/drawingml/2006/picture">
               <pic:pic xmlns:pic="http://schemas.openxmlformats.org/drawingml/2006/picture">
                 <pic:nvPicPr>
-                  <pic:cNvPr id="1" name="Picture 1"/>
+                  <pic:cNvPr id="972427881" name="Imagen 1" descr="Logotipo&#10;&#10;Descripción generada automáticamente"/>
                   <pic:cNvPicPr/>
                 </pic:nvPicPr>
                 <pic:blipFill>
@@ -595,7 +622,7 @@
                 <pic:spPr>
                   <a:xfrm>
                     <a:off x="0" y="0"/>
-                    <a:ext cx="2019300" cy="457200"/>
+                    <a:ext cx="1323431" cy="939639"/>
                   </a:xfrm>
                   <a:prstGeom prst="rect">
                     <a:avLst/>
@@ -604,7 +631,13 @@
               </pic:pic>
             </a:graphicData>
           </a:graphic>
-        </wp:inline>
+          <wp14:sizeRelH relativeFrom="margin">
+            <wp14:pctWidth>0</wp14:pctWidth>
+          </wp14:sizeRelH>
+          <wp14:sizeRelV relativeFrom="margin">
+            <wp14:pctHeight>0</wp14:pctHeight>
+          </wp14:sizeRelV>
+        </wp:anchor>
       </w:drawing>
     </w:r>
   </w:p>
@@ -612,7 +645,7 @@
 </file>
 
 <file path=word/numbering.xml><?xml version="1.0" encoding="utf-8"?>
-<w:numbering xmlns:wpc="http://schemas.microsoft.com/office/word/2010/wordprocessingCanvas" xmlns:cx="http://schemas.microsoft.com/office/drawing/2014/chartex" xmlns:cx1="http://schemas.microsoft.com/office/drawing/2015/9/8/chartex" xmlns:cx2="http://schemas.microsoft.com/office/drawing/2015/10/21/chartex" xmlns:cx3="http://schemas.microsoft.com/office/drawing/2016/5/9/chartex" xmlns:cx4="http://schemas.microsoft.com/office/drawing/2016/5/10/chartex" xmlns:cx5="http://schemas.microsoft.com/office/drawing/2016/5/11/chartex" xmlns:cx6="http://schemas.microsoft.com/office/drawing/2016/5/12/chartex" xmlns:cx7="http://schemas.microsoft.com/office/drawing/2016/5/13/chartex" xmlns:cx8="http://schemas.microsoft.com/office/drawing/2016/5/14/chartex" xmlns:mc="http://schemas.openxmlformats.org/markup-compatibility/2006" xmlns:aink="http://schemas.microsoft.com/office/drawing/2016/ink" xmlns:am3d="http://schemas.microsoft.com/office/drawing/2017/model3d" xmlns:o="urn:schemas-microsoft-com:office:office" xmlns:oel="http://schemas.microsoft.com/office/2019/extlst" xmlns:r="http://schemas.openxmlformats.org/officeDocument/2006/relationships" xmlns:m="http://schemas.openxmlformats.org/officeDocument/2006/math" xmlns:v="urn:schemas-microsoft-com:vml" xmlns:wp14="http://schemas.microsoft.com/office/word/2010/wordprocessingDrawing" xmlns:wp="http://schemas.openxmlformats.org/drawingml/2006/wordprocessingDrawing" xmlns:w10="urn:schemas-microsoft-com:office:word" xmlns:w="http://schemas.openxmlformats.org/wordprocessingml/2006/main" xmlns:w14="http://schemas.microsoft.com/office/word/2010/wordml" xmlns:w15="http://schemas.microsoft.com/office/word/2012/wordml" xmlns:w16cex="http://schemas.microsoft.com/office/word/2018/wordml/cex" xmlns:w16cid="http://schemas.microsoft.com/office/word/2016/wordml/cid" xmlns:w16="http://schemas.microsoft.com/office/word/2018/wordml" xmlns:w16sdtdh="http://schemas.microsoft.com/office/word/2020/wordml/sdtdatahash" xmlns:w16se="http://schemas.microsoft.com/office/word/2015/wordml/symex" xmlns:wpg="http://schemas.microsoft.com/office/word/2010/wordprocessingGroup" xmlns:wpi="http://schemas.microsoft.com/office/word/2010/wordprocessingInk" xmlns:wne="http://schemas.microsoft.com/office/word/2006/wordml" xmlns:wps="http://schemas.microsoft.com/office/word/2010/wordprocessingShape" mc:Ignorable="w14 w15 w16se w16cid w16 w16cex w16sdtdh wp14">
+<w:numbering xmlns:wpc="http://schemas.microsoft.com/office/word/2010/wordprocessingCanvas" xmlns:cx="http://schemas.microsoft.com/office/drawing/2014/chartex" xmlns:cx1="http://schemas.microsoft.com/office/drawing/2015/9/8/chartex" xmlns:cx2="http://schemas.microsoft.com/office/drawing/2015/10/21/chartex" xmlns:cx3="http://schemas.microsoft.com/office/drawing/2016/5/9/chartex" xmlns:cx4="http://schemas.microsoft.com/office/drawing/2016/5/10/chartex" xmlns:cx5="http://schemas.microsoft.com/office/drawing/2016/5/11/chartex" xmlns:cx6="http://schemas.microsoft.com/office/drawing/2016/5/12/chartex" xmlns:cx7="http://schemas.microsoft.com/office/drawing/2016/5/13/chartex" xmlns:cx8="http://schemas.microsoft.com/office/drawing/2016/5/14/chartex" xmlns:mc="http://schemas.openxmlformats.org/markup-compatibility/2006" xmlns:aink="http://schemas.microsoft.com/office/drawing/2016/ink" xmlns:am3d="http://schemas.microsoft.com/office/drawing/2017/model3d" xmlns:o="urn:schemas-microsoft-com:office:office" xmlns:oel="http://schemas.microsoft.com/office/2019/extlst" xmlns:r="http://schemas.openxmlformats.org/officeDocument/2006/relationships" xmlns:m="http://schemas.openxmlformats.org/officeDocument/2006/math" xmlns:v="urn:schemas-microsoft-com:vml" xmlns:wp14="http://schemas.microsoft.com/office/word/2010/wordprocessingDrawing" xmlns:wp="http://schemas.openxmlformats.org/drawingml/2006/wordprocessingDrawing" xmlns:w10="urn:schemas-microsoft-com:office:word" xmlns:w="http://schemas.openxmlformats.org/wordprocessingml/2006/main" xmlns:w14="http://schemas.microsoft.com/office/word/2010/wordml" xmlns:w15="http://schemas.microsoft.com/office/word/2012/wordml" xmlns:w16cex="http://schemas.microsoft.com/office/word/2018/wordml/cex" xmlns:w16cid="http://schemas.microsoft.com/office/word/2016/wordml/cid" xmlns:w16="http://schemas.microsoft.com/office/word/2018/wordml" xmlns:w16du="http://schemas.microsoft.com/office/word/2023/wordml/word16du" xmlns:w16sdtdh="http://schemas.microsoft.com/office/word/2020/wordml/sdtdatahash" xmlns:w16se="http://schemas.microsoft.com/office/word/2015/wordml/symex" xmlns:wpg="http://schemas.microsoft.com/office/word/2010/wordprocessingGroup" xmlns:wpi="http://schemas.microsoft.com/office/word/2010/wordprocessingInk" xmlns:wne="http://schemas.microsoft.com/office/word/2006/wordml" xmlns:wps="http://schemas.microsoft.com/office/word/2010/wordprocessingShape" mc:Ignorable="w14 w15 w16se w16cid w16 w16cex w16sdtdh wp14">
   <w:abstractNum w:abstractNumId="0" w15:restartNumberingAfterBreak="0">
     <w:nsid w:val="FFFFFF7C"/>
     <w:multiLevelType w:val="singleLevel"/>

--- a/templates/rmd-myriad-minion-reference.docx
+++ b/templates/rmd-myriad-minion-reference.docx
@@ -385,9 +385,8 @@
       </w:r>
     </w:p>
     <w:sectPr>
-      <w:headerReference w:type="default" r:id="rId9"/>
-      <w:footerReference w:type="even" r:id="rId10"/>
-      <w:footerReference w:type="default" r:id="rId11"/>
+      <w:footerReference w:type="even" r:id="rId9"/>
+      <w:footerReference w:type="default" r:id="rId10"/>
       <w:pgSz w:w="12240" w:h="15840"/>
       <w:pgMar w:top="2160" w:right="2016" w:bottom="1728" w:left="2016" w:header="720" w:footer="720" w:gutter="288"/>
       <w:cols w:space="720"/>
@@ -572,76 +571,6 @@
     </w:p>
   </w:footnote>
 </w:footnotes>
-</file>
-
-<file path=word/header1.xml><?xml version="1.0" encoding="utf-8"?>
-<w:hdr xmlns:wpc="http://schemas.microsoft.com/office/word/2010/wordprocessingCanvas" xmlns:cx="http://schemas.microsoft.com/office/drawing/2014/chartex" xmlns:cx1="http://schemas.microsoft.com/office/drawing/2015/9/8/chartex" xmlns:cx2="http://schemas.microsoft.com/office/drawing/2015/10/21/chartex" xmlns:cx3="http://schemas.microsoft.com/office/drawing/2016/5/9/chartex" xmlns:cx4="http://schemas.microsoft.com/office/drawing/2016/5/10/chartex" xmlns:cx5="http://schemas.microsoft.com/office/drawing/2016/5/11/chartex" xmlns:cx6="http://schemas.microsoft.com/office/drawing/2016/5/12/chartex" xmlns:cx7="http://schemas.microsoft.com/office/drawing/2016/5/13/chartex" xmlns:cx8="http://schemas.microsoft.com/office/drawing/2016/5/14/chartex" xmlns:mc="http://schemas.openxmlformats.org/markup-compatibility/2006" xmlns:aink="http://schemas.microsoft.com/office/drawing/2016/ink" xmlns:am3d="http://schemas.microsoft.com/office/drawing/2017/model3d" xmlns:o="urn:schemas-microsoft-com:office:office" xmlns:oel="http://schemas.microsoft.com/office/2019/extlst" xmlns:r="http://schemas.openxmlformats.org/officeDocument/2006/relationships" xmlns:m="http://schemas.openxmlformats.org/officeDocument/2006/math" xmlns:v="urn:schemas-microsoft-com:vml" xmlns:wp14="http://schemas.microsoft.com/office/word/2010/wordprocessingDrawing" xmlns:wp="http://schemas.openxmlformats.org/drawingml/2006/wordprocessingDrawing" xmlns:w10="urn:schemas-microsoft-com:office:word" xmlns:w="http://schemas.openxmlformats.org/wordprocessingml/2006/main" xmlns:w14="http://schemas.microsoft.com/office/word/2010/wordml" xmlns:w15="http://schemas.microsoft.com/office/word/2012/wordml" xmlns:w16cex="http://schemas.microsoft.com/office/word/2018/wordml/cex" xmlns:w16cid="http://schemas.microsoft.com/office/word/2016/wordml/cid" xmlns:w16="http://schemas.microsoft.com/office/word/2018/wordml" xmlns:w16du="http://schemas.microsoft.com/office/word/2023/wordml/word16du" xmlns:w16sdtdh="http://schemas.microsoft.com/office/word/2020/wordml/sdtdatahash" xmlns:w16se="http://schemas.microsoft.com/office/word/2015/wordml/symex" xmlns:wpg="http://schemas.microsoft.com/office/word/2010/wordprocessingGroup" xmlns:wpi="http://schemas.microsoft.com/office/word/2010/wordprocessingInk" xmlns:wne="http://schemas.microsoft.com/office/word/2006/wordml" xmlns:wps="http://schemas.microsoft.com/office/word/2010/wordprocessingShape" mc:Ignorable="w14 w15 w16se w16cid w16 w16cex w16sdtdh wp14">
-  <w:p>
-    <w:pPr>
-      <w:pStyle w:val="Header"/>
-    </w:pPr>
-    <w:r>
-      <w:rPr>
-        <w:noProof/>
-      </w:rPr>
-      <w:drawing>
-        <wp:anchor distT="0" distB="0" distL="114300" distR="114300" simplePos="0" relativeHeight="251659264" behindDoc="0" locked="0" layoutInCell="1" allowOverlap="1" wp14:anchorId="345D8AEC" wp14:editId="471B8051">
-          <wp:simplePos x="0" y="0"/>
-          <wp:positionH relativeFrom="column">
-            <wp:posOffset>4058920</wp:posOffset>
-          </wp:positionH>
-          <wp:positionV relativeFrom="paragraph">
-            <wp:posOffset>-241300</wp:posOffset>
-          </wp:positionV>
-          <wp:extent cx="1323431" cy="939639"/>
-          <wp:effectExtent l="0" t="0" r="0" b="0"/>
-          <wp:wrapNone/>
-          <wp:docPr id="972427881" name="Imagen 1" descr="Logotipo&#10;&#10;Descripción generada automáticamente"/>
-          <wp:cNvGraphicFramePr>
-            <a:graphicFrameLocks xmlns:a="http://schemas.openxmlformats.org/drawingml/2006/main" noChangeAspect="1"/>
-          </wp:cNvGraphicFramePr>
-          <a:graphic xmlns:a="http://schemas.openxmlformats.org/drawingml/2006/main">
-            <a:graphicData uri="http://schemas.openxmlformats.org/drawingml/2006/picture">
-              <pic:pic xmlns:pic="http://schemas.openxmlformats.org/drawingml/2006/picture">
-                <pic:nvPicPr>
-                  <pic:cNvPr id="972427881" name="Imagen 1" descr="Logotipo&#10;&#10;Descripción generada automáticamente"/>
-                  <pic:cNvPicPr/>
-                </pic:nvPicPr>
-                <pic:blipFill>
-                  <a:blip r:embed="rId1">
-                    <a:extLst>
-                      <a:ext uri="{28A0092B-C50C-407E-A947-70E740481C1C}">
-                        <a14:useLocalDpi xmlns:a14="http://schemas.microsoft.com/office/drawing/2010/main" val="0"/>
-                      </a:ext>
-                    </a:extLst>
-                  </a:blip>
-                  <a:stretch>
-                    <a:fillRect/>
-                  </a:stretch>
-                </pic:blipFill>
-                <pic:spPr>
-                  <a:xfrm>
-                    <a:off x="0" y="0"/>
-                    <a:ext cx="1323431" cy="939639"/>
-                  </a:xfrm>
-                  <a:prstGeom prst="rect">
-                    <a:avLst/>
-                  </a:prstGeom>
-                </pic:spPr>
-              </pic:pic>
-            </a:graphicData>
-          </a:graphic>
-          <wp14:sizeRelH relativeFrom="margin">
-            <wp14:pctWidth>0</wp14:pctWidth>
-          </wp14:sizeRelH>
-          <wp14:sizeRelV relativeFrom="margin">
-            <wp14:pctHeight>0</wp14:pctHeight>
-          </wp14:sizeRelV>
-        </wp:anchor>
-      </w:drawing>
-    </w:r>
-  </w:p>
-</w:hdr>
 </file>
 
 <file path=word/numbering.xml><?xml version="1.0" encoding="utf-8"?>
